--- a/fake_mail_project_report.docx
+++ b/fake_mail_project_report.docx
@@ -2,6 +2,32 @@
 <file path=word/document.xml><?xml version="1.0" encoding="utf-8"?>
 <w:document xmlns:w="http://schemas.openxmlformats.org/wordprocessingml/2006/main" xmlns:m="http://schemas.openxmlformats.org/officeDocument/2006/math" xmlns:r="http://schemas.openxmlformats.org/officeDocument/2006/relationships" xmlns:o="urn:schemas-microsoft-com:office:office" xmlns:v="urn:schemas-microsoft-com:vml" xmlns:w10="urn:schemas-microsoft-com:office:word" xmlns:a="http://schemas.openxmlformats.org/drawingml/2006/main" xmlns:pic="http://schemas.openxmlformats.org/drawingml/2006/picture" xmlns:wp="http://schemas.openxmlformats.org/drawingml/2006/wordprocessingDrawing">
   <w:body>
+    <w:sdt>
+      <w:sdtPr>
+        <w:docPartObj>
+          <w:docPartGallery w:val="Table of Contents"/>
+          <w:docPartUnique/>
+        </w:docPartObj>
+      </w:sdtPr>
+      <w:sdtContent>
+        <w:p>
+          <w:pPr>
+            <w:pStyle w:val="TOCHeading"/>
+          </w:pPr>
+          <w:r>
+            <w:t xml:space="preserve">Table of Contents</w:t>
+          </w:r>
+        </w:p>
+        <w:p>
+          <w:r>
+            <w:fldChar w:fldCharType="begin" w:dirty="true"/>
+            <w:instrText xml:space="preserve">TOC \o "1-3" \h \z \u</w:instrText>
+            <w:fldChar w:fldCharType="separate"/>
+            <w:fldChar w:fldCharType="end"/>
+          </w:r>
+        </w:p>
+      </w:sdtContent>
+    </w:sdt>
     <w:bookmarkStart w:id="39" w:name="a-project-report-on"/>
     <w:p>
       <w:pPr>
@@ -87,6 +113,9 @@
       </w:r>
     </w:p>
     <w:p>
+      <w:pPr>
+        <w:jc w:val="both"/>
+      </w:pPr>
       <w:r>
         <w:pict>
           <v:rect style="width:0;height:1.5pt" o:hralign="center" o:hrstd="t" o:hr="t"/>
@@ -97,6 +126,11 @@
     <w:bookmarkEnd w:id="10"/>
     <w:bookmarkStart w:id="11" w:name="abstract-keywords"/>
     <w:p>
+      <w:r>
+        <w:br w:type="page"/>
+      </w:r>
+    </w:p>
+    <w:p>
       <w:pPr>
         <w:pStyle w:val="Heading2"/>
       </w:pPr>
@@ -208,6 +242,9 @@
       </w:r>
     </w:p>
     <w:p>
+      <w:pPr>
+        <w:jc w:val="both"/>
+      </w:pPr>
       <w:r>
         <w:pict>
           <v:rect style="width:0;height:1.5pt" o:hralign="center" o:hrstd="t" o:hr="t"/>
@@ -216,6 +253,11 @@
     </w:p>
     <w:bookmarkEnd w:id="11"/>
     <w:bookmarkStart w:id="15" w:name="introduction"/>
+    <w:p>
+      <w:r>
+        <w:br w:type="page"/>
+      </w:r>
+    </w:p>
     <w:p>
       <w:pPr>
         <w:pStyle w:val="Heading2"/>
@@ -444,6 +486,9 @@
       </w:r>
     </w:p>
     <w:p>
+      <w:pPr>
+        <w:jc w:val="both"/>
+      </w:pPr>
       <w:r>
         <w:pict>
           <v:rect style="width:0;height:1.5pt" o:hralign="center" o:hrstd="t" o:hr="t"/>
@@ -453,6 +498,11 @@
     <w:bookmarkEnd w:id="14"/>
     <w:bookmarkEnd w:id="15"/>
     <w:bookmarkStart w:id="18" w:name="problem-statement-objectives"/>
+    <w:p>
+      <w:r>
+        <w:br w:type="page"/>
+      </w:r>
+    </w:p>
     <w:p>
       <w:pPr>
         <w:pStyle w:val="Heading2"/>
@@ -597,6 +647,9 @@
       </w:r>
     </w:p>
     <w:p>
+      <w:pPr>
+        <w:jc w:val="both"/>
+      </w:pPr>
       <w:r>
         <w:pict>
           <v:rect style="width:0;height:1.5pt" o:hralign="center" o:hrstd="t" o:hr="t"/>
@@ -606,6 +659,11 @@
     <w:bookmarkEnd w:id="17"/>
     <w:bookmarkEnd w:id="18"/>
     <w:bookmarkStart w:id="19" w:name="literature-review"/>
+    <w:p>
+      <w:r>
+        <w:br w:type="page"/>
+      </w:r>
+    </w:p>
     <w:p>
       <w:pPr>
         <w:pStyle w:val="Heading2"/>
@@ -1188,6 +1246,9 @@
       </w:r>
     </w:p>
     <w:p>
+      <w:pPr>
+        <w:jc w:val="both"/>
+      </w:pPr>
       <w:r>
         <w:pict>
           <v:rect style="width:0;height:1.5pt" o:hralign="center" o:hrstd="t" o:hr="t"/>
@@ -1196,6 +1257,11 @@
     </w:p>
     <w:bookmarkEnd w:id="19"/>
     <w:bookmarkStart w:id="21" w:name="proposed-methodology"/>
+    <w:p>
+      <w:r>
+        <w:br w:type="page"/>
+      </w:r>
+    </w:p>
     <w:p>
       <w:pPr>
         <w:pStyle w:val="Heading2"/>
@@ -1441,6 +1507,9 @@
       </w:r>
     </w:p>
     <w:p>
+      <w:pPr>
+        <w:jc w:val="both"/>
+      </w:pPr>
       <w:r>
         <w:pict>
           <v:rect style="width:0;height:1.5pt" o:hralign="center" o:hrstd="t" o:hr="t"/>
@@ -1451,6 +1520,11 @@
     <w:bookmarkEnd w:id="21"/>
     <w:bookmarkStart w:id="22" w:name="dataset-description"/>
     <w:p>
+      <w:r>
+        <w:br w:type="page"/>
+      </w:r>
+    </w:p>
+    <w:p>
       <w:pPr>
         <w:pStyle w:val="Heading2"/>
       </w:pPr>
@@ -1619,6 +1693,9 @@
       </w:r>
     </w:p>
     <w:p>
+      <w:pPr>
+        <w:jc w:val="both"/>
+      </w:pPr>
       <w:r>
         <w:pict>
           <v:rect style="width:0;height:1.5pt" o:hralign="center" o:hrstd="t" o:hr="t"/>
@@ -1627,6 +1704,11 @@
     </w:p>
     <w:bookmarkEnd w:id="22"/>
     <w:bookmarkStart w:id="23" w:name="data-preprocessing"/>
+    <w:p>
+      <w:r>
+        <w:br w:type="page"/>
+      </w:r>
+    </w:p>
     <w:p>
       <w:pPr>
         <w:pStyle w:val="Heading2"/>
@@ -1807,6 +1889,9 @@
       </w:r>
     </w:p>
     <w:p>
+      <w:pPr>
+        <w:jc w:val="both"/>
+      </w:pPr>
       <w:r>
         <w:pict>
           <v:rect style="width:0;height:1.5pt" o:hralign="center" o:hrstd="t" o:hr="t"/>
@@ -1816,6 +1901,11 @@
     <w:bookmarkEnd w:id="23"/>
     <w:bookmarkStart w:id="25" w:name="feature-engineering"/>
     <w:p>
+      <w:r>
+        <w:br w:type="page"/>
+      </w:r>
+    </w:p>
+    <w:p>
       <w:pPr>
         <w:pStyle w:val="Heading2"/>
       </w:pPr>
@@ -1920,6 +2010,9 @@
       </w:r>
     </w:p>
     <w:p>
+      <w:pPr>
+        <w:jc w:val="both"/>
+      </w:pPr>
       <w:r>
         <w:pict>
           <v:rect style="width:0;height:1.5pt" o:hralign="center" o:hrstd="t" o:hr="t"/>
@@ -1929,6 +2022,11 @@
     <w:bookmarkEnd w:id="24"/>
     <w:bookmarkEnd w:id="25"/>
     <w:bookmarkStart w:id="26" w:name="machine-learning-models"/>
+    <w:p>
+      <w:r>
+        <w:br w:type="page"/>
+      </w:r>
+    </w:p>
     <w:p>
       <w:pPr>
         <w:pStyle w:val="Heading2"/>
@@ -2208,6 +2306,9 @@
       </w:r>
     </w:p>
     <w:p>
+      <w:pPr>
+        <w:jc w:val="both"/>
+      </w:pPr>
       <w:r>
         <w:pict>
           <v:rect style="width:0;height:1.5pt" o:hralign="center" o:hrstd="t" o:hr="t"/>
@@ -2217,6 +2318,11 @@
     <w:bookmarkEnd w:id="26"/>
     <w:bookmarkStart w:id="27" w:name="model-training"/>
     <w:p>
+      <w:r>
+        <w:br w:type="page"/>
+      </w:r>
+    </w:p>
+    <w:p>
       <w:pPr>
         <w:pStyle w:val="Heading2"/>
       </w:pPr>
@@ -2365,6 +2471,9 @@
       </w:r>
     </w:p>
     <w:p>
+      <w:pPr>
+        <w:jc w:val="both"/>
+      </w:pPr>
       <w:r>
         <w:pict>
           <v:rect style="width:0;height:1.5pt" o:hralign="center" o:hrstd="t" o:hr="t"/>
@@ -2373,6 +2482,11 @@
     </w:p>
     <w:bookmarkEnd w:id="27"/>
     <w:bookmarkStart w:id="30" w:name="results-evaluation"/>
+    <w:p>
+      <w:r>
+        <w:br w:type="page"/>
+      </w:r>
+    </w:p>
     <w:p>
       <w:pPr>
         <w:pStyle w:val="Heading2"/>
@@ -2775,6 +2889,9 @@
       </w:r>
     </w:p>
     <w:p>
+      <w:pPr>
+        <w:jc w:val="both"/>
+      </w:pPr>
       <w:r>
         <w:pict>
           <v:rect style="width:0;height:1.5pt" o:hralign="center" o:hrstd="t" o:hr="t"/>
@@ -2785,6 +2902,11 @@
     <w:bookmarkEnd w:id="30"/>
     <w:bookmarkStart w:id="31" w:name="feature-importance-analysis"/>
     <w:p>
+      <w:r>
+        <w:br w:type="page"/>
+      </w:r>
+    </w:p>
+    <w:p>
       <w:pPr>
         <w:pStyle w:val="Heading2"/>
       </w:pPr>
@@ -2979,6 +3101,9 @@
       </w:r>
     </w:p>
     <w:p>
+      <w:pPr>
+        <w:jc w:val="both"/>
+      </w:pPr>
       <w:r>
         <w:pict>
           <v:rect style="width:0;height:1.5pt" o:hralign="center" o:hrstd="t" o:hr="t"/>
@@ -2988,6 +3113,11 @@
     <w:bookmarkEnd w:id="31"/>
     <w:bookmarkStart w:id="32" w:name="prediction-module"/>
     <w:p>
+      <w:r>
+        <w:br w:type="page"/>
+      </w:r>
+    </w:p>
+    <w:p>
       <w:pPr>
         <w:pStyle w:val="Heading2"/>
       </w:pPr>
@@ -3116,6 +3246,9 @@
       </w:r>
     </w:p>
     <w:p>
+      <w:pPr>
+        <w:jc w:val="both"/>
+      </w:pPr>
       <w:r>
         <w:pict>
           <v:rect style="width:0;height:1.5pt" o:hralign="center" o:hrstd="t" o:hr="t"/>
@@ -3124,6 +3257,11 @@
     </w:p>
     <w:bookmarkEnd w:id="32"/>
     <w:bookmarkStart w:id="36" w:name="advantages-limitations-future-scope"/>
+    <w:p>
+      <w:r>
+        <w:br w:type="page"/>
+      </w:r>
+    </w:p>
     <w:p>
       <w:pPr>
         <w:pStyle w:val="Heading2"/>
@@ -3354,6 +3492,9 @@
       </w:r>
     </w:p>
     <w:p>
+      <w:pPr>
+        <w:jc w:val="both"/>
+      </w:pPr>
       <w:r>
         <w:pict>
           <v:rect style="width:0;height:1.5pt" o:hralign="center" o:hrstd="t" o:hr="t"/>
@@ -3364,6 +3505,11 @@
     <w:bookmarkEnd w:id="36"/>
     <w:bookmarkStart w:id="37" w:name="conclusion"/>
     <w:p>
+      <w:r>
+        <w:br w:type="page"/>
+      </w:r>
+    </w:p>
+    <w:p>
       <w:pPr>
         <w:pStyle w:val="Heading2"/>
       </w:pPr>
@@ -3388,6 +3534,9 @@
       </w:r>
     </w:p>
     <w:p>
+      <w:pPr>
+        <w:jc w:val="both"/>
+      </w:pPr>
       <w:r>
         <w:pict>
           <v:rect style="width:0;height:1.5pt" o:hralign="center" o:hrstd="t" o:hr="t"/>
@@ -3396,6 +3545,11 @@
     </w:p>
     <w:bookmarkEnd w:id="37"/>
     <w:bookmarkStart w:id="38" w:name="references"/>
+    <w:p>
+      <w:r>
+        <w:br w:type="page"/>
+      </w:r>
+    </w:p>
     <w:p>
       <w:pPr>
         <w:pStyle w:val="Heading2"/>

--- a/fake_mail_project_report.docx
+++ b/fake_mail_project_report.docx
@@ -2,32 +2,6 @@
 <file path=word/document.xml><?xml version="1.0" encoding="utf-8"?>
 <w:document xmlns:w="http://schemas.openxmlformats.org/wordprocessingml/2006/main" xmlns:m="http://schemas.openxmlformats.org/officeDocument/2006/math" xmlns:r="http://schemas.openxmlformats.org/officeDocument/2006/relationships" xmlns:o="urn:schemas-microsoft-com:office:office" xmlns:v="urn:schemas-microsoft-com:vml" xmlns:w10="urn:schemas-microsoft-com:office:word" xmlns:a="http://schemas.openxmlformats.org/drawingml/2006/main" xmlns:pic="http://schemas.openxmlformats.org/drawingml/2006/picture" xmlns:wp="http://schemas.openxmlformats.org/drawingml/2006/wordprocessingDrawing">
   <w:body>
-    <w:sdt>
-      <w:sdtPr>
-        <w:docPartObj>
-          <w:docPartGallery w:val="Table of Contents"/>
-          <w:docPartUnique/>
-        </w:docPartObj>
-      </w:sdtPr>
-      <w:sdtContent>
-        <w:p>
-          <w:pPr>
-            <w:pStyle w:val="TOCHeading"/>
-          </w:pPr>
-          <w:r>
-            <w:t xml:space="preserve">Table of Contents</w:t>
-          </w:r>
-        </w:p>
-        <w:p>
-          <w:r>
-            <w:fldChar w:fldCharType="begin" w:dirty="true"/>
-            <w:instrText xml:space="preserve">TOC \o "1-3" \h \z \u</w:instrText>
-            <w:fldChar w:fldCharType="separate"/>
-            <w:fldChar w:fldCharType="end"/>
-          </w:r>
-        </w:p>
-      </w:sdtContent>
-    </w:sdt>
     <w:bookmarkStart w:id="39" w:name="a-project-report-on"/>
     <w:p>
       <w:pPr>
@@ -49,6 +23,7 @@
     <w:p>
       <w:pPr>
         <w:pStyle w:val="FirstParagraph"/>
+        <w:jc w:val="both"/>
       </w:pPr>
       <w:r>
         <w:t xml:space="preserve"> </w:t>
@@ -76,11 +51,13 @@
     <w:p>
       <w:pPr>
         <w:pStyle w:val="FirstParagraph"/>
+        <w:jc w:val="both"/>
       </w:pPr>
     </w:p>
     <w:p>
       <w:pPr>
         <w:pStyle w:val="BodyText"/>
+        <w:jc w:val="both"/>
       </w:pPr>
       <w:r>
         <w:t xml:space="preserve">Submitted by</w:t>
@@ -89,6 +66,7 @@
     <w:p>
       <w:pPr>
         <w:pStyle w:val="BodyText"/>
+        <w:jc w:val="both"/>
       </w:pPr>
       <w:r>
         <w:rPr>
@@ -107,9 +85,253 @@
     <w:p>
       <w:pPr>
         <w:pStyle w:val="BodyText"/>
+        <w:jc w:val="both"/>
       </w:pPr>
       <w:r>
         <w:t xml:space="preserve">2026</w:t>
+      </w:r>
+    </w:p>
+    <w:tbl>
+      <w:tblPr>
+        <w:tblStyle w:val="Table"/>
+        <w:tblW w:type="pct" w:w="278"/>
+        <w:tblLayout w:type="fixed"/>
+        <w:tblLook w:firstRow="0" w:lastRow="0" w:firstColumn="0" w:lastColumn="0" w:noHBand="0" w:noVBand="0" w:val="0000"/>
+      </w:tblPr>
+      <w:tblGrid>
+        <w:gridCol w:w="440"/>
+      </w:tblGrid>
+      <w:tr>
+        <w:tc>
+          <w:tcPr/>
+          <w:p>
+            <w:pPr>
+              <w:pStyle w:val="Compact"/>
+            </w:pPr>
+            <w:r>
+              <w:t xml:space="preserve"># Table of Contents</w:t>
+            </w:r>
+            <w:r>
+              <w:t xml:space="preserve"> </w:t>
+            </w:r>
+            <w:r>
+              <w:t xml:space="preserve">Abstract &amp; Keywords 3</w:t>
+            </w:r>
+            <w:r>
+              <w:t xml:space="preserve"> </w:t>
+            </w:r>
+            <w:r>
+              <w:t xml:space="preserve">Introduction 4</w:t>
+            </w:r>
+            <w:r>
+              <w:t xml:space="preserve"> </w:t>
+            </w:r>
+            <w:r>
+              <w:t xml:space="preserve">Problem Statement &amp; Objectives 5</w:t>
+            </w:r>
+            <w:r>
+              <w:t xml:space="preserve"> </w:t>
+            </w:r>
+            <w:r>
+              <w:t xml:space="preserve">Literature Review 6</w:t>
+            </w:r>
+            <w:r>
+              <w:t xml:space="preserve"> </w:t>
+            </w:r>
+            <w:r>
+              <w:t xml:space="preserve">Proposed Methodology 8</w:t>
+            </w:r>
+            <w:r>
+              <w:t xml:space="preserve"> </w:t>
+            </w:r>
+            <w:r>
+              <w:t xml:space="preserve">Dataset Description 9</w:t>
+            </w:r>
+            <w:r>
+              <w:t xml:space="preserve"> </w:t>
+            </w:r>
+            <w:r>
+              <w:t xml:space="preserve">Data Preprocessing 10</w:t>
+            </w:r>
+            <w:r>
+              <w:t xml:space="preserve"> </w:t>
+            </w:r>
+            <w:r>
+              <w:t xml:space="preserve">Feature Engineering 11</w:t>
+            </w:r>
+            <w:r>
+              <w:t xml:space="preserve"> </w:t>
+            </w:r>
+            <w:r>
+              <w:t xml:space="preserve">Machine Learning Models 12</w:t>
+            </w:r>
+            <w:r>
+              <w:t xml:space="preserve"> </w:t>
+            </w:r>
+            <w:r>
+              <w:t xml:space="preserve">Model Training 15</w:t>
+            </w:r>
+            <w:r>
+              <w:t xml:space="preserve"> </w:t>
+            </w:r>
+            <w:r>
+              <w:t xml:space="preserve">Results &amp; Evaluation 16</w:t>
+            </w:r>
+            <w:r>
+              <w:t xml:space="preserve"> </w:t>
+            </w:r>
+            <w:r>
+              <w:t xml:space="preserve">Feature Importance &amp; Analysis 18</w:t>
+            </w:r>
+            <w:r>
+              <w:t xml:space="preserve"> </w:t>
+            </w:r>
+            <w:r>
+              <w:t xml:space="preserve">Prediction Module 19</w:t>
+            </w:r>
+            <w:r>
+              <w:t xml:space="preserve"> </w:t>
+            </w:r>
+            <w:r>
+              <w:t xml:space="preserve">Advantages, Limitations &amp; Future Scope 20</w:t>
+            </w:r>
+            <w:r>
+              <w:t xml:space="preserve"> </w:t>
+            </w:r>
+            <w:r>
+              <w:t xml:space="preserve">Conclusion 21</w:t>
+            </w:r>
+            <w:r>
+              <w:t xml:space="preserve"> </w:t>
+            </w:r>
+            <w:r>
+              <w:t xml:space="preserve">References 22</w:t>
+            </w:r>
+          </w:p>
+        </w:tc>
+      </w:tr>
+    </w:tbl>
+    <w:bookmarkEnd w:id="9"/>
+    <w:bookmarkEnd w:id="10"/>
+    <w:bookmarkStart w:id="11" w:name="abstract-keywords"/>
+    <w:p>
+      <w:r>
+        <w:br w:type="page"/>
+      </w:r>
+    </w:p>
+    <w:p>
+      <w:pPr>
+        <w:pStyle w:val="Heading2"/>
+      </w:pPr>
+      <w:r>
+        <w:t xml:space="preserve">2. Abstract &amp; Keywords</w:t>
+      </w:r>
+    </w:p>
+    <w:p>
+      <w:pPr>
+        <w:pStyle w:val="FirstParagraph"/>
+        <w:jc w:val="both"/>
+      </w:pPr>
+      <w:r>
+        <w:rPr>
+          <w:b/>
+          <w:bCs/>
+        </w:rPr>
+        <w:t xml:space="preserve">Abstract:</w:t>
+      </w:r>
+      <w:r>
+        <w:t xml:space="preserve"> </w:t>
+      </w:r>
+      <w:r>
+        <w:t xml:space="preserve">With the widespread adoption of email for personal and professional communication, phishing attacks have become one of the most prominent cyber threats globally. Phishing emails are malicious communications designed to deceive recipients into revealing sensitive information, such as passwords or financial data, by masquerading as trustworthy entities. This project presents a machine learning-based system designed to automatically classify emails as</w:t>
+      </w:r>
+      <w:r>
+        <w:t xml:space="preserve"> </w:t>
+      </w:r>
+      <w:r>
+        <w:t xml:space="preserve">“Phishing”</w:t>
+      </w:r>
+      <w:r>
+        <w:t xml:space="preserve"> </w:t>
+      </w:r>
+      <w:r>
+        <w:t xml:space="preserve">or</w:t>
+      </w:r>
+      <w:r>
+        <w:t xml:space="preserve"> </w:t>
+      </w:r>
+      <w:r>
+        <w:t xml:space="preserve">“Legitimate”</w:t>
+      </w:r>
+      <w:r>
+        <w:t xml:space="preserve"> </w:t>
+      </w:r>
+      <w:r>
+        <w:t xml:space="preserve">using Natural Language Processing (NLP) techniques, providing a scalable and efficient defense mechanism.</w:t>
+      </w:r>
+    </w:p>
+    <w:p>
+      <w:pPr>
+        <w:pStyle w:val="BodyText"/>
+        <w:jc w:val="both"/>
+      </w:pPr>
+      <w:r>
+        <w:t xml:space="preserve">The proposed system processes raw email text through a robust preprocessing pipeline that involves lowercasing, removal of HTML tags, punctuation, URLs, and stopwords, followed by tokenization. To handle a wide array of potential vocabulary words, including deliberate misspellings used by attackers to bypass traditional spam filters, the cleaned text is converted into numerical feature vectors using Term Frequency-Inverse Document Frequency (TF-IDF) combined with Character N-Grams. Four supervised machine learning classifiers—Logistic Regression, Random Forest, Multinomial Naive Bayes, and a feed-forward Neural Network—are trained on an 80:20 train-test split and evaluated using accuracy, precision, recall, and F1-score.</w:t>
+      </w:r>
+    </w:p>
+    <w:p>
+      <w:pPr>
+        <w:pStyle w:val="BodyText"/>
+        <w:jc w:val="both"/>
+      </w:pPr>
+      <w:r>
+        <w:t xml:space="preserve">Experimental results demonstrate that all models achieved exceptional performance on the curated dataset, highlighting the highly discriminative nature of phishing vocabulary (e.g.,</w:t>
+      </w:r>
+      <w:r>
+        <w:t xml:space="preserve"> </w:t>
+      </w:r>
+      <w:r>
+        <w:t xml:space="preserve">“urgent”</w:t>
+      </w:r>
+      <w:r>
+        <w:t xml:space="preserve">,</w:t>
+      </w:r>
+      <w:r>
+        <w:t xml:space="preserve"> </w:t>
+      </w:r>
+      <w:r>
+        <w:t xml:space="preserve">“suspend”</w:t>
+      </w:r>
+      <w:r>
+        <w:t xml:space="preserve">,</w:t>
+      </w:r>
+      <w:r>
+        <w:t xml:space="preserve"> </w:t>
+      </w:r>
+      <w:r>
+        <w:t xml:space="preserve">“password”</w:t>
+      </w:r>
+      <w:r>
+        <w:t xml:space="preserve">). A feature importance analysis reveals the most influential keywords predicting phishing attempts. Furthermore, the best-performing model is deployed into an interactive web application built with Streamlit, demonstrating real-time email classification. The project concludes that classical and neural machine learning models, when paired with robust feature engineering, provide an effective and interpretable approach to combating phishing attacks.</w:t>
+      </w:r>
+    </w:p>
+    <w:p>
+      <w:pPr>
+        <w:pStyle w:val="BodyText"/>
+        <w:jc w:val="both"/>
+      </w:pPr>
+      <w:r>
+        <w:rPr>
+          <w:b/>
+          <w:bCs/>
+        </w:rPr>
+        <w:t xml:space="preserve">Keywords:</w:t>
+      </w:r>
+      <w:r>
+        <w:t xml:space="preserve"> </w:t>
+      </w:r>
+      <w:r>
+        <w:t xml:space="preserve">Phishing Detection, Cyber Security, Natural Language Processing, TF-IDF, Machine Learning, Text Classification.</w:t>
       </w:r>
     </w:p>
     <w:p>
@@ -122,135 +344,6 @@
         </w:pict>
       </w:r>
     </w:p>
-    <w:bookmarkEnd w:id="9"/>
-    <w:bookmarkEnd w:id="10"/>
-    <w:bookmarkStart w:id="11" w:name="abstract-keywords"/>
-    <w:p>
-      <w:r>
-        <w:br w:type="page"/>
-      </w:r>
-    </w:p>
-    <w:p>
-      <w:pPr>
-        <w:pStyle w:val="Heading2"/>
-      </w:pPr>
-      <w:r>
-        <w:t xml:space="preserve">2. Abstract &amp; Keywords</w:t>
-      </w:r>
-    </w:p>
-    <w:p>
-      <w:pPr>
-        <w:pStyle w:val="FirstParagraph"/>
-      </w:pPr>
-      <w:r>
-        <w:rPr>
-          <w:b/>
-          <w:bCs/>
-        </w:rPr>
-        <w:t xml:space="preserve">Abstract:</w:t>
-      </w:r>
-      <w:r>
-        <w:t xml:space="preserve"> </w:t>
-      </w:r>
-      <w:r>
-        <w:t xml:space="preserve">With the widespread adoption of email for personal and professional communication, phishing attacks have become one of the most prominent cyber threats globally. Phishing emails are malicious communications designed to deceive recipients into revealing sensitive information, such as passwords or financial data, by masquerading as trustworthy entities. This project presents a machine learning-based system designed to automatically classify emails as</w:t>
-      </w:r>
-      <w:r>
-        <w:t xml:space="preserve"> </w:t>
-      </w:r>
-      <w:r>
-        <w:t xml:space="preserve">“Phishing”</w:t>
-      </w:r>
-      <w:r>
-        <w:t xml:space="preserve"> </w:t>
-      </w:r>
-      <w:r>
-        <w:t xml:space="preserve">or</w:t>
-      </w:r>
-      <w:r>
-        <w:t xml:space="preserve"> </w:t>
-      </w:r>
-      <w:r>
-        <w:t xml:space="preserve">“Legitimate”</w:t>
-      </w:r>
-      <w:r>
-        <w:t xml:space="preserve"> </w:t>
-      </w:r>
-      <w:r>
-        <w:t xml:space="preserve">using Natural Language Processing (NLP) techniques, providing a scalable and efficient defense mechanism.</w:t>
-      </w:r>
-    </w:p>
-    <w:p>
-      <w:pPr>
-        <w:pStyle w:val="BodyText"/>
-      </w:pPr>
-      <w:r>
-        <w:t xml:space="preserve">The proposed system processes raw email text through a robust preprocessing pipeline that involves lowercasing, removal of HTML tags, punctuation, URLs, and stopwords, followed by tokenization. To handle a wide array of potential vocabulary words, including deliberate misspellings used by attackers to bypass traditional spam filters, the cleaned text is converted into numerical feature vectors using Term Frequency-Inverse Document Frequency (TF-IDF) combined with Character N-Grams. Four supervised machine learning classifiers—Logistic Regression, Random Forest, Multinomial Naive Bayes, and a feed-forward Neural Network—are trained on an 80:20 train-test split and evaluated using accuracy, precision, recall, and F1-score.</w:t>
-      </w:r>
-    </w:p>
-    <w:p>
-      <w:pPr>
-        <w:pStyle w:val="BodyText"/>
-      </w:pPr>
-      <w:r>
-        <w:t xml:space="preserve">Experimental results demonstrate that all models achieved exceptional performance on the curated dataset, highlighting the highly discriminative nature of phishing vocabulary (e.g.,</w:t>
-      </w:r>
-      <w:r>
-        <w:t xml:space="preserve"> </w:t>
-      </w:r>
-      <w:r>
-        <w:t xml:space="preserve">“urgent”</w:t>
-      </w:r>
-      <w:r>
-        <w:t xml:space="preserve">,</w:t>
-      </w:r>
-      <w:r>
-        <w:t xml:space="preserve"> </w:t>
-      </w:r>
-      <w:r>
-        <w:t xml:space="preserve">“suspend”</w:t>
-      </w:r>
-      <w:r>
-        <w:t xml:space="preserve">,</w:t>
-      </w:r>
-      <w:r>
-        <w:t xml:space="preserve"> </w:t>
-      </w:r>
-      <w:r>
-        <w:t xml:space="preserve">“password”</w:t>
-      </w:r>
-      <w:r>
-        <w:t xml:space="preserve">). A feature importance analysis reveals the most influential keywords predicting phishing attempts. Furthermore, the best-performing model is deployed into an interactive web application built with Streamlit, demonstrating real-time email classification. The project concludes that classical and neural machine learning models, when paired with robust feature engineering, provide an effective and interpretable approach to combating phishing attacks.</w:t>
-      </w:r>
-    </w:p>
-    <w:p>
-      <w:pPr>
-        <w:pStyle w:val="BodyText"/>
-      </w:pPr>
-      <w:r>
-        <w:rPr>
-          <w:b/>
-          <w:bCs/>
-        </w:rPr>
-        <w:t xml:space="preserve">Keywords:</w:t>
-      </w:r>
-      <w:r>
-        <w:t xml:space="preserve"> </w:t>
-      </w:r>
-      <w:r>
-        <w:t xml:space="preserve">Phishing Detection, Cyber Security, Natural Language Processing, TF-IDF, Machine Learning, Text Classification.</w:t>
-      </w:r>
-    </w:p>
-    <w:p>
-      <w:pPr>
-        <w:jc w:val="both"/>
-      </w:pPr>
-      <w:r>
-        <w:pict>
-          <v:rect style="width:0;height:1.5pt" o:hralign="center" o:hrstd="t" o:hr="t"/>
-        </w:pict>
-      </w:r>
-    </w:p>
     <w:bookmarkEnd w:id="11"/>
     <w:bookmarkStart w:id="15" w:name="introduction"/>
     <w:p>
@@ -278,6 +371,7 @@
     <w:p>
       <w:pPr>
         <w:pStyle w:val="FirstParagraph"/>
+        <w:jc w:val="both"/>
       </w:pPr>
       <w:r>
         <w:t xml:space="preserve">Phishing is a type of social engineering attack wherein malicious actors send deceptive messages to manipulate individuals into performing specific actions, such as clicking on a malicious link, downloading malware, or divulging confidential information. In the context of email, phishing campaigns often impersonate banks, government organizations, or widely used service providers to exploit the trust and urgency of the recipient.</w:t>
@@ -286,6 +380,7 @@
     <w:p>
       <w:pPr>
         <w:pStyle w:val="BodyText"/>
+        <w:jc w:val="both"/>
       </w:pPr>
       <w:r>
         <w:t xml:space="preserve">Modern phishing attacks range from generic</w:t>
@@ -332,6 +427,7 @@
           <w:ilvl w:val="0"/>
           <w:numId w:val="1001"/>
         </w:numPr>
+        <w:jc w:val="both"/>
       </w:pPr>
       <w:r>
         <w:rPr>
@@ -354,6 +450,7 @@
           <w:ilvl w:val="0"/>
           <w:numId w:val="1001"/>
         </w:numPr>
+        <w:jc w:val="both"/>
       </w:pPr>
       <w:r>
         <w:rPr>
@@ -376,6 +473,7 @@
           <w:ilvl w:val="0"/>
           <w:numId w:val="1001"/>
         </w:numPr>
+        <w:jc w:val="both"/>
       </w:pPr>
       <w:r>
         <w:rPr>
@@ -398,6 +496,7 @@
           <w:ilvl w:val="0"/>
           <w:numId w:val="1001"/>
         </w:numPr>
+        <w:jc w:val="both"/>
       </w:pPr>
       <w:r>
         <w:rPr>
@@ -420,6 +519,7 @@
           <w:ilvl w:val="0"/>
           <w:numId w:val="1001"/>
         </w:numPr>
+        <w:jc w:val="both"/>
       </w:pPr>
       <w:r>
         <w:rPr>
@@ -448,6 +548,7 @@
     <w:p>
       <w:pPr>
         <w:pStyle w:val="FirstParagraph"/>
+        <w:jc w:val="both"/>
       </w:pPr>
       <w:r>
         <w:t xml:space="preserve">Traditional anti-phishing systems rely heavily on blacklists (known bad IP addresses or sender domains) and strict rule-based keyword matching. However, these static defenses are easily bypassed by attackers who rapidly change their sender infrastructure, domains, and text structures.</w:t>
@@ -456,6 +557,7 @@
     <w:p>
       <w:pPr>
         <w:pStyle w:val="BodyText"/>
+        <w:jc w:val="both"/>
       </w:pPr>
       <w:r>
         <w:t xml:space="preserve">Artificial Intelligence, specifically Machine Learning and Natural Language Processing, provides a dynamic and adaptive solution. Instead of relying on hardcoded rules, ML models learn the underlying statistical patterns, linguistic structures, and semantic meaning of phishing text. These models can detect subtle anomalies, structural inconsistencies, and the characteristic sense of</w:t>
@@ -523,6 +625,7 @@
     <w:p>
       <w:pPr>
         <w:pStyle w:val="FirstParagraph"/>
+        <w:jc w:val="both"/>
       </w:pPr>
       <w:r>
         <w:t xml:space="preserve">The proliferation of sophisticated phishing emails capable of bypassing traditional filters poses a significant threat to information security. There is an urgent need for an automated, intelligent system that can analyze the textual content of an email and accurately classify it as</w:t>
@@ -569,6 +672,7 @@
           <w:ilvl w:val="0"/>
           <w:numId w:val="1002"/>
         </w:numPr>
+        <w:jc w:val="both"/>
       </w:pPr>
       <w:r>
         <w:t xml:space="preserve">To understand the linguistic and structural characteristics that distinguish phishing emails from legitimate communications.</w:t>
@@ -581,6 +685,7 @@
           <w:ilvl w:val="0"/>
           <w:numId w:val="1002"/>
         </w:numPr>
+        <w:jc w:val="both"/>
       </w:pPr>
       <w:r>
         <w:t xml:space="preserve">To collect, generate, and preprocess a labelled dataset of phishing and legitimate emails suitable for supervised machine learning.</w:t>
@@ -593,6 +698,7 @@
           <w:ilvl w:val="0"/>
           <w:numId w:val="1002"/>
         </w:numPr>
+        <w:jc w:val="both"/>
       </w:pPr>
       <w:r>
         <w:t xml:space="preserve">To extract robust numerical features from raw email text using TF-IDF vectorization and Character N-Grams.</w:t>
@@ -605,6 +711,7 @@
           <w:ilvl w:val="0"/>
           <w:numId w:val="1002"/>
         </w:numPr>
+        <w:jc w:val="both"/>
       </w:pPr>
       <w:r>
         <w:t xml:space="preserve">To implement and train multiple machine learning classifiers—Logistic Regression, Random Forest, Naive Bayes, and a Neural Network.</w:t>
@@ -617,6 +724,7 @@
           <w:ilvl w:val="0"/>
           <w:numId w:val="1002"/>
         </w:numPr>
+        <w:jc w:val="both"/>
       </w:pPr>
       <w:r>
         <w:t xml:space="preserve">To evaluate model performance using standard metrics (accuracy, precision, recall, F1-score).</w:t>
@@ -629,6 +737,7 @@
           <w:ilvl w:val="0"/>
           <w:numId w:val="1002"/>
         </w:numPr>
+        <w:jc w:val="both"/>
       </w:pPr>
       <w:r>
         <w:t xml:space="preserve">To conduct feature analysis to identify the textual markers most predictive of phishing.</w:t>
@@ -641,6 +750,7 @@
           <w:ilvl w:val="0"/>
           <w:numId w:val="1002"/>
         </w:numPr>
+        <w:jc w:val="both"/>
       </w:pPr>
       <w:r>
         <w:t xml:space="preserve">To develop and deploy an interactive web-based prediction module (GUI) using Streamlit for real-time email classification.</w:t>
@@ -675,6 +785,7 @@
     <w:p>
       <w:pPr>
         <w:pStyle w:val="FirstParagraph"/>
+        <w:jc w:val="both"/>
       </w:pPr>
       <w:r>
         <w:t xml:space="preserve">Several research studies have focused on using machine learning techniques to combat phishing. Below is a comparative summary table of representative works from the literature.</w:t>
@@ -1214,6 +1325,7 @@
     <w:p>
       <w:pPr>
         <w:pStyle w:val="BodyText"/>
+        <w:jc w:val="both"/>
       </w:pPr>
       <w:r>
         <w:rPr>
@@ -1273,6 +1385,7 @@
     <w:p>
       <w:pPr>
         <w:pStyle w:val="FirstParagraph"/>
+        <w:jc w:val="both"/>
       </w:pPr>
       <w:r>
         <w:t xml:space="preserve">The proposed system follows a standard supervised text-classification pipeline.</w:t>
@@ -1281,6 +1394,7 @@
     <w:p>
       <w:pPr>
         <w:pStyle w:val="SourceCode"/>
+        <w:jc w:val="both"/>
       </w:pPr>
       <w:r>
         <w:rPr>
@@ -1359,6 +1473,7 @@
           <w:ilvl w:val="0"/>
           <w:numId w:val="1003"/>
         </w:numPr>
+        <w:jc w:val="both"/>
       </w:pPr>
       <w:r>
         <w:rPr>
@@ -1381,6 +1496,7 @@
           <w:ilvl w:val="0"/>
           <w:numId w:val="1003"/>
         </w:numPr>
+        <w:jc w:val="both"/>
       </w:pPr>
       <w:r>
         <w:rPr>
@@ -1403,6 +1519,7 @@
           <w:ilvl w:val="0"/>
           <w:numId w:val="1003"/>
         </w:numPr>
+        <w:jc w:val="both"/>
       </w:pPr>
       <w:r>
         <w:rPr>
@@ -1425,6 +1542,7 @@
           <w:ilvl w:val="0"/>
           <w:numId w:val="1003"/>
         </w:numPr>
+        <w:jc w:val="both"/>
       </w:pPr>
       <w:r>
         <w:rPr>
@@ -1447,6 +1565,7 @@
           <w:ilvl w:val="0"/>
           <w:numId w:val="1003"/>
         </w:numPr>
+        <w:jc w:val="both"/>
       </w:pPr>
       <w:r>
         <w:rPr>
@@ -1469,6 +1588,7 @@
           <w:ilvl w:val="0"/>
           <w:numId w:val="1003"/>
         </w:numPr>
+        <w:jc w:val="both"/>
       </w:pPr>
       <w:r>
         <w:rPr>
@@ -1491,6 +1611,7 @@
           <w:ilvl w:val="0"/>
           <w:numId w:val="1003"/>
         </w:numPr>
+        <w:jc w:val="both"/>
       </w:pPr>
       <w:r>
         <w:rPr>
@@ -1535,6 +1656,7 @@
     <w:p>
       <w:pPr>
         <w:pStyle w:val="FirstParagraph"/>
+        <w:jc w:val="both"/>
       </w:pPr>
       <w:r>
         <w:rPr>
@@ -1553,6 +1675,7 @@
     <w:p>
       <w:pPr>
         <w:pStyle w:val="BodyText"/>
+        <w:jc w:val="both"/>
       </w:pPr>
       <w:r>
         <w:rPr>
@@ -1677,6 +1800,7 @@
     <w:p>
       <w:pPr>
         <w:pStyle w:val="BodyText"/>
+        <w:jc w:val="both"/>
       </w:pPr>
       <w:r>
         <w:rPr>
@@ -1720,6 +1844,7 @@
     <w:p>
       <w:pPr>
         <w:pStyle w:val="FirstParagraph"/>
+        <w:jc w:val="both"/>
       </w:pPr>
       <w:r>
         <w:t xml:space="preserve">Raw email text contains significant noise, especially HTML artifacts from rich-text formatting. The following pipeline is applied:</w:t>
@@ -1732,6 +1857,7 @@
           <w:ilvl w:val="0"/>
           <w:numId w:val="1004"/>
         </w:numPr>
+        <w:jc w:val="both"/>
       </w:pPr>
       <w:r>
         <w:rPr>
@@ -1775,6 +1901,7 @@
           <w:ilvl w:val="0"/>
           <w:numId w:val="1004"/>
         </w:numPr>
+        <w:jc w:val="both"/>
       </w:pPr>
       <w:r>
         <w:rPr>
@@ -1821,6 +1948,7 @@
           <w:ilvl w:val="0"/>
           <w:numId w:val="1004"/>
         </w:numPr>
+        <w:jc w:val="both"/>
       </w:pPr>
       <w:r>
         <w:rPr>
@@ -1843,6 +1971,7 @@
           <w:ilvl w:val="0"/>
           <w:numId w:val="1004"/>
         </w:numPr>
+        <w:jc w:val="both"/>
       </w:pPr>
       <w:r>
         <w:rPr>
@@ -1865,6 +1994,7 @@
           <w:ilvl w:val="0"/>
           <w:numId w:val="1004"/>
         </w:numPr>
+        <w:jc w:val="both"/>
       </w:pPr>
       <w:r>
         <w:rPr>
@@ -1883,6 +2013,7 @@
     <w:p>
       <w:pPr>
         <w:pStyle w:val="FirstParagraph"/>
+        <w:jc w:val="both"/>
       </w:pPr>
       <w:r>
         <w:t xml:space="preserve">The output of this pipeline is a cleaned, normalized string passed directly to the feature-extraction stage.</w:t>
@@ -1925,6 +2056,7 @@
     <w:p>
       <w:pPr>
         <w:pStyle w:val="FirstParagraph"/>
+        <w:jc w:val="both"/>
       </w:pPr>
       <w:r>
         <w:t xml:space="preserve">Term Frequency-Inverse Document Frequency (TF-IDF) is utilized to convert the cleaned textual data into numerical vectors.</w:t>
@@ -1933,6 +2065,7 @@
     <w:p>
       <w:pPr>
         <w:pStyle w:val="BodyText"/>
+        <w:jc w:val="both"/>
       </w:pPr>
       <w:r>
         <w:rPr>
@@ -2038,6 +2171,7 @@
     <w:p>
       <w:pPr>
         <w:pStyle w:val="FirstParagraph"/>
+        <w:jc w:val="both"/>
       </w:pPr>
       <w:r>
         <w:t xml:space="preserve">Four supervised classification algorithms are implemented and compared:</w:t>
@@ -2050,6 +2184,7 @@
           <w:ilvl w:val="0"/>
           <w:numId w:val="1005"/>
         </w:numPr>
+        <w:jc w:val="both"/>
       </w:pPr>
       <w:r>
         <w:rPr>
@@ -2066,6 +2201,7 @@
           <w:ilvl w:val="1"/>
           <w:numId w:val="1006"/>
         </w:numPr>
+        <w:jc w:val="both"/>
       </w:pPr>
       <w:r>
         <w:rPr>
@@ -2088,6 +2224,7 @@
           <w:ilvl w:val="1"/>
           <w:numId w:val="1006"/>
         </w:numPr>
+        <w:jc w:val="both"/>
       </w:pPr>
       <w:r>
         <w:rPr>
@@ -2110,6 +2247,7 @@
           <w:ilvl w:val="1"/>
           <w:numId w:val="1006"/>
         </w:numPr>
+        <w:jc w:val="both"/>
       </w:pPr>
       <w:r>
         <w:rPr>
@@ -2132,6 +2270,7 @@
           <w:ilvl w:val="0"/>
           <w:numId w:val="1005"/>
         </w:numPr>
+        <w:jc w:val="both"/>
       </w:pPr>
       <w:r>
         <w:rPr>
@@ -2148,6 +2287,7 @@
           <w:ilvl w:val="1"/>
           <w:numId w:val="1007"/>
         </w:numPr>
+        <w:jc w:val="both"/>
       </w:pPr>
       <w:r>
         <w:rPr>
@@ -2170,6 +2310,7 @@
           <w:ilvl w:val="1"/>
           <w:numId w:val="1007"/>
         </w:numPr>
+        <w:jc w:val="both"/>
       </w:pPr>
       <w:r>
         <w:rPr>
@@ -2192,6 +2333,7 @@
           <w:ilvl w:val="0"/>
           <w:numId w:val="1005"/>
         </w:numPr>
+        <w:jc w:val="both"/>
       </w:pPr>
       <w:r>
         <w:rPr>
@@ -2208,6 +2350,7 @@
           <w:ilvl w:val="1"/>
           <w:numId w:val="1008"/>
         </w:numPr>
+        <w:jc w:val="both"/>
       </w:pPr>
       <w:r>
         <w:rPr>
@@ -2230,6 +2373,7 @@
           <w:ilvl w:val="1"/>
           <w:numId w:val="1008"/>
         </w:numPr>
+        <w:jc w:val="both"/>
       </w:pPr>
       <w:r>
         <w:rPr>
@@ -2252,6 +2396,7 @@
           <w:ilvl w:val="0"/>
           <w:numId w:val="1005"/>
         </w:numPr>
+        <w:jc w:val="both"/>
       </w:pPr>
       <w:r>
         <w:rPr>
@@ -2268,6 +2413,7 @@
           <w:ilvl w:val="1"/>
           <w:numId w:val="1009"/>
         </w:numPr>
+        <w:jc w:val="both"/>
       </w:pPr>
       <w:r>
         <w:rPr>
@@ -2290,6 +2436,7 @@
           <w:ilvl w:val="1"/>
           <w:numId w:val="1009"/>
         </w:numPr>
+        <w:jc w:val="both"/>
       </w:pPr>
       <w:r>
         <w:rPr>
@@ -2333,6 +2480,7 @@
     <w:p>
       <w:pPr>
         <w:pStyle w:val="FirstParagraph"/>
+        <w:jc w:val="both"/>
       </w:pPr>
       <w:r>
         <w:rPr>
@@ -2351,6 +2499,7 @@
     <w:p>
       <w:pPr>
         <w:pStyle w:val="BodyText"/>
+        <w:jc w:val="both"/>
       </w:pPr>
       <w:r>
         <w:rPr>
@@ -2498,6 +2647,7 @@
     <w:p>
       <w:pPr>
         <w:pStyle w:val="FirstParagraph"/>
+        <w:jc w:val="both"/>
       </w:pPr>
       <w:r>
         <w:t xml:space="preserve">All models were evaluated on the held-out test set to ensure unbiased performance metrics. Because of the highly distinctive character n-gram patterns present in the dataset, the models successfully learned to partition the feature space perfectly.</w:t>
@@ -2817,6 +2967,7 @@
     <w:p>
       <w:pPr>
         <w:pStyle w:val="BodyText"/>
+        <w:jc w:val="both"/>
       </w:pPr>
       <w:r>
         <w:rPr>
@@ -2839,6 +2990,7 @@
     <w:p>
       <w:pPr>
         <w:pStyle w:val="FirstParagraph"/>
+        <w:jc w:val="both"/>
       </w:pPr>
       <w:r>
         <w:t xml:space="preserve">The confusion matrix for all models yielded zero misclassifications:</w:t>
@@ -2917,6 +3069,7 @@
     <w:p>
       <w:pPr>
         <w:pStyle w:val="FirstParagraph"/>
+        <w:jc w:val="both"/>
       </w:pPr>
       <w:r>
         <w:t xml:space="preserve">By analyzing the coefficients of the Logistic Regression model, it is possible to interpret which textual features are most heavily weighted in the decision-making process.</w:t>
@@ -2925,6 +3078,7 @@
     <w:p>
       <w:pPr>
         <w:pStyle w:val="BodyText"/>
+        <w:jc w:val="both"/>
       </w:pPr>
       <w:r>
         <w:rPr>
@@ -3095,6 +3249,7 @@
     <w:p>
       <w:pPr>
         <w:pStyle w:val="BodyText"/>
+        <w:jc w:val="both"/>
       </w:pPr>
       <w:r>
         <w:t xml:space="preserve">This confirms the core hypothesis that phishing emails rely heavily on language designed to provoke immediate, panicked action from the recipient.</w:t>
@@ -3128,6 +3283,7 @@
     <w:p>
       <w:pPr>
         <w:pStyle w:val="FirstParagraph"/>
+        <w:jc w:val="both"/>
       </w:pPr>
       <w:r>
         <w:t xml:space="preserve">To demonstrate the practical applicability of the trained model, a fully functional interactive web application was built using</w:t>
@@ -3149,6 +3305,7 @@
     <w:p>
       <w:pPr>
         <w:pStyle w:val="BodyText"/>
+        <w:jc w:val="both"/>
       </w:pPr>
       <w:r>
         <w:rPr>
@@ -3236,6 +3393,7 @@
     <w:p>
       <w:pPr>
         <w:pStyle w:val="BodyText"/>
+        <w:jc w:val="both"/>
       </w:pPr>
       <w:r>
         <w:rPr>
@@ -3286,6 +3444,7 @@
           <w:ilvl w:val="0"/>
           <w:numId w:val="1010"/>
         </w:numPr>
+        <w:jc w:val="both"/>
       </w:pPr>
       <w:r>
         <w:rPr>
@@ -3308,6 +3467,7 @@
           <w:ilvl w:val="0"/>
           <w:numId w:val="1010"/>
         </w:numPr>
+        <w:jc w:val="both"/>
       </w:pPr>
       <w:r>
         <w:rPr>
@@ -3330,6 +3490,7 @@
           <w:ilvl w:val="0"/>
           <w:numId w:val="1010"/>
         </w:numPr>
+        <w:jc w:val="both"/>
       </w:pPr>
       <w:r>
         <w:rPr>
@@ -3362,6 +3523,7 @@
           <w:ilvl w:val="0"/>
           <w:numId w:val="1011"/>
         </w:numPr>
+        <w:jc w:val="both"/>
       </w:pPr>
       <w:r>
         <w:rPr>
@@ -3400,6 +3562,7 @@
           <w:ilvl w:val="0"/>
           <w:numId w:val="1011"/>
         </w:numPr>
+        <w:jc w:val="both"/>
       </w:pPr>
       <w:r>
         <w:rPr>
@@ -3432,6 +3595,7 @@
           <w:ilvl w:val="0"/>
           <w:numId w:val="1012"/>
         </w:numPr>
+        <w:jc w:val="both"/>
       </w:pPr>
       <w:r>
         <w:rPr>
@@ -3454,6 +3618,7 @@
           <w:ilvl w:val="0"/>
           <w:numId w:val="1012"/>
         </w:numPr>
+        <w:jc w:val="both"/>
       </w:pPr>
       <w:r>
         <w:rPr>
@@ -3476,6 +3641,7 @@
           <w:ilvl w:val="0"/>
           <w:numId w:val="1012"/>
         </w:numPr>
+        <w:jc w:val="both"/>
       </w:pPr>
       <w:r>
         <w:rPr>
@@ -3520,6 +3686,7 @@
     <w:p>
       <w:pPr>
         <w:pStyle w:val="FirstParagraph"/>
+        <w:jc w:val="both"/>
       </w:pPr>
       <w:r>
         <w:t xml:space="preserve">This project successfully designed and implemented an end-to-end machine learning pipeline capable of detecting phishing emails based strictly on their textual content. By utilizing a robust preprocessing pipeline and an advanced TF-IDF Character N-Gram vectorization strategy, the system proved highly effective at distinguishing the deceptive, urgent language of phishing from legitimate communications.</w:t>
@@ -3528,6 +3695,7 @@
     <w:p>
       <w:pPr>
         <w:pStyle w:val="BodyText"/>
+        <w:jc w:val="both"/>
       </w:pPr>
       <w:r>
         <w:t xml:space="preserve">The evaluation of four distinct machine learning classifiers demonstrated excellent classification performance. By integrating the trained model into an interactive Streamlit web application, the project highlights the feasibility of deploying lightweight, AI-driven NLP solutions to protect users from social engineering attacks in real-time.</w:t>
@@ -3561,6 +3729,7 @@
     <w:p>
       <w:pPr>
         <w:pStyle w:val="FirstParagraph"/>
+        <w:jc w:val="both"/>
       </w:pPr>
       <w:r>
         <w:t xml:space="preserve">[1] I. Fette, N. Sadeh, and A. Tomasic,</w:t>
@@ -3594,6 +3763,7 @@
     <w:p>
       <w:pPr>
         <w:pStyle w:val="BodyText"/>
+        <w:jc w:val="both"/>
       </w:pPr>
       <w:r>
         <w:t xml:space="preserve">[2] F. Toolan and J. Carthy,</w:t>
@@ -3627,6 +3797,7 @@
     <w:p>
       <w:pPr>
         <w:pStyle w:val="BodyText"/>
+        <w:jc w:val="both"/>
       </w:pPr>
       <w:r>
         <w:t xml:space="preserve">[3] R. Verma, N. Shashidhar, and N. Hossain,</w:t>
@@ -3660,6 +3831,7 @@
     <w:p>
       <w:pPr>
         <w:pStyle w:val="BodyText"/>
+        <w:jc w:val="both"/>
       </w:pPr>
       <w:r>
         <w:t xml:space="preserve">[4] O. K. Sahingoz, E. Buber, O. Demir, and B. Diri,</w:t>
@@ -3687,6 +3859,7 @@
     <w:p>
       <w:pPr>
         <w:pStyle w:val="BodyText"/>
+        <w:jc w:val="both"/>
       </w:pPr>
       <w:r>
         <w:t xml:space="preserve">[5] A. Almomani et al.,</w:t>
@@ -3714,6 +3887,7 @@
     <w:p>
       <w:pPr>
         <w:pStyle w:val="BodyText"/>
+        <w:jc w:val="both"/>
       </w:pPr>
       <w:r>
         <w:t xml:space="preserve">[6] P. Bountakas, C. Xenakis, and P. Rizomiliotis,</w:t>
@@ -3741,6 +3915,7 @@
     <w:p>
       <w:pPr>
         <w:pStyle w:val="BodyText"/>
+        <w:jc w:val="both"/>
       </w:pPr>
       <w:r>
         <w:t xml:space="preserve">[7] Y. Fang et al.,</w:t>
@@ -3774,6 +3949,7 @@
     <w:p>
       <w:pPr>
         <w:pStyle w:val="BodyText"/>
+        <w:jc w:val="both"/>
       </w:pPr>
       <w:r>
         <w:t xml:space="preserve">[8] S. Smadi, N. Aslam, and L. Zhang,</w:t>

--- a/fake_mail_project_report.docx
+++ b/fake_mail_project_report.docx
@@ -2,7 +2,7 @@
 <file path=word/document.xml><?xml version="1.0" encoding="utf-8"?>
 <w:document xmlns:w="http://schemas.openxmlformats.org/wordprocessingml/2006/main" xmlns:m="http://schemas.openxmlformats.org/officeDocument/2006/math" xmlns:r="http://schemas.openxmlformats.org/officeDocument/2006/relationships" xmlns:o="urn:schemas-microsoft-com:office:office" xmlns:v="urn:schemas-microsoft-com:vml" xmlns:w10="urn:schemas-microsoft-com:office:word" xmlns:a="http://schemas.openxmlformats.org/drawingml/2006/main" xmlns:pic="http://schemas.openxmlformats.org/drawingml/2006/picture" xmlns:wp="http://schemas.openxmlformats.org/drawingml/2006/wordprocessingDrawing">
   <w:body>
-    <w:bookmarkStart w:id="39" w:name="a-project-report-on"/>
+    <w:bookmarkStart w:id="44" w:name="a-project-report-on"/>
     <w:p>
       <w:pPr>
         <w:pStyle w:val="Heading1"/>
@@ -23,7 +23,6 @@
     <w:p>
       <w:pPr>
         <w:pStyle w:val="FirstParagraph"/>
-        <w:jc w:val="both"/>
       </w:pPr>
       <w:r>
         <w:t xml:space="preserve"> </w:t>
@@ -51,13 +50,11 @@
     <w:p>
       <w:pPr>
         <w:pStyle w:val="FirstParagraph"/>
-        <w:jc w:val="both"/>
       </w:pPr>
     </w:p>
     <w:p>
       <w:pPr>
         <w:pStyle w:val="BodyText"/>
-        <w:jc w:val="both"/>
       </w:pPr>
       <w:r>
         <w:t xml:space="preserve">Submitted by</w:t>
@@ -66,7 +63,6 @@
     <w:p>
       <w:pPr>
         <w:pStyle w:val="BodyText"/>
-        <w:jc w:val="both"/>
       </w:pPr>
       <w:r>
         <w:rPr>
@@ -85,7 +81,6 @@
     <w:p>
       <w:pPr>
         <w:pStyle w:val="BodyText"/>
-        <w:jc w:val="both"/>
       </w:pPr>
       <w:r>
         <w:t xml:space="preserve">2026</w:t>
@@ -230,7 +225,6 @@
     <w:p>
       <w:pPr>
         <w:pStyle w:val="FirstParagraph"/>
-        <w:jc w:val="both"/>
       </w:pPr>
       <w:r>
         <w:rPr>
@@ -273,7 +267,6 @@
     <w:p>
       <w:pPr>
         <w:pStyle w:val="BodyText"/>
-        <w:jc w:val="both"/>
       </w:pPr>
       <w:r>
         <w:t xml:space="preserve">The proposed system processes raw email text through a robust preprocessing pipeline that involves lowercasing, removal of HTML tags, punctuation, URLs, and stopwords, followed by tokenization. To handle a wide array of potential vocabulary words, including deliberate misspellings used by attackers to bypass traditional spam filters, the cleaned text is converted into numerical feature vectors using Term Frequency-Inverse Document Frequency (TF-IDF) combined with Character N-Grams. Four supervised machine learning classifiers—Logistic Regression, Random Forest, Multinomial Naive Bayes, and a feed-forward Neural Network—are trained on an 80:20 train-test split and evaluated using accuracy, precision, recall, and F1-score.</w:t>
@@ -282,7 +275,6 @@
     <w:p>
       <w:pPr>
         <w:pStyle w:val="BodyText"/>
-        <w:jc w:val="both"/>
       </w:pPr>
       <w:r>
         <w:t xml:space="preserve">Experimental results demonstrate that all models achieved exceptional performance on the curated dataset, highlighting the highly discriminative nature of phishing vocabulary (e.g.,</w:t>
@@ -318,7 +310,6 @@
     <w:p>
       <w:pPr>
         <w:pStyle w:val="BodyText"/>
-        <w:jc w:val="both"/>
       </w:pPr>
       <w:r>
         <w:rPr>
@@ -335,9 +326,6 @@
       </w:r>
     </w:p>
     <w:p>
-      <w:pPr>
-        <w:jc w:val="both"/>
-      </w:pPr>
       <w:r>
         <w:pict>
           <v:rect style="width:0;height:1.5pt" o:hralign="center" o:hrstd="t" o:hr="t"/>
@@ -371,7 +359,6 @@
     <w:p>
       <w:pPr>
         <w:pStyle w:val="FirstParagraph"/>
-        <w:jc w:val="both"/>
       </w:pPr>
       <w:r>
         <w:t xml:space="preserve">Phishing is a type of social engineering attack wherein malicious actors send deceptive messages to manipulate individuals into performing specific actions, such as clicking on a malicious link, downloading malware, or divulging confidential information. In the context of email, phishing campaigns often impersonate banks, government organizations, or widely used service providers to exploit the trust and urgency of the recipient.</w:t>
@@ -380,7 +367,6 @@
     <w:p>
       <w:pPr>
         <w:pStyle w:val="BodyText"/>
-        <w:jc w:val="both"/>
       </w:pPr>
       <w:r>
         <w:t xml:space="preserve">Modern phishing attacks range from generic</w:t>
@@ -427,7 +413,6 @@
           <w:ilvl w:val="0"/>
           <w:numId w:val="1001"/>
         </w:numPr>
-        <w:jc w:val="both"/>
       </w:pPr>
       <w:r>
         <w:rPr>
@@ -450,7 +435,6 @@
           <w:ilvl w:val="0"/>
           <w:numId w:val="1001"/>
         </w:numPr>
-        <w:jc w:val="both"/>
       </w:pPr>
       <w:r>
         <w:rPr>
@@ -473,7 +457,6 @@
           <w:ilvl w:val="0"/>
           <w:numId w:val="1001"/>
         </w:numPr>
-        <w:jc w:val="both"/>
       </w:pPr>
       <w:r>
         <w:rPr>
@@ -496,7 +479,6 @@
           <w:ilvl w:val="0"/>
           <w:numId w:val="1001"/>
         </w:numPr>
-        <w:jc w:val="both"/>
       </w:pPr>
       <w:r>
         <w:rPr>
@@ -519,7 +501,6 @@
           <w:ilvl w:val="0"/>
           <w:numId w:val="1001"/>
         </w:numPr>
-        <w:jc w:val="both"/>
       </w:pPr>
       <w:r>
         <w:rPr>
@@ -548,7 +529,6 @@
     <w:p>
       <w:pPr>
         <w:pStyle w:val="FirstParagraph"/>
-        <w:jc w:val="both"/>
       </w:pPr>
       <w:r>
         <w:t xml:space="preserve">Traditional anti-phishing systems rely heavily on blacklists (known bad IP addresses or sender domains) and strict rule-based keyword matching. However, these static defenses are easily bypassed by attackers who rapidly change their sender infrastructure, domains, and text structures.</w:t>
@@ -557,7 +537,6 @@
     <w:p>
       <w:pPr>
         <w:pStyle w:val="BodyText"/>
-        <w:jc w:val="both"/>
       </w:pPr>
       <w:r>
         <w:t xml:space="preserve">Artificial Intelligence, specifically Machine Learning and Natural Language Processing, provides a dynamic and adaptive solution. Instead of relying on hardcoded rules, ML models learn the underlying statistical patterns, linguistic structures, and semantic meaning of phishing text. These models can detect subtle anomalies, structural inconsistencies, and the characteristic sense of</w:t>
@@ -588,9 +567,6 @@
       </w:r>
     </w:p>
     <w:p>
-      <w:pPr>
-        <w:jc w:val="both"/>
-      </w:pPr>
       <w:r>
         <w:pict>
           <v:rect style="width:0;height:1.5pt" o:hralign="center" o:hrstd="t" o:hr="t"/>
@@ -625,7 +601,6 @@
     <w:p>
       <w:pPr>
         <w:pStyle w:val="FirstParagraph"/>
-        <w:jc w:val="both"/>
       </w:pPr>
       <w:r>
         <w:t xml:space="preserve">The proliferation of sophisticated phishing emails capable of bypassing traditional filters poses a significant threat to information security. There is an urgent need for an automated, intelligent system that can analyze the textual content of an email and accurately classify it as</w:t>
@@ -672,7 +647,6 @@
           <w:ilvl w:val="0"/>
           <w:numId w:val="1002"/>
         </w:numPr>
-        <w:jc w:val="both"/>
       </w:pPr>
       <w:r>
         <w:t xml:space="preserve">To understand the linguistic and structural characteristics that distinguish phishing emails from legitimate communications.</w:t>
@@ -685,7 +659,6 @@
           <w:ilvl w:val="0"/>
           <w:numId w:val="1002"/>
         </w:numPr>
-        <w:jc w:val="both"/>
       </w:pPr>
       <w:r>
         <w:t xml:space="preserve">To collect, generate, and preprocess a labelled dataset of phishing and legitimate emails suitable for supervised machine learning.</w:t>
@@ -698,7 +671,6 @@
           <w:ilvl w:val="0"/>
           <w:numId w:val="1002"/>
         </w:numPr>
-        <w:jc w:val="both"/>
       </w:pPr>
       <w:r>
         <w:t xml:space="preserve">To extract robust numerical features from raw email text using TF-IDF vectorization and Character N-Grams.</w:t>
@@ -711,7 +683,6 @@
           <w:ilvl w:val="0"/>
           <w:numId w:val="1002"/>
         </w:numPr>
-        <w:jc w:val="both"/>
       </w:pPr>
       <w:r>
         <w:t xml:space="preserve">To implement and train multiple machine learning classifiers—Logistic Regression, Random Forest, Naive Bayes, and a Neural Network.</w:t>
@@ -724,7 +695,6 @@
           <w:ilvl w:val="0"/>
           <w:numId w:val="1002"/>
         </w:numPr>
-        <w:jc w:val="both"/>
       </w:pPr>
       <w:r>
         <w:t xml:space="preserve">To evaluate model performance using standard metrics (accuracy, precision, recall, F1-score).</w:t>
@@ -737,7 +707,6 @@
           <w:ilvl w:val="0"/>
           <w:numId w:val="1002"/>
         </w:numPr>
-        <w:jc w:val="both"/>
       </w:pPr>
       <w:r>
         <w:t xml:space="preserve">To conduct feature analysis to identify the textual markers most predictive of phishing.</w:t>
@@ -750,16 +719,12 @@
           <w:ilvl w:val="0"/>
           <w:numId w:val="1002"/>
         </w:numPr>
-        <w:jc w:val="both"/>
       </w:pPr>
       <w:r>
         <w:t xml:space="preserve">To develop and deploy an interactive web-based prediction module (GUI) using Streamlit for real-time email classification.</w:t>
       </w:r>
     </w:p>
     <w:p>
-      <w:pPr>
-        <w:jc w:val="both"/>
-      </w:pPr>
       <w:r>
         <w:pict>
           <v:rect style="width:0;height:1.5pt" o:hralign="center" o:hrstd="t" o:hr="t"/>
@@ -785,7 +750,6 @@
     <w:p>
       <w:pPr>
         <w:pStyle w:val="FirstParagraph"/>
-        <w:jc w:val="both"/>
       </w:pPr>
       <w:r>
         <w:t xml:space="preserve">Several research studies have focused on using machine learning techniques to combat phishing. Below is a comparative summary table of representative works from the literature.</w:t>
@@ -1325,7 +1289,6 @@
     <w:p>
       <w:pPr>
         <w:pStyle w:val="BodyText"/>
-        <w:jc w:val="both"/>
       </w:pPr>
       <w:r>
         <w:rPr>
@@ -1358,9 +1321,6 @@
       </w:r>
     </w:p>
     <w:p>
-      <w:pPr>
-        <w:jc w:val="both"/>
-      </w:pPr>
       <w:r>
         <w:pict>
           <v:rect style="width:0;height:1.5pt" o:hralign="center" o:hrstd="t" o:hr="t"/>
@@ -1385,7 +1345,6 @@
     <w:p>
       <w:pPr>
         <w:pStyle w:val="FirstParagraph"/>
-        <w:jc w:val="both"/>
       </w:pPr>
       <w:r>
         <w:t xml:space="preserve">The proposed system follows a standard supervised text-classification pipeline.</w:t>
@@ -1394,7 +1353,6 @@
     <w:p>
       <w:pPr>
         <w:pStyle w:val="SourceCode"/>
-        <w:jc w:val="both"/>
       </w:pPr>
       <w:r>
         <w:rPr>
@@ -1473,7 +1431,6 @@
           <w:ilvl w:val="0"/>
           <w:numId w:val="1003"/>
         </w:numPr>
-        <w:jc w:val="both"/>
       </w:pPr>
       <w:r>
         <w:rPr>
@@ -1496,7 +1453,6 @@
           <w:ilvl w:val="0"/>
           <w:numId w:val="1003"/>
         </w:numPr>
-        <w:jc w:val="both"/>
       </w:pPr>
       <w:r>
         <w:rPr>
@@ -1519,7 +1475,6 @@
           <w:ilvl w:val="0"/>
           <w:numId w:val="1003"/>
         </w:numPr>
-        <w:jc w:val="both"/>
       </w:pPr>
       <w:r>
         <w:rPr>
@@ -1542,7 +1497,6 @@
           <w:ilvl w:val="0"/>
           <w:numId w:val="1003"/>
         </w:numPr>
-        <w:jc w:val="both"/>
       </w:pPr>
       <w:r>
         <w:rPr>
@@ -1565,7 +1519,6 @@
           <w:ilvl w:val="0"/>
           <w:numId w:val="1003"/>
         </w:numPr>
-        <w:jc w:val="both"/>
       </w:pPr>
       <w:r>
         <w:rPr>
@@ -1588,7 +1541,6 @@
           <w:ilvl w:val="0"/>
           <w:numId w:val="1003"/>
         </w:numPr>
-        <w:jc w:val="both"/>
       </w:pPr>
       <w:r>
         <w:rPr>
@@ -1611,7 +1563,6 @@
           <w:ilvl w:val="0"/>
           <w:numId w:val="1003"/>
         </w:numPr>
-        <w:jc w:val="both"/>
       </w:pPr>
       <w:r>
         <w:rPr>
@@ -1628,9 +1579,6 @@
       </w:r>
     </w:p>
     <w:p>
-      <w:pPr>
-        <w:jc w:val="both"/>
-      </w:pPr>
       <w:r>
         <w:pict>
           <v:rect style="width:0;height:1.5pt" o:hralign="center" o:hrstd="t" o:hr="t"/>
@@ -1656,7 +1604,6 @@
     <w:p>
       <w:pPr>
         <w:pStyle w:val="FirstParagraph"/>
-        <w:jc w:val="both"/>
       </w:pPr>
       <w:r>
         <w:rPr>
@@ -1675,7 +1622,6 @@
     <w:p>
       <w:pPr>
         <w:pStyle w:val="BodyText"/>
-        <w:jc w:val="both"/>
       </w:pPr>
       <w:r>
         <w:rPr>
@@ -1800,7 +1746,6 @@
     <w:p>
       <w:pPr>
         <w:pStyle w:val="BodyText"/>
-        <w:jc w:val="both"/>
       </w:pPr>
       <w:r>
         <w:rPr>
@@ -1817,9 +1762,6 @@
       </w:r>
     </w:p>
     <w:p>
-      <w:pPr>
-        <w:jc w:val="both"/>
-      </w:pPr>
       <w:r>
         <w:pict>
           <v:rect style="width:0;height:1.5pt" o:hralign="center" o:hrstd="t" o:hr="t"/>
@@ -1844,87 +1786,98 @@
     <w:p>
       <w:pPr>
         <w:pStyle w:val="FirstParagraph"/>
-        <w:jc w:val="both"/>
-      </w:pPr>
-      <w:r>
-        <w:t xml:space="preserve">Raw email text contains significant noise, especially HTML artifacts from rich-text formatting. The following pipeline is applied:</w:t>
-      </w:r>
-    </w:p>
-    <w:p>
-      <w:pPr>
-        <w:pStyle w:val="Compact"/>
+      </w:pPr>
+      <w:r>
+        <w:t xml:space="preserve">Raw textual data collected from online sources, whether scraped from news websites or extracted from raw email protocols, is inherently noisy, unstructured, and teeming with extraneous artifacts. If this raw text is fed directly into a machine learning algorithm, the model will waste computational resources learning irrelevant noise (such as HTML tags or punctuation) rather than the underlying semantic patterns. Therefore, a rigorous and structured Natural Language Processing (NLP) preprocessing pipeline is applied to sanitize every document before it reaches the feature extraction stage.</w:t>
+      </w:r>
+    </w:p>
+    <w:p>
+      <w:pPr>
+        <w:pStyle w:val="BodyText"/>
+      </w:pPr>
+      <w:r>
+        <w:t xml:space="preserve">The preprocessing pipeline executes sequentially through the following critical stages:</w:t>
+      </w:r>
+    </w:p>
+    <w:p>
+      <w:pPr>
         <w:numPr>
           <w:ilvl w:val="0"/>
           <w:numId w:val="1004"/>
         </w:numPr>
-        <w:jc w:val="both"/>
-      </w:pPr>
-      <w:r>
-        <w:rPr>
-          <w:b/>
-          <w:bCs/>
-        </w:rPr>
-        <w:t xml:space="preserve">Lowercasing:</w:t>
-      </w:r>
-      <w:r>
-        <w:t xml:space="preserve"> </w:t>
-      </w:r>
-      <w:r>
-        <w:t xml:space="preserve">All text is converted to lowercase to standardize terms (e.g.,</w:t>
-      </w:r>
-      <w:r>
-        <w:t xml:space="preserve"> </w:t>
-      </w:r>
-      <w:r>
-        <w:t xml:space="preserve">“URGENT”</w:t>
-      </w:r>
-      <w:r>
-        <w:t xml:space="preserve"> </w:t>
-      </w:r>
-      <w:r>
-        <w:t xml:space="preserve">and</w:t>
-      </w:r>
-      <w:r>
-        <w:t xml:space="preserve"> </w:t>
-      </w:r>
-      <w:r>
-        <w:t xml:space="preserve">“urgent”</w:t>
-      </w:r>
-      <w:r>
-        <w:t xml:space="preserve">).</w:t>
-      </w:r>
-    </w:p>
-    <w:p>
-      <w:pPr>
-        <w:pStyle w:val="Compact"/>
+      </w:pPr>
+      <w:r>
+        <w:rPr>
+          <w:b/>
+          <w:bCs/>
+        </w:rPr>
+        <w:t xml:space="preserve">Lowercasing and Case Normalization:</w:t>
+      </w:r>
+      <w:r>
+        <w:t xml:space="preserve"> </w:t>
+      </w:r>
+      <w:r>
+        <w:t xml:space="preserve">In natural language, the capitalization of a word does not alter its core semantic meaning. A machine learning model, however, processes text mathematically and would interpret</w:t>
+      </w:r>
+      <w:r>
+        <w:t xml:space="preserve"> </w:t>
+      </w:r>
+      <w:r>
+        <w:t xml:space="preserve">‘Breaking’</w:t>
+      </w:r>
+      <w:r>
+        <w:t xml:space="preserve">,</w:t>
+      </w:r>
+      <w:r>
+        <w:t xml:space="preserve"> </w:t>
+      </w:r>
+      <w:r>
+        <w:t xml:space="preserve">‘BREAKING’</w:t>
+      </w:r>
+      <w:r>
+        <w:t xml:space="preserve">, and</w:t>
+      </w:r>
+      <w:r>
+        <w:t xml:space="preserve"> </w:t>
+      </w:r>
+      <w:r>
+        <w:t xml:space="preserve">‘breaking’</w:t>
+      </w:r>
+      <w:r>
+        <w:t xml:space="preserve"> </w:t>
+      </w:r>
+      <w:r>
+        <w:t xml:space="preserve">as three entirely distinct features. To prevent this artificial inflation of the feature space and to consolidate term frequencies, all text across the entire dataset is systematically converted to lowercase.</w:t>
+      </w:r>
+    </w:p>
+    <w:p>
+      <w:pPr>
         <w:numPr>
           <w:ilvl w:val="0"/>
           <w:numId w:val="1004"/>
         </w:numPr>
-        <w:jc w:val="both"/>
-      </w:pPr>
-      <w:r>
-        <w:rPr>
-          <w:b/>
-          <w:bCs/>
-        </w:rPr>
-        <w:t xml:space="preserve">HTML Tag Removal:</w:t>
-      </w:r>
-      <w:r>
-        <w:t xml:space="preserve"> </w:t>
-      </w:r>
-      <w:r>
-        <w:t xml:space="preserve">Residual HTML tags (e.g.,</w:t>
-      </w:r>
-      <w:r>
-        <w:t xml:space="preserve"> </w:t>
-      </w:r>
-      <w:r>
-        <w:rPr>
-          <w:rStyle w:val="VerbatimChar"/>
-        </w:rPr>
-        <w:t xml:space="preserve">&lt;p&gt;</w:t>
-      </w:r>
+      </w:pPr>
+      <w:r>
+        <w:rPr>
+          <w:b/>
+          <w:bCs/>
+        </w:rPr>
+        <w:t xml:space="preserve">HTML Tag and Artifact Stripping:</w:t>
+      </w:r>
+      <w:r>
+        <w:t xml:space="preserve"> </w:t>
+      </w:r>
+      <w:r>
+        <w:t xml:space="preserve">Since the dataset originates from web environments, the text frequently contains residual HTML markup, such as</w:t>
+      </w:r>
+    </w:p>
+    <w:p>
+      <w:pPr>
+        <w:numPr>
+          <w:ilvl w:val="0"/>
+          <w:numId w:val="1000"/>
+        </w:numPr>
+      </w:pPr>
       <w:r>
         <w:t xml:space="preserve">,</w:t>
       </w:r>
@@ -1932,46 +1885,57 @@
         <w:t xml:space="preserve"> </w:t>
       </w:r>
       <w:r>
-        <w:rPr>
-          <w:rStyle w:val="VerbatimChar"/>
-        </w:rPr>
-        <w:t xml:space="preserve">&lt;a&gt;</w:t>
-      </w:r>
-      <w:r>
-        <w:t xml:space="preserve">) are stripped out using regular expressions, as they do not provide semantic meaning.</w:t>
-      </w:r>
-    </w:p>
-    <w:p>
-      <w:pPr>
-        <w:pStyle w:val="Compact"/>
+        <w:t xml:space="preserve">, href links, and metadata tags. These artifacts carry no linguistic value for fake news or phishing detection. A regular expression (Regex) engine is utilized to scan the text corpus and definitively strip all text enclosed within angle brackets, ensuring only human-readable content remains.</w:t>
+      </w:r>
+    </w:p>
+    <w:p>
+      <w:pPr>
         <w:numPr>
           <w:ilvl w:val="0"/>
           <w:numId w:val="1004"/>
         </w:numPr>
-        <w:jc w:val="both"/>
-      </w:pPr>
-      <w:r>
-        <w:rPr>
-          <w:b/>
-          <w:bCs/>
-        </w:rPr>
-        <w:t xml:space="preserve">Punctuation &amp; Special Character Removal:</w:t>
-      </w:r>
-      <w:r>
-        <w:t xml:space="preserve"> </w:t>
-      </w:r>
-      <w:r>
-        <w:t xml:space="preserve">Non-alphanumeric characters are removed.</w:t>
-      </w:r>
-    </w:p>
-    <w:p>
-      <w:pPr>
-        <w:pStyle w:val="Compact"/>
+      </w:pPr>
+      <w:r>
+        <w:rPr>
+          <w:b/>
+          <w:bCs/>
+        </w:rPr>
+        <w:t xml:space="preserve">Punctuation and Special Character Removal:</w:t>
+      </w:r>
+      <w:r>
+        <w:t xml:space="preserve"> </w:t>
+      </w:r>
+      <w:r>
+        <w:t xml:space="preserve">Punctuation marks (periods, commas, exclamation points, question marks) and special characters ($, %, @, &amp;) serve grammatical purposes but generally do not assist a bag-of-words or TF-IDF model in classification tasks. In fact, they often attach themselves to the end of words (e.g.,</w:t>
+      </w:r>
+      <w:r>
+        <w:t xml:space="preserve"> </w:t>
+      </w:r>
+      <w:r>
+        <w:t xml:space="preserve">‘urgent!’</w:t>
+      </w:r>
+      <w:r>
+        <w:t xml:space="preserve">), preventing the token</w:t>
+      </w:r>
+      <w:r>
+        <w:t xml:space="preserve"> </w:t>
+      </w:r>
+      <w:r>
+        <w:t xml:space="preserve">‘urgent’</w:t>
+      </w:r>
+      <w:r>
+        <w:t xml:space="preserve"> </w:t>
+      </w:r>
+      <w:r>
+        <w:t xml:space="preserve">from matching with other instances of the same word. All non-alphanumeric characters are stripped from the dataset, leaving only clean alphabetical sequences.</w:t>
+      </w:r>
+    </w:p>
+    <w:p>
+      <w:pPr>
         <w:numPr>
           <w:ilvl w:val="0"/>
           <w:numId w:val="1004"/>
         </w:numPr>
-        <w:jc w:val="both"/>
       </w:pPr>
       <w:r>
         <w:rPr>
@@ -1984,45 +1948,82 @@
         <w:t xml:space="preserve"> </w:t>
       </w:r>
       <w:r>
-        <w:t xml:space="preserve">Extra spaces and tabs are stripped.</w:t>
-      </w:r>
-    </w:p>
-    <w:p>
-      <w:pPr>
-        <w:pStyle w:val="Compact"/>
+        <w:t xml:space="preserve">Web scraping often introduces erratic spacing, including double spaces, tab characters ( ), and excessive newline returns (</w:t>
+      </w:r>
+      <w:r>
+        <w:t xml:space="preserve"> </w:t>
+      </w:r>
+      <w:r>
+        <w:t xml:space="preserve">). If left unaddressed, these can interfere with tokenization algorithms. A secondary regex operation compresses all contiguous whitespace characters into a single standard space, ensuring uniformity across all documents.</w:t>
+      </w:r>
+    </w:p>
+    <w:p>
+      <w:pPr>
         <w:numPr>
           <w:ilvl w:val="0"/>
           <w:numId w:val="1004"/>
         </w:numPr>
-        <w:jc w:val="both"/>
-      </w:pPr>
-      <w:r>
-        <w:rPr>
-          <w:b/>
-          <w:bCs/>
-        </w:rPr>
-        <w:t xml:space="preserve">URL &amp; Emoji Removal:</w:t>
-      </w:r>
-      <w:r>
-        <w:t xml:space="preserve"> </w:t>
-      </w:r>
-      <w:r>
-        <w:t xml:space="preserve">Hyperlinks are stripped to focus the model strictly on the textual intent rather than the URL structure.</w:t>
+      </w:pPr>
+      <w:r>
+        <w:rPr>
+          <w:b/>
+          <w:bCs/>
+        </w:rPr>
+        <w:t xml:space="preserve">URL, Hyperlink, and Emoji Scrubbing:</w:t>
+      </w:r>
+      <w:r>
+        <w:t xml:space="preserve"> </w:t>
+      </w:r>
+      <w:r>
+        <w:t xml:space="preserve">While the presence of a malicious URL is a strong indicator of phishing, the actual textual structure of the URL string itself acts as noise when analyzing the</w:t>
+      </w:r>
+      <w:r>
+        <w:t xml:space="preserve"> </w:t>
+      </w:r>
+      <w:r>
+        <w:rPr>
+          <w:i/>
+          <w:iCs/>
+        </w:rPr>
+        <w:t xml:space="preserve">semantic intent</w:t>
+      </w:r>
+      <w:r>
+        <w:t xml:space="preserve"> </w:t>
+      </w:r>
+      <w:r>
+        <w:t xml:space="preserve">of the surrounding text. Therefore, standard regex patterns matching http://, https://, and www. are employed to excise URLs entirely. Similarly, emojis and non-ASCII unicode characters are purged to restrict the feature space strictly to standard alphabetical text.</w:t>
+      </w:r>
+    </w:p>
+    <w:p>
+      <w:pPr>
+        <w:numPr>
+          <w:ilvl w:val="0"/>
+          <w:numId w:val="1004"/>
+        </w:numPr>
+      </w:pPr>
+      <w:r>
+        <w:rPr>
+          <w:b/>
+          <w:bCs/>
+        </w:rPr>
+        <w:t xml:space="preserve">Tokenization (Conceptual):</w:t>
+      </w:r>
+      <w:r>
+        <w:t xml:space="preserve"> </w:t>
+      </w:r>
+      <w:r>
+        <w:t xml:space="preserve">While the TF-IDF vectorizer inherently handles tokenization in the subsequent stage, the conceptual goal of this preprocessing pipeline is to prepare the text to be cleanly split into individual linguistic units (tokens/words). By stripping all adjacent punctuation and standardizing spacing, the vectorizer can accurately segment the document into a precise mathematical array.</w:t>
       </w:r>
     </w:p>
     <w:p>
       <w:pPr>
         <w:pStyle w:val="FirstParagraph"/>
-        <w:jc w:val="both"/>
-      </w:pPr>
-      <w:r>
-        <w:t xml:space="preserve">The output of this pipeline is a cleaned, normalized string passed directly to the feature-extraction stage.</w:t>
-      </w:r>
-    </w:p>
-    <w:p>
-      <w:pPr>
-        <w:jc w:val="both"/>
-      </w:pPr>
+      </w:pPr>
+      <w:r>
+        <w:t xml:space="preserve">The output of this exhaustive pipeline is a perfectly sanitized, normalized, and continuous string of lowercase characters for every single article or email, ready for mathematical transformation in the feature extraction stage.</w:t>
+      </w:r>
+    </w:p>
+    <w:p>
       <w:r>
         <w:pict>
           <v:rect style="width:0;height:1.5pt" o:hralign="center" o:hrstd="t" o:hr="t"/>
@@ -2030,7 +2031,7 @@
       </w:r>
     </w:p>
     <w:bookmarkEnd w:id="23"/>
-    <w:bookmarkStart w:id="25" w:name="feature-engineering"/>
+    <w:bookmarkStart w:id="26" w:name="feature-engineering"/>
     <w:p>
       <w:r>
         <w:br w:type="page"/>
@@ -2044,47 +2045,178 @@
         <w:t xml:space="preserve">10. Feature Engineering</w:t>
       </w:r>
     </w:p>
-    <w:bookmarkStart w:id="24" w:name="Xd7c16e1dd0e1d06c5d0bd5309e6bbd1b6927c72"/>
+    <w:p>
+      <w:pPr>
+        <w:pStyle w:val="FirstParagraph"/>
+      </w:pPr>
+      <w:r>
+        <w:t xml:space="preserve">Machine learning algorithms inherently cannot comprehend raw text. They operate exclusively on numerical vectors and matrices. Feature engineering is the critical process of translating the sanitized textual data into a mathematical representation that the algorithms can process, while preserving the linguistic and structural information necessary for accurate classification.</w:t>
+      </w:r>
+    </w:p>
+    <w:bookmarkStart w:id="24" w:name="X2c7f39c4bcaa858b9a1451e904274bc540fd1db"/>
     <w:p>
       <w:pPr>
         <w:pStyle w:val="Heading3"/>
       </w:pPr>
       <w:r>
-        <w:t xml:space="preserve">TF-IDF Vectorization with Character N-Grams</w:t>
+        <w:t xml:space="preserve">10.1 Term Frequency-Inverse Document Frequency (TF-IDF)</w:t>
       </w:r>
     </w:p>
     <w:p>
       <w:pPr>
         <w:pStyle w:val="FirstParagraph"/>
-        <w:jc w:val="both"/>
-      </w:pPr>
-      <w:r>
-        <w:t xml:space="preserve">Term Frequency-Inverse Document Frequency (TF-IDF) is utilized to convert the cleaned textual data into numerical vectors.</w:t>
+      </w:pPr>
+      <w:r>
+        <w:t xml:space="preserve">The primary feature extraction architecture utilized in this project is the Term Frequency-Inverse Document Frequency (TF-IDF) vectorization technique. Unlike simpler methods like Bag-of-Words (Count Vectorization) which merely tally how many times a word appears in a document, TF-IDF evaluates the true</w:t>
+      </w:r>
+      <w:r>
+        <w:t xml:space="preserve"> </w:t>
+      </w:r>
+      <w:r>
+        <w:rPr>
+          <w:i/>
+          <w:iCs/>
+        </w:rPr>
+        <w:t xml:space="preserve">statistical importance</w:t>
+      </w:r>
+      <w:r>
+        <w:t xml:space="preserve"> </w:t>
+      </w:r>
+      <w:r>
+        <w:t xml:space="preserve">of a word relative to the entire corpus.</w:t>
       </w:r>
     </w:p>
     <w:p>
       <w:pPr>
         <w:pStyle w:val="BodyText"/>
-        <w:jc w:val="both"/>
-      </w:pPr>
-      <w:r>
-        <w:rPr>
-          <w:b/>
-          <w:bCs/>
-        </w:rPr>
-        <w:t xml:space="preserve">Key Enhancement - Character N-Grams:</w:t>
-      </w:r>
-      <w:r>
-        <w:t xml:space="preserve"> </w:t>
-      </w:r>
-      <w:r>
-        <w:t xml:space="preserve">Phishing emails are notorious for employing deliberate misspellings (e.g.,</w:t>
-      </w:r>
-      <w:r>
-        <w:t xml:space="preserve"> </w:t>
-      </w:r>
-      <w:r>
-        <w:t xml:space="preserve">“paypa1”</w:t>
+      </w:pPr>
+      <w:r>
+        <w:t xml:space="preserve">The TF-IDF score for a term is calculated as the product of two distinct metrics:</w:t>
+      </w:r>
+      <w:r>
+        <w:t xml:space="preserve"> </w:t>
+      </w:r>
+      <w:r>
+        <w:t xml:space="preserve">*</w:t>
+      </w:r>
+      <w:r>
+        <w:t xml:space="preserve"> </w:t>
+      </w:r>
+      <w:r>
+        <w:rPr>
+          <w:b/>
+          <w:bCs/>
+        </w:rPr>
+        <w:t xml:space="preserve">Term Frequency (TF):</w:t>
+      </w:r>
+      <w:r>
+        <w:t xml:space="preserve"> </w:t>
+      </w:r>
+      <w:r>
+        <w:t xml:space="preserve">Measures how frequently a term occurs within a specific document. The core assumption is that if a word appears many times in an article, it is highly relevant to that specific article’s context.</w:t>
+      </w:r>
+      <w:r>
+        <w:t xml:space="preserve"> </w:t>
+      </w:r>
+      <w:r>
+        <w:t xml:space="preserve">*</w:t>
+      </w:r>
+      <w:r>
+        <w:t xml:space="preserve"> </w:t>
+      </w:r>
+      <w:r>
+        <w:rPr>
+          <w:b/>
+          <w:bCs/>
+        </w:rPr>
+        <w:t xml:space="preserve">Inverse Document Frequency (IDF):</w:t>
+      </w:r>
+      <w:r>
+        <w:t xml:space="preserve"> </w:t>
+      </w:r>
+      <w:r>
+        <w:t xml:space="preserve">Measures how rare or common a term is across the entire corpus of documents. Words that appear in almost every document (like</w:t>
+      </w:r>
+      <w:r>
+        <w:t xml:space="preserve"> </w:t>
+      </w:r>
+      <w:r>
+        <w:t xml:space="preserve">‘the’</w:t>
+      </w:r>
+      <w:r>
+        <w:t xml:space="preserve">,</w:t>
+      </w:r>
+      <w:r>
+        <w:t xml:space="preserve"> </w:t>
+      </w:r>
+      <w:r>
+        <w:t xml:space="preserve">‘is’</w:t>
+      </w:r>
+      <w:r>
+        <w:t xml:space="preserve">,</w:t>
+      </w:r>
+      <w:r>
+        <w:t xml:space="preserve"> </w:t>
+      </w:r>
+      <w:r>
+        <w:t xml:space="preserve">‘and’</w:t>
+      </w:r>
+      <w:r>
+        <w:t xml:space="preserve">) carry very little discriminative power. IDF assigns a low mathematical weight to these ubiquitous terms, while assigning a massive weight penalty to rare, distinctive words that only appear in a subset of documents.</w:t>
+      </w:r>
+    </w:p>
+    <w:p>
+      <w:pPr>
+        <w:pStyle w:val="BodyText"/>
+      </w:pPr>
+      <w:r>
+        <w:t xml:space="preserve">By multiplying these two values, TF-IDF creates a sophisticated numerical vector where highly discriminative, context-specific words dominate the feature space, allowing the classifier to easily separate the classes.</w:t>
+      </w:r>
+    </w:p>
+    <w:bookmarkEnd w:id="24"/>
+    <w:bookmarkStart w:id="25" w:name="the-core-enhancement-character-n-grams"/>
+    <w:p>
+      <w:pPr>
+        <w:pStyle w:val="Heading3"/>
+      </w:pPr>
+      <w:r>
+        <w:t xml:space="preserve">10.2 The Core Enhancement: Character N-Grams</w:t>
+      </w:r>
+    </w:p>
+    <w:p>
+      <w:pPr>
+        <w:pStyle w:val="FirstParagraph"/>
+      </w:pPr>
+      <w:r>
+        <w:t xml:space="preserve">Traditional TF-IDF operates on the word level, meaning it strictly matches whole words. However, this approach is extremely vulnerable to two massive issues prevalent in malicious text:</w:t>
+      </w:r>
+      <w:r>
+        <w:t xml:space="preserve"> </w:t>
+      </w:r>
+      <w:r>
+        <w:t xml:space="preserve">1.</w:t>
+      </w:r>
+      <w:r>
+        <w:t xml:space="preserve"> </w:t>
+      </w:r>
+      <w:r>
+        <w:rPr>
+          <w:b/>
+          <w:bCs/>
+        </w:rPr>
+        <w:t xml:space="preserve">Deliberate Obfuscation &amp; Misspellings:</w:t>
+      </w:r>
+      <w:r>
+        <w:t xml:space="preserve"> </w:t>
+      </w:r>
+      <w:r>
+        <w:t xml:space="preserve">Phishing attackers frequently misspell critical words intentionally (e.g., writing</w:t>
+      </w:r>
+      <w:r>
+        <w:t xml:space="preserve"> </w:t>
+      </w:r>
+      <w:r>
+        <w:t xml:space="preserve">‘paypa1’</w:t>
       </w:r>
       <w:r>
         <w:t xml:space="preserve"> </w:t>
@@ -2096,7 +2228,7 @@
         <w:t xml:space="preserve"> </w:t>
       </w:r>
       <w:r>
-        <w:t xml:space="preserve">“paypal”</w:t>
+        <w:t xml:space="preserve">‘paypal’</w:t>
       </w:r>
       <w:r>
         <w:t xml:space="preserve">, or</w:t>
@@ -2105,10 +2237,40 @@
         <w:t xml:space="preserve"> </w:t>
       </w:r>
       <w:r>
-        <w:t xml:space="preserve">“urgnt”</w:t>
-      </w:r>
-      <w:r>
-        <w:t xml:space="preserve">) to bypass dictionary-based spam filters. To combat this, the TF-IDF vectorizer was configured to use</w:t>
+        <w:t xml:space="preserve">‘urgnt’</w:t>
+      </w:r>
+      <w:r>
+        <w:t xml:space="preserve">) specifically to evade word-based spam filters.</w:t>
+      </w:r>
+      <w:r>
+        <w:t xml:space="preserve"> </w:t>
+      </w:r>
+      <w:r>
+        <w:t xml:space="preserve">2.</w:t>
+      </w:r>
+      <w:r>
+        <w:t xml:space="preserve"> </w:t>
+      </w:r>
+      <w:r>
+        <w:rPr>
+          <w:b/>
+          <w:bCs/>
+        </w:rPr>
+        <w:t xml:space="preserve">Out-of-Vocabulary (OOV) Terms:</w:t>
+      </w:r>
+      <w:r>
+        <w:t xml:space="preserve"> </w:t>
+      </w:r>
+      <w:r>
+        <w:t xml:space="preserve">If a user inputs text containing novel words the model has never seen during training, a standard word-vectorizer simply ignores them, severely crippling prediction accuracy.</w:t>
+      </w:r>
+    </w:p>
+    <w:p>
+      <w:pPr>
+        <w:pStyle w:val="BodyText"/>
+      </w:pPr>
+      <w:r>
+        <w:t xml:space="preserve">To solve this critical vulnerability, this project enhances the TF-IDF vectorizer by configuring it to operate on</w:t>
       </w:r>
       <w:r>
         <w:t xml:space="preserve"> </w:t>
@@ -2124,37 +2286,193 @@
         <w:t xml:space="preserve"> </w:t>
       </w:r>
       <w:r>
-        <w:t xml:space="preserve">(</w:t>
-      </w:r>
-      <w:r>
-        <w:rPr>
-          <w:rStyle w:val="VerbatimChar"/>
-        </w:rPr>
-        <w:t xml:space="preserve">analyzer='char_wb', ngram_range=(3, 5)</w:t>
-      </w:r>
-      <w:r>
-        <w:t xml:space="preserve">).</w:t>
-      </w:r>
-      <w:r>
-        <w:t xml:space="preserve"> </w:t>
-      </w:r>
-      <w:r>
-        <w:t xml:space="preserve">By learning 3-to-5 character sequences instead of whole words, the model captures the root meaning and stylistic patterns of words, making it highly resilient to out-of-vocabulary terms and deliberate obfuscation. The vocabulary size is capped at 3,000 features.</w:t>
-      </w:r>
-    </w:p>
-    <w:p>
-      <w:pPr>
-        <w:jc w:val="both"/>
-      </w:pPr>
+        <w:t xml:space="preserve">rather than whole words. Specifically, the model is configured with nalyzer=</w:t>
+      </w:r>
+      <w:r>
+        <w:t xml:space="preserve">‘char_wb’</w:t>
+      </w:r>
+      <w:r>
+        <w:t xml:space="preserve"> </w:t>
+      </w:r>
+      <w:r>
+        <w:t xml:space="preserve">and</w:t>
+      </w:r>
+      <w:r>
+        <w:t xml:space="preserve"> </w:t>
+      </w:r>
+      <w:r>
+        <w:t xml:space="preserve">gram_range=(3, 5).</w:t>
+      </w:r>
+    </w:p>
+    <w:p>
+      <w:pPr>
+        <w:pStyle w:val="BodyText"/>
+      </w:pPr>
+      <w:r>
+        <w:t xml:space="preserve">Instead of isolating the whole word</w:t>
+      </w:r>
+      <w:r>
+        <w:t xml:space="preserve"> </w:t>
+      </w:r>
+      <w:r>
+        <w:t xml:space="preserve">‘urgent’</w:t>
+      </w:r>
+      <w:r>
+        <w:t xml:space="preserve">, the vectorizer breaks it down into statistical character sequences spanning 3 to 5 letters, such as</w:t>
+      </w:r>
+      <w:r>
+        <w:t xml:space="preserve"> </w:t>
+      </w:r>
+      <w:r>
+        <w:t xml:space="preserve">‘urg’</w:t>
+      </w:r>
+      <w:r>
+        <w:t xml:space="preserve">,</w:t>
+      </w:r>
+      <w:r>
+        <w:t xml:space="preserve"> </w:t>
+      </w:r>
+      <w:r>
+        <w:t xml:space="preserve">‘rge’</w:t>
+      </w:r>
+      <w:r>
+        <w:t xml:space="preserve">,</w:t>
+      </w:r>
+      <w:r>
+        <w:t xml:space="preserve"> </w:t>
+      </w:r>
+      <w:r>
+        <w:t xml:space="preserve">‘gent’</w:t>
+      </w:r>
+      <w:r>
+        <w:t xml:space="preserve">.</w:t>
+      </w:r>
+      <w:r>
+        <w:t xml:space="preserve"> </w:t>
+      </w:r>
+      <w:r>
+        <w:t xml:space="preserve">This provides a massive mathematical advantage:</w:t>
+      </w:r>
+      <w:r>
+        <w:t xml:space="preserve"> </w:t>
+      </w:r>
+      <w:r>
+        <w:t xml:space="preserve">*</w:t>
+      </w:r>
+      <w:r>
+        <w:t xml:space="preserve"> </w:t>
+      </w:r>
+      <w:r>
+        <w:rPr>
+          <w:b/>
+          <w:bCs/>
+        </w:rPr>
+        <w:t xml:space="preserve">Resilience to Typos:</w:t>
+      </w:r>
+      <w:r>
+        <w:t xml:space="preserve"> </w:t>
+      </w:r>
+      <w:r>
+        <w:t xml:space="preserve">If an attacker writes</w:t>
+      </w:r>
+      <w:r>
+        <w:t xml:space="preserve"> </w:t>
+      </w:r>
+      <w:r>
+        <w:t xml:space="preserve">‘urgnt’</w:t>
+      </w:r>
+      <w:r>
+        <w:t xml:space="preserve">, the model still recognizes the character sequences</w:t>
+      </w:r>
+      <w:r>
+        <w:t xml:space="preserve"> </w:t>
+      </w:r>
+      <w:r>
+        <w:t xml:space="preserve">‘urg’</w:t>
+      </w:r>
+      <w:r>
+        <w:t xml:space="preserve"> </w:t>
+      </w:r>
+      <w:r>
+        <w:t xml:space="preserve">and</w:t>
+      </w:r>
+      <w:r>
+        <w:t xml:space="preserve"> </w:t>
+      </w:r>
+      <w:r>
+        <w:t xml:space="preserve">‘gnt’</w:t>
+      </w:r>
+      <w:r>
+        <w:t xml:space="preserve">. The statistical overlap is high enough that the classifier still correctly identifies the malicious intent.</w:t>
+      </w:r>
+      <w:r>
+        <w:t xml:space="preserve"> </w:t>
+      </w:r>
+      <w:r>
+        <w:t xml:space="preserve">*</w:t>
+      </w:r>
+      <w:r>
+        <w:t xml:space="preserve"> </w:t>
+      </w:r>
+      <w:r>
+        <w:rPr>
+          <w:b/>
+          <w:bCs/>
+        </w:rPr>
+        <w:t xml:space="preserve">Morphological Understanding:</w:t>
+      </w:r>
+      <w:r>
+        <w:t xml:space="preserve"> </w:t>
+      </w:r>
+      <w:r>
+        <w:t xml:space="preserve">Character N-Grams naturally capture prefixes and suffixes (e.g.,</w:t>
+      </w:r>
+      <w:r>
+        <w:t xml:space="preserve"> </w:t>
+      </w:r>
+      <w:r>
+        <w:t xml:space="preserve">‘ing’</w:t>
+      </w:r>
+      <w:r>
+        <w:t xml:space="preserve">,</w:t>
+      </w:r>
+      <w:r>
+        <w:t xml:space="preserve"> </w:t>
+      </w:r>
+      <w:r>
+        <w:t xml:space="preserve">‘tion’</w:t>
+      </w:r>
+      <w:r>
+        <w:t xml:space="preserve">,</w:t>
+      </w:r>
+      <w:r>
+        <w:t xml:space="preserve"> </w:t>
+      </w:r>
+      <w:r>
+        <w:t xml:space="preserve">‘anti’</w:t>
+      </w:r>
+      <w:r>
+        <w:t xml:space="preserve">), granting the model an implicit understanding of word roots and syntax structure without requiring complex external lemmatization libraries.</w:t>
+      </w:r>
+    </w:p>
+    <w:p>
+      <w:pPr>
+        <w:pStyle w:val="BodyText"/>
+      </w:pPr>
+      <w:r>
+        <w:t xml:space="preserve">The vocabulary size of the TF-IDF vectorizer is capped at a maximum of 3,000 to 5,000 top features to prevent memory exhaustion and to enforce feature dimensionality reduction, ensuring the model focuses exclusively on the most statistically significant character combinations.</w:t>
+      </w:r>
+    </w:p>
+    <w:p>
       <w:r>
         <w:pict>
           <v:rect style="width:0;height:1.5pt" o:hralign="center" o:hrstd="t" o:hr="t"/>
         </w:pict>
       </w:r>
     </w:p>
-    <w:bookmarkEnd w:id="24"/>
     <w:bookmarkEnd w:id="25"/>
-    <w:bookmarkStart w:id="26" w:name="machine-learning-models"/>
+    <w:bookmarkEnd w:id="26"/>
+    <w:bookmarkStart w:id="31" w:name="machine-learning-models"/>
     <w:p>
       <w:r>
         <w:br w:type="page"/>
@@ -2171,60 +2489,68 @@
     <w:p>
       <w:pPr>
         <w:pStyle w:val="FirstParagraph"/>
-        <w:jc w:val="both"/>
-      </w:pPr>
-      <w:r>
-        <w:t xml:space="preserve">Four supervised classification algorithms are implemented and compared:</w:t>
-      </w:r>
-    </w:p>
-    <w:p>
-      <w:pPr>
-        <w:pStyle w:val="Compact"/>
-        <w:numPr>
-          <w:ilvl w:val="0"/>
-          <w:numId w:val="1005"/>
-        </w:numPr>
-        <w:jc w:val="both"/>
-      </w:pPr>
-      <w:r>
-        <w:rPr>
-          <w:b/>
-          <w:bCs/>
-        </w:rPr>
-        <w:t xml:space="preserve">Naive Bayes (Multinomial)</w:t>
-      </w:r>
-    </w:p>
-    <w:p>
-      <w:pPr>
-        <w:pStyle w:val="Compact"/>
-        <w:numPr>
-          <w:ilvl w:val="1"/>
-          <w:numId w:val="1006"/>
-        </w:numPr>
-        <w:jc w:val="both"/>
-      </w:pPr>
-      <w:r>
-        <w:rPr>
-          <w:b/>
-          <w:bCs/>
-        </w:rPr>
-        <w:t xml:space="preserve">Working:</w:t>
-      </w:r>
-      <w:r>
-        <w:t xml:space="preserve"> </w:t>
-      </w:r>
-      <w:r>
-        <w:t xml:space="preserve">A probabilistic classifier based on Bayes’ theorem, with a strong assumption of conditional independence between features given the class label.</w:t>
-      </w:r>
-    </w:p>
-    <w:p>
-      <w:pPr>
-        <w:pStyle w:val="Compact"/>
-        <w:numPr>
-          <w:ilvl w:val="1"/>
-          <w:numId w:val="1006"/>
-        </w:numPr>
-        <w:jc w:val="both"/>
+      </w:pPr>
+      <w:r>
+        <w:t xml:space="preserve">In this project, four supervised classification algorithms are implemented, evaluated, and compared. The objective is to determine which mathematical approach best captures the linguistic patterns indicative of deceptive text. Each algorithm operates on fundamentally different mathematical principles, providing a comprehensive evaluation of linear, probabilistic, ensemble, and non-linear neural architectures.</w:t>
+      </w:r>
+    </w:p>
+    <w:bookmarkStart w:id="27" w:name="Xe8c97a0783636bf65cbbbef6dd7626e70c9b3dc"/>
+    <w:p>
+      <w:pPr>
+        <w:pStyle w:val="Heading3"/>
+      </w:pPr>
+      <w:r>
+        <w:t xml:space="preserve">11.1 Logistic Regression (Parametric Linear Model)</w:t>
+      </w:r>
+    </w:p>
+    <w:p>
+      <w:pPr>
+        <w:pStyle w:val="FirstParagraph"/>
+      </w:pPr>
+      <w:r>
+        <w:rPr>
+          <w:b/>
+          <w:bCs/>
+        </w:rPr>
+        <w:t xml:space="preserve">Working Principle:</w:t>
+      </w:r>
+      <w:r>
+        <w:t xml:space="preserve"> </w:t>
+      </w:r>
+      <w:r>
+        <w:t xml:space="preserve">Logistic Regression is a foundational statistical model used for binary classification tasks. Despite its name, it is a classification algorithm rather than a regression one. It estimates the probability that a given input feature vector belongs to the positive class (e.g., Fake News or Phishing) by computing a weighted linear combination of the input features and passing the result through a logistic (sigmoid) function. The sigmoid function maps any real-valued number into a strict range between 0 and 1, representing a valid probability distribution.</w:t>
+      </w:r>
+      <w:r>
+        <w:t xml:space="preserve"> </w:t>
+      </w:r>
+      <w:r>
+        <w:t xml:space="preserve">Mathematically, the hypothesis function is defined as:</w:t>
+      </w:r>
+      <w:r>
+        <w:t xml:space="preserve"> </w:t>
+      </w:r>
+      <w:r>
+        <w:t xml:space="preserve">h(x) = 1 / (1 + e</w:t>
+      </w:r>
+      <w:r>
+        <w:rPr>
+          <w:vertAlign w:val="superscript"/>
+        </w:rPr>
+        <w:t xml:space="preserve">-(w</w:t>
+      </w:r>
+      <w:r>
+        <w:t xml:space="preserve">T x + b))</w:t>
+      </w:r>
+      <w:r>
+        <w:t xml:space="preserve"> </w:t>
+      </w:r>
+      <w:r>
+        <w:t xml:space="preserve">where w represents the learned weight vector for the TF-IDF features, x is the input feature vector, and  is the bias term. During the training phase, the algorithm optimizes these weights using Gradient Descent or solvers like L-BFGS, minimizing the Log-Loss (Binary Cross-Entropy) cost function.</w:t>
+      </w:r>
+    </w:p>
+    <w:p>
+      <w:pPr>
+        <w:pStyle w:val="BodyText"/>
       </w:pPr>
       <w:r>
         <w:rPr>
@@ -2237,17 +2563,72 @@
         <w:t xml:space="preserve"> </w:t>
       </w:r>
       <w:r>
-        <w:t xml:space="preserve">Extremely fast to train, performs well on text classification, and handles high-dimensional data efficiently.</w:t>
-      </w:r>
-    </w:p>
-    <w:p>
-      <w:pPr>
-        <w:pStyle w:val="Compact"/>
-        <w:numPr>
-          <w:ilvl w:val="1"/>
-          <w:numId w:val="1006"/>
-        </w:numPr>
-        <w:jc w:val="both"/>
+        <w:t xml:space="preserve">*</w:t>
+      </w:r>
+      <w:r>
+        <w:t xml:space="preserve"> </w:t>
+      </w:r>
+      <w:r>
+        <w:rPr>
+          <w:b/>
+          <w:bCs/>
+        </w:rPr>
+        <w:t xml:space="preserve">Extreme Efficiency:</w:t>
+      </w:r>
+      <w:r>
+        <w:t xml:space="preserve"> </w:t>
+      </w:r>
+      <w:r>
+        <w:t xml:space="preserve">It is computationally lightweight, meaning it can be trained on massive datasets in seconds and perform real-time inference with negligible latency.</w:t>
+      </w:r>
+      <w:r>
+        <w:t xml:space="preserve"> </w:t>
+      </w:r>
+      <w:r>
+        <w:t xml:space="preserve">*</w:t>
+      </w:r>
+      <w:r>
+        <w:t xml:space="preserve"> </w:t>
+      </w:r>
+      <w:r>
+        <w:rPr>
+          <w:b/>
+          <w:bCs/>
+        </w:rPr>
+        <w:t xml:space="preserve">High Interpretability:</w:t>
+      </w:r>
+      <w:r>
+        <w:t xml:space="preserve"> </w:t>
+      </w:r>
+      <w:r>
+        <w:t xml:space="preserve">The learned weight vector w directly corresponds to feature importance. By examining the largest positive and negative weights, we can extract the exact vocabulary words that the model considers indicative of fake or legitimate content.</w:t>
+      </w:r>
+      <w:r>
+        <w:t xml:space="preserve"> </w:t>
+      </w:r>
+      <w:r>
+        <w:t xml:space="preserve">*</w:t>
+      </w:r>
+      <w:r>
+        <w:t xml:space="preserve"> </w:t>
+      </w:r>
+      <w:r>
+        <w:rPr>
+          <w:b/>
+          <w:bCs/>
+        </w:rPr>
+        <w:t xml:space="preserve">Robustness to Sparsity:</w:t>
+      </w:r>
+      <w:r>
+        <w:t xml:space="preserve"> </w:t>
+      </w:r>
+      <w:r>
+        <w:t xml:space="preserve">Text data converted via TF-IDF results in highly sparse matrices (mostly zeros). Logistic Regression handles sparse, high-dimensional spaces exceptionally well without suffering from the curse of dimensionality.</w:t>
+      </w:r>
+    </w:p>
+    <w:p>
+      <w:pPr>
+        <w:pStyle w:val="BodyText"/>
       </w:pPr>
       <w:r>
         <w:rPr>
@@ -2260,57 +2641,86 @@
         <w:t xml:space="preserve"> </w:t>
       </w:r>
       <w:r>
-        <w:t xml:space="preserve">The independence assumption is rarely true in natural language.</w:t>
-      </w:r>
-    </w:p>
-    <w:p>
-      <w:pPr>
-        <w:pStyle w:val="Compact"/>
-        <w:numPr>
-          <w:ilvl w:val="0"/>
-          <w:numId w:val="1005"/>
-        </w:numPr>
-        <w:jc w:val="both"/>
-      </w:pPr>
-      <w:r>
-        <w:rPr>
-          <w:b/>
-          <w:bCs/>
-        </w:rPr>
-        <w:t xml:space="preserve">Logistic Regression (Parametric)</w:t>
-      </w:r>
-    </w:p>
-    <w:p>
-      <w:pPr>
-        <w:pStyle w:val="Compact"/>
-        <w:numPr>
-          <w:ilvl w:val="1"/>
-          <w:numId w:val="1007"/>
-        </w:numPr>
-        <w:jc w:val="both"/>
-      </w:pPr>
-      <w:r>
-        <w:rPr>
-          <w:b/>
-          <w:bCs/>
-        </w:rPr>
-        <w:t xml:space="preserve">Working:</w:t>
-      </w:r>
-      <w:r>
-        <w:t xml:space="preserve"> </w:t>
-      </w:r>
-      <w:r>
-        <w:t xml:space="preserve">Estimates the probability of an outcome by applying the sigmoid function to a weighted linear combination of input features.</w:t>
-      </w:r>
-    </w:p>
-    <w:p>
-      <w:pPr>
-        <w:pStyle w:val="Compact"/>
-        <w:numPr>
-          <w:ilvl w:val="1"/>
-          <w:numId w:val="1007"/>
-        </w:numPr>
-        <w:jc w:val="both"/>
+        <w:t xml:space="preserve">*</w:t>
+      </w:r>
+      <w:r>
+        <w:t xml:space="preserve"> </w:t>
+      </w:r>
+      <w:r>
+        <w:rPr>
+          <w:b/>
+          <w:bCs/>
+        </w:rPr>
+        <w:t xml:space="preserve">Linear Decision Boundary:</w:t>
+      </w:r>
+      <w:r>
+        <w:t xml:space="preserve"> </w:t>
+      </w:r>
+      <w:r>
+        <w:t xml:space="preserve">The model assumes that the classes can be separated by a single linear hyperplane. It cannot inherently capture complex, non-linear relationships or multi-word semantic dependencies unless explicit polynomial features or interaction terms are engineered.</w:t>
+      </w:r>
+    </w:p>
+    <w:bookmarkEnd w:id="27"/>
+    <w:bookmarkStart w:id="28" w:name="random-forest-ensemble-learning"/>
+    <w:p>
+      <w:pPr>
+        <w:pStyle w:val="Heading3"/>
+      </w:pPr>
+      <w:r>
+        <w:t xml:space="preserve">11.2 Random Forest (Ensemble Learning)</w:t>
+      </w:r>
+    </w:p>
+    <w:p>
+      <w:pPr>
+        <w:pStyle w:val="FirstParagraph"/>
+      </w:pPr>
+      <w:r>
+        <w:rPr>
+          <w:b/>
+          <w:bCs/>
+        </w:rPr>
+        <w:t xml:space="preserve">Working Principle:</w:t>
+      </w:r>
+      <w:r>
+        <w:t xml:space="preserve"> </w:t>
+      </w:r>
+      <w:r>
+        <w:t xml:space="preserve">Random Forest is a highly powerful ensemble learning method based on the aggregation of multiple Decision Trees. Instead of relying on a single complex tree (which is highly prone to overfitting the training data), Random Forest constructs a</w:t>
+      </w:r>
+      <w:r>
+        <w:t xml:space="preserve"> </w:t>
+      </w:r>
+      <w:r>
+        <w:t xml:space="preserve">‘forest’</w:t>
+      </w:r>
+      <w:r>
+        <w:t xml:space="preserve"> </w:t>
+      </w:r>
+      <w:r>
+        <w:t xml:space="preserve">of hundreds of independent trees.</w:t>
+      </w:r>
+      <w:r>
+        <w:t xml:space="preserve"> </w:t>
+      </w:r>
+      <w:r>
+        <w:t xml:space="preserve">It utilizes a technique called Bootstrap Aggregating (Bagging). During training, each decision tree is trained on a random subsample of the training data (with replacement). Furthermore, at each node split within a tree, only a random subset of the TF-IDF features is considered. When a new text document is inputted for prediction, it is passed down through all the trees in the forest. Each tree casts a</w:t>
+      </w:r>
+      <w:r>
+        <w:t xml:space="preserve"> </w:t>
+      </w:r>
+      <w:r>
+        <w:t xml:space="preserve">‘vote’</w:t>
+      </w:r>
+      <w:r>
+        <w:t xml:space="preserve"> </w:t>
+      </w:r>
+      <w:r>
+        <w:t xml:space="preserve">for the class label, and the Random Forest outputs the majority vote as the final prediction.</w:t>
+      </w:r>
+    </w:p>
+    <w:p>
+      <w:pPr>
+        <w:pStyle w:val="BodyText"/>
       </w:pPr>
       <w:r>
         <w:rPr>
@@ -2323,57 +2733,270 @@
         <w:t xml:space="preserve"> </w:t>
       </w:r>
       <w:r>
-        <w:t xml:space="preserve">Fast, interpretable, and highly resistant to overfitting when using regularization.</w:t>
-      </w:r>
-    </w:p>
-    <w:p>
-      <w:pPr>
-        <w:pStyle w:val="Compact"/>
-        <w:numPr>
-          <w:ilvl w:val="0"/>
-          <w:numId w:val="1005"/>
-        </w:numPr>
-        <w:jc w:val="both"/>
-      </w:pPr>
-      <w:r>
-        <w:rPr>
-          <w:b/>
-          <w:bCs/>
-        </w:rPr>
-        <w:t xml:space="preserve">Random Forest (Ensemble)</w:t>
-      </w:r>
-    </w:p>
-    <w:p>
-      <w:pPr>
-        <w:pStyle w:val="Compact"/>
-        <w:numPr>
-          <w:ilvl w:val="1"/>
-          <w:numId w:val="1008"/>
-        </w:numPr>
-        <w:jc w:val="both"/>
-      </w:pPr>
-      <w:r>
-        <w:rPr>
-          <w:b/>
-          <w:bCs/>
-        </w:rPr>
-        <w:t xml:space="preserve">Working:</w:t>
-      </w:r>
-      <w:r>
-        <w:t xml:space="preserve"> </w:t>
-      </w:r>
-      <w:r>
-        <w:t xml:space="preserve">Constructs a large number of decision trees during training and outputs the mode of the classes for prediction.</w:t>
-      </w:r>
-    </w:p>
-    <w:p>
-      <w:pPr>
-        <w:pStyle w:val="Compact"/>
-        <w:numPr>
-          <w:ilvl w:val="1"/>
-          <w:numId w:val="1008"/>
-        </w:numPr>
-        <w:jc w:val="both"/>
+        <w:t xml:space="preserve">*</w:t>
+      </w:r>
+      <w:r>
+        <w:t xml:space="preserve"> </w:t>
+      </w:r>
+      <w:r>
+        <w:rPr>
+          <w:b/>
+          <w:bCs/>
+        </w:rPr>
+        <w:t xml:space="preserve">Non-Linearity:</w:t>
+      </w:r>
+      <w:r>
+        <w:t xml:space="preserve"> </w:t>
+      </w:r>
+      <w:r>
+        <w:t xml:space="preserve">It naturally captures complex, non-linear interactions between words and phrases without requiring explicit feature engineering.</w:t>
+      </w:r>
+      <w:r>
+        <w:t xml:space="preserve"> </w:t>
+      </w:r>
+      <w:r>
+        <w:t xml:space="preserve">*</w:t>
+      </w:r>
+      <w:r>
+        <w:t xml:space="preserve"> </w:t>
+      </w:r>
+      <w:r>
+        <w:rPr>
+          <w:b/>
+          <w:bCs/>
+        </w:rPr>
+        <w:t xml:space="preserve">Resilience to Overfitting:</w:t>
+      </w:r>
+      <w:r>
+        <w:t xml:space="preserve"> </w:t>
+      </w:r>
+      <w:r>
+        <w:t xml:space="preserve">The bagging mechanism and feature randomness ensure that the model generalizes well to unseen data, acting as a strong regularizer against the noise inherent in natural language data.</w:t>
+      </w:r>
+      <w:r>
+        <w:t xml:space="preserve"> </w:t>
+      </w:r>
+      <w:r>
+        <w:t xml:space="preserve">*</w:t>
+      </w:r>
+      <w:r>
+        <w:t xml:space="preserve"> </w:t>
+      </w:r>
+      <w:r>
+        <w:rPr>
+          <w:b/>
+          <w:bCs/>
+        </w:rPr>
+        <w:t xml:space="preserve">Feature Importance:</w:t>
+      </w:r>
+      <w:r>
+        <w:t xml:space="preserve"> </w:t>
+      </w:r>
+      <w:r>
+        <w:t xml:space="preserve">It calculates Gini importance or mean decrease in impurity, allowing for structural analysis of which textual features contributed most to reducing classification error.</w:t>
+      </w:r>
+    </w:p>
+    <w:p>
+      <w:pPr>
+        <w:pStyle w:val="BodyText"/>
+      </w:pPr>
+      <w:r>
+        <w:rPr>
+          <w:b/>
+          <w:bCs/>
+        </w:rPr>
+        <w:t xml:space="preserve">Disadvantages:</w:t>
+      </w:r>
+      <w:r>
+        <w:t xml:space="preserve"> </w:t>
+      </w:r>
+      <w:r>
+        <w:t xml:space="preserve">*</w:t>
+      </w:r>
+      <w:r>
+        <w:t xml:space="preserve"> </w:t>
+      </w:r>
+      <w:r>
+        <w:rPr>
+          <w:b/>
+          <w:bCs/>
+        </w:rPr>
+        <w:t xml:space="preserve">Computational Cost:</w:t>
+      </w:r>
+      <w:r>
+        <w:t xml:space="preserve"> </w:t>
+      </w:r>
+      <w:r>
+        <w:t xml:space="preserve">Training hundreds of trees on thousands of TF-IDF features is computationally intensive and requires significantly more memory than linear models.</w:t>
+      </w:r>
+      <w:r>
+        <w:t xml:space="preserve"> </w:t>
+      </w:r>
+      <w:r>
+        <w:t xml:space="preserve">*</w:t>
+      </w:r>
+      <w:r>
+        <w:t xml:space="preserve"> </w:t>
+      </w:r>
+      <w:r>
+        <w:rPr>
+          <w:b/>
+          <w:bCs/>
+        </w:rPr>
+        <w:t xml:space="preserve">Inference Speed:</w:t>
+      </w:r>
+      <w:r>
+        <w:t xml:space="preserve"> </w:t>
+      </w:r>
+      <w:r>
+        <w:t xml:space="preserve">Real-time prediction is slower because the input vector must traverse every tree in the ensemble.</w:t>
+      </w:r>
+      <w:r>
+        <w:t xml:space="preserve"> </w:t>
+      </w:r>
+      <w:r>
+        <w:t xml:space="preserve">*</w:t>
+      </w:r>
+      <w:r>
+        <w:t xml:space="preserve"> </w:t>
+      </w:r>
+      <w:r>
+        <w:rPr>
+          <w:b/>
+          <w:bCs/>
+        </w:rPr>
+        <w:t xml:space="preserve">Black Box Nature:</w:t>
+      </w:r>
+      <w:r>
+        <w:t xml:space="preserve"> </w:t>
+      </w:r>
+      <w:r>
+        <w:t xml:space="preserve">While feature importance is available, tracing the exact decision path for a specific prediction is convoluted, reducing the model’s transparency compared to Logistic Regression.</w:t>
+      </w:r>
+    </w:p>
+    <w:bookmarkEnd w:id="28"/>
+    <w:bookmarkStart w:id="29" w:name="naive-bayes-k-nearest-neighbors"/>
+    <w:p>
+      <w:pPr>
+        <w:pStyle w:val="Heading3"/>
+      </w:pPr>
+      <w:r>
+        <w:t xml:space="preserve">11.3 Naive Bayes / K-Nearest Neighbors</w:t>
+      </w:r>
+    </w:p>
+    <w:p>
+      <w:pPr>
+        <w:pStyle w:val="FirstParagraph"/>
+      </w:pPr>
+      <w:r>
+        <w:t xml:space="preserve">Depending on the specific pipeline, either Multinomial Naive Bayes or K-Nearest Neighbors (KNN) serves as the baseline algorithmic approach.</w:t>
+      </w:r>
+      <w:r>
+        <w:t xml:space="preserve"> </w:t>
+      </w:r>
+      <w:r>
+        <w:t xml:space="preserve">*</w:t>
+      </w:r>
+      <w:r>
+        <w:t xml:space="preserve"> </w:t>
+      </w:r>
+      <w:r>
+        <w:rPr>
+          <w:b/>
+          <w:bCs/>
+        </w:rPr>
+        <w:t xml:space="preserve">Multinomial Naive Bayes:</w:t>
+      </w:r>
+      <w:r>
+        <w:t xml:space="preserve"> </w:t>
+      </w:r>
+      <w:r>
+        <w:t xml:space="preserve">Based on Bayes’ Theorem, this probabilistic classifier calculates the conditional probability of each class given the observed word frequencies. It makes a</w:t>
+      </w:r>
+      <w:r>
+        <w:t xml:space="preserve"> </w:t>
+      </w:r>
+      <w:r>
+        <w:t xml:space="preserve">‘naive’</w:t>
+      </w:r>
+      <w:r>
+        <w:t xml:space="preserve"> </w:t>
+      </w:r>
+      <w:r>
+        <w:t xml:space="preserve">assumption that every word in the document is conditionally independent of every other word, given the class label. Despite this biologically implausible assumption (as grammar dictates word dependence), Naive Bayes performs remarkably well on text classification, specifically for spam and fake news filtering, due to its ability to handle discrete word counts effectively.</w:t>
+      </w:r>
+      <w:r>
+        <w:t xml:space="preserve"> </w:t>
+      </w:r>
+      <w:r>
+        <w:t xml:space="preserve">*</w:t>
+      </w:r>
+      <w:r>
+        <w:t xml:space="preserve"> </w:t>
+      </w:r>
+      <w:r>
+        <w:rPr>
+          <w:b/>
+          <w:bCs/>
+        </w:rPr>
+        <w:t xml:space="preserve">K-Nearest Neighbors (KNN):</w:t>
+      </w:r>
+      <w:r>
+        <w:t xml:space="preserve"> </w:t>
+      </w:r>
+      <w:r>
+        <w:t xml:space="preserve">KNN is a non-parametric, lazy learning algorithm. It does not possess a formal training phase where weights are optimized. Instead, it memorizes the entire training dataset. During inference, it calculates the spatial distance (typically Euclidean or Cosine similarity) between the new TF-IDF vector and all vectors in the training set. It then assigns the class label based on the majority vote of the</w:t>
+      </w:r>
+      <w:r>
+        <w:t xml:space="preserve"> </w:t>
+      </w:r>
+      <w:r>
+        <w:t xml:space="preserve">‘K’</w:t>
+      </w:r>
+      <w:r>
+        <w:t xml:space="preserve"> </w:t>
+      </w:r>
+      <w:r>
+        <w:t xml:space="preserve">closest neighbors. While highly intuitive, KNN suffers from extreme latency during prediction on large datasets, as it must compute distances against the entire corpus.</w:t>
+      </w:r>
+    </w:p>
+    <w:bookmarkEnd w:id="29"/>
+    <w:bookmarkStart w:id="30" w:name="Xbd16f747144e3e872729d70ca86a16f79eeb517"/>
+    <w:p>
+      <w:pPr>
+        <w:pStyle w:val="Heading3"/>
+      </w:pPr>
+      <w:r>
+        <w:t xml:space="preserve">11.4 Simple Neural Network (Multi-Layer Perceptron)</w:t>
+      </w:r>
+    </w:p>
+    <w:p>
+      <w:pPr>
+        <w:pStyle w:val="FirstParagraph"/>
+      </w:pPr>
+      <w:r>
+        <w:rPr>
+          <w:b/>
+          <w:bCs/>
+        </w:rPr>
+        <w:t xml:space="preserve">Working Principle:</w:t>
+      </w:r>
+      <w:r>
+        <w:t xml:space="preserve"> </w:t>
+      </w:r>
+      <w:r>
+        <w:t xml:space="preserve">To explore deep learning capabilities, a feed-forward Artificial Neural Network, specifically a Multi-Layer Perceptron (MLP), is utilized. The architecture consists of an input layer scaled to the exact vocabulary size of the TF-IDF vectorizer, followed by one or more fully connected hidden layers, and a final output layer.</w:t>
+      </w:r>
+      <w:r>
+        <w:t xml:space="preserve"> </w:t>
+      </w:r>
+      <w:r>
+        <w:t xml:space="preserve">Each node (neuron) in the hidden layers computes a weighted sum of its inputs and applies a non-linear activation function, such as the Rectified Linear Unit (ReLU: (x) = max(0, x)). This non-linearity allows the network to learn highly abstract hierarchical representations of the text. The output layer employs a Sigmoid activation function to yield a binary probability score. The network is trained using the Backpropagation algorithm, dynamically adjusting its internal weights via an optimization algorithm like Adam to minimize the classification error over multiple iterations (epochs).</w:t>
+      </w:r>
+    </w:p>
+    <w:p>
+      <w:pPr>
+        <w:pStyle w:val="BodyText"/>
       </w:pPr>
       <w:r>
         <w:rPr>
@@ -2386,84 +3009,144 @@
         <w:t xml:space="preserve"> </w:t>
       </w:r>
       <w:r>
-        <w:t xml:space="preserve">Handles non-linear relationships well and is robust to noisy features.</w:t>
-      </w:r>
-    </w:p>
-    <w:p>
-      <w:pPr>
-        <w:pStyle w:val="Compact"/>
-        <w:numPr>
-          <w:ilvl w:val="0"/>
-          <w:numId w:val="1005"/>
-        </w:numPr>
-        <w:jc w:val="both"/>
-      </w:pPr>
-      <w:r>
-        <w:rPr>
-          <w:b/>
-          <w:bCs/>
-        </w:rPr>
-        <w:t xml:space="preserve">Neural Network (Multi-Layer Perceptron)</w:t>
-      </w:r>
-    </w:p>
-    <w:p>
-      <w:pPr>
-        <w:pStyle w:val="Compact"/>
-        <w:numPr>
-          <w:ilvl w:val="1"/>
-          <w:numId w:val="1009"/>
-        </w:numPr>
-        <w:jc w:val="both"/>
-      </w:pPr>
-      <w:r>
-        <w:rPr>
-          <w:b/>
-          <w:bCs/>
-        </w:rPr>
-        <w:t xml:space="preserve">Working:</w:t>
-      </w:r>
-      <w:r>
-        <w:t xml:space="preserve"> </w:t>
-      </w:r>
-      <w:r>
-        <w:t xml:space="preserve">A feed-forward network consisting of an input layer, hidden layers with non-linear activation functions, and a sigmoid output layer.</w:t>
-      </w:r>
-    </w:p>
-    <w:p>
-      <w:pPr>
-        <w:pStyle w:val="Compact"/>
-        <w:numPr>
-          <w:ilvl w:val="1"/>
-          <w:numId w:val="1009"/>
-        </w:numPr>
-        <w:jc w:val="both"/>
-      </w:pPr>
-      <w:r>
-        <w:rPr>
-          <w:b/>
-          <w:bCs/>
-        </w:rPr>
-        <w:t xml:space="preserve">Advantages:</w:t>
-      </w:r>
-      <w:r>
-        <w:t xml:space="preserve"> </w:t>
-      </w:r>
-      <w:r>
-        <w:t xml:space="preserve">Capable of learning highly complex, non-linear feature interactions.</w:t>
-      </w:r>
-    </w:p>
-    <w:p>
-      <w:pPr>
-        <w:jc w:val="both"/>
-      </w:pPr>
+        <w:t xml:space="preserve">*</w:t>
+      </w:r>
+      <w:r>
+        <w:t xml:space="preserve"> </w:t>
+      </w:r>
+      <w:r>
+        <w:rPr>
+          <w:b/>
+          <w:bCs/>
+        </w:rPr>
+        <w:t xml:space="preserve">Supreme Flexibility:</w:t>
+      </w:r>
+      <w:r>
+        <w:t xml:space="preserve"> </w:t>
+      </w:r>
+      <w:r>
+        <w:t xml:space="preserve">Given sufficient data and layers, neural networks can approximate almost any continuous function, allowing them to decipher incredibly subtle and complex linguistic patterns that evade classical models.</w:t>
+      </w:r>
+      <w:r>
+        <w:t xml:space="preserve"> </w:t>
+      </w:r>
+      <w:r>
+        <w:t xml:space="preserve">*</w:t>
+      </w:r>
+      <w:r>
+        <w:t xml:space="preserve"> </w:t>
+      </w:r>
+      <w:r>
+        <w:rPr>
+          <w:b/>
+          <w:bCs/>
+        </w:rPr>
+        <w:t xml:space="preserve">Scalability:</w:t>
+      </w:r>
+      <w:r>
+        <w:t xml:space="preserve"> </w:t>
+      </w:r>
+      <w:r>
+        <w:t xml:space="preserve">They benefit massively from larger datasets and can be seamlessly upgraded to more advanced architectures like LSTMs or Transformers for sequential text processing.</w:t>
+      </w:r>
+    </w:p>
+    <w:p>
+      <w:pPr>
+        <w:pStyle w:val="BodyText"/>
+      </w:pPr>
+      <w:r>
+        <w:rPr>
+          <w:b/>
+          <w:bCs/>
+        </w:rPr>
+        <w:t xml:space="preserve">Disadvantages:</w:t>
+      </w:r>
+      <w:r>
+        <w:t xml:space="preserve"> </w:t>
+      </w:r>
+      <w:r>
+        <w:t xml:space="preserve">*</w:t>
+      </w:r>
+      <w:r>
+        <w:t xml:space="preserve"> </w:t>
+      </w:r>
+      <w:r>
+        <w:rPr>
+          <w:b/>
+          <w:bCs/>
+        </w:rPr>
+        <w:t xml:space="preserve">Data Hunger:</w:t>
+      </w:r>
+      <w:r>
+        <w:t xml:space="preserve"> </w:t>
+      </w:r>
+      <w:r>
+        <w:t xml:space="preserve">Neural networks require vast amounts of labelled data to converge optimally; on smaller datasets, they are highly prone to severe overfitting unless heavily regularized using Dropout or weight decay.</w:t>
+      </w:r>
+      <w:r>
+        <w:t xml:space="preserve"> </w:t>
+      </w:r>
+      <w:r>
+        <w:t xml:space="preserve">*</w:t>
+      </w:r>
+      <w:r>
+        <w:t xml:space="preserve"> </w:t>
+      </w:r>
+      <w:r>
+        <w:rPr>
+          <w:b/>
+          <w:bCs/>
+        </w:rPr>
+        <w:t xml:space="preserve">Resource Intensive:</w:t>
+      </w:r>
+      <w:r>
+        <w:t xml:space="preserve"> </w:t>
+      </w:r>
+      <w:r>
+        <w:t xml:space="preserve">Training requires substantial computational power, typically necessitating GPU acceleration for efficiency.</w:t>
+      </w:r>
+      <w:r>
+        <w:t xml:space="preserve"> </w:t>
+      </w:r>
+      <w:r>
+        <w:t xml:space="preserve">*</w:t>
+      </w:r>
+      <w:r>
+        <w:t xml:space="preserve"> </w:t>
+      </w:r>
+      <w:r>
+        <w:rPr>
+          <w:b/>
+          <w:bCs/>
+        </w:rPr>
+        <w:t xml:space="preserve">Lack of Interpretability:</w:t>
+      </w:r>
+      <w:r>
+        <w:t xml:space="preserve"> </w:t>
+      </w:r>
+      <w:r>
+        <w:t xml:space="preserve">They operate as a</w:t>
+      </w:r>
+      <w:r>
+        <w:t xml:space="preserve"> </w:t>
+      </w:r>
+      <w:r>
+        <w:t xml:space="preserve">‘black box’</w:t>
+      </w:r>
+      <w:r>
+        <w:t xml:space="preserve">. It is extraordinarily difficult to map a final prediction back to specific input words, making it challenging to explain the model’s reasoning to end-users or compliance auditors.</w:t>
+      </w:r>
+    </w:p>
+    <w:p>
       <w:r>
         <w:pict>
           <v:rect style="width:0;height:1.5pt" o:hralign="center" o:hrstd="t" o:hr="t"/>
         </w:pict>
       </w:r>
     </w:p>
-    <w:bookmarkEnd w:id="26"/>
-    <w:bookmarkStart w:id="27" w:name="model-training"/>
+    <w:bookmarkEnd w:id="30"/>
+    <w:bookmarkEnd w:id="31"/>
+    <w:bookmarkStart w:id="32" w:name="model-training"/>
     <w:p>
       <w:r>
         <w:br w:type="page"/>
@@ -2480,7 +3163,6 @@
     <w:p>
       <w:pPr>
         <w:pStyle w:val="FirstParagraph"/>
-        <w:jc w:val="both"/>
       </w:pPr>
       <w:r>
         <w:rPr>
@@ -2499,7 +3181,6 @@
     <w:p>
       <w:pPr>
         <w:pStyle w:val="BodyText"/>
-        <w:jc w:val="both"/>
       </w:pPr>
       <w:r>
         <w:rPr>
@@ -2620,17 +3301,14 @@
       </w:r>
     </w:p>
     <w:p>
-      <w:pPr>
-        <w:jc w:val="both"/>
-      </w:pPr>
       <w:r>
         <w:pict>
           <v:rect style="width:0;height:1.5pt" o:hralign="center" o:hrstd="t" o:hr="t"/>
         </w:pict>
       </w:r>
     </w:p>
-    <w:bookmarkEnd w:id="27"/>
-    <w:bookmarkStart w:id="30" w:name="results-evaluation"/>
+    <w:bookmarkEnd w:id="32"/>
+    <w:bookmarkStart w:id="35" w:name="results-evaluation"/>
     <w:p>
       <w:r>
         <w:br w:type="page"/>
@@ -2647,13 +3325,12 @@
     <w:p>
       <w:pPr>
         <w:pStyle w:val="FirstParagraph"/>
-        <w:jc w:val="both"/>
       </w:pPr>
       <w:r>
         <w:t xml:space="preserve">All models were evaluated on the held-out test set to ensure unbiased performance metrics. Because of the highly distinctive character n-gram patterns present in the dataset, the models successfully learned to partition the feature space perfectly.</w:t>
       </w:r>
     </w:p>
-    <w:bookmarkStart w:id="28" w:name="performance-metrics-table"/>
+    <w:bookmarkStart w:id="33" w:name="performance-metrics-table"/>
     <w:p>
       <w:pPr>
         <w:pStyle w:val="Heading3"/>
@@ -2967,7 +3644,6 @@
     <w:p>
       <w:pPr>
         <w:pStyle w:val="BodyText"/>
-        <w:jc w:val="both"/>
       </w:pPr>
       <w:r>
         <w:rPr>
@@ -2977,8 +3653,8 @@
         <w:t xml:space="preserve">Note: The perfect accuracy reflects the synthetic dataset’s clear dichotomy between phishing contexts (e.g., account suspension, prize claims) and legitimate contexts (e.g., scheduling, updates).</w:t>
       </w:r>
     </w:p>
-    <w:bookmarkEnd w:id="28"/>
-    <w:bookmarkStart w:id="29" w:name="confusion-matrix"/>
+    <w:bookmarkEnd w:id="33"/>
+    <w:bookmarkStart w:id="34" w:name="confusion-matrix"/>
     <w:p>
       <w:pPr>
         <w:pStyle w:val="Heading3"/>
@@ -2990,7 +3666,6 @@
     <w:p>
       <w:pPr>
         <w:pStyle w:val="FirstParagraph"/>
-        <w:jc w:val="both"/>
       </w:pPr>
       <w:r>
         <w:t xml:space="preserve">The confusion matrix for all models yielded zero misclassifications:</w:t>
@@ -3041,18 +3716,15 @@
       </w:r>
     </w:p>
     <w:p>
-      <w:pPr>
-        <w:jc w:val="both"/>
-      </w:pPr>
       <w:r>
         <w:pict>
           <v:rect style="width:0;height:1.5pt" o:hralign="center" o:hrstd="t" o:hr="t"/>
         </w:pict>
       </w:r>
     </w:p>
-    <w:bookmarkEnd w:id="29"/>
-    <w:bookmarkEnd w:id="30"/>
-    <w:bookmarkStart w:id="31" w:name="feature-importance-analysis"/>
+    <w:bookmarkEnd w:id="34"/>
+    <w:bookmarkEnd w:id="35"/>
+    <w:bookmarkStart w:id="36" w:name="feature-importance-analysis"/>
     <w:p>
       <w:r>
         <w:br w:type="page"/>
@@ -3069,7 +3741,6 @@
     <w:p>
       <w:pPr>
         <w:pStyle w:val="FirstParagraph"/>
-        <w:jc w:val="both"/>
       </w:pPr>
       <w:r>
         <w:t xml:space="preserve">By analyzing the coefficients of the Logistic Regression model, it is possible to interpret which textual features are most heavily weighted in the decision-making process.</w:t>
@@ -3078,7 +3749,6 @@
     <w:p>
       <w:pPr>
         <w:pStyle w:val="BodyText"/>
-        <w:jc w:val="both"/>
       </w:pPr>
       <w:r>
         <w:rPr>
@@ -3249,24 +3919,20 @@
     <w:p>
       <w:pPr>
         <w:pStyle w:val="BodyText"/>
-        <w:jc w:val="both"/>
       </w:pPr>
       <w:r>
         <w:t xml:space="preserve">This confirms the core hypothesis that phishing emails rely heavily on language designed to provoke immediate, panicked action from the recipient.</w:t>
       </w:r>
     </w:p>
     <w:p>
-      <w:pPr>
-        <w:jc w:val="both"/>
-      </w:pPr>
       <w:r>
         <w:pict>
           <v:rect style="width:0;height:1.5pt" o:hralign="center" o:hrstd="t" o:hr="t"/>
         </w:pict>
       </w:r>
     </w:p>
-    <w:bookmarkEnd w:id="31"/>
-    <w:bookmarkStart w:id="32" w:name="prediction-module"/>
+    <w:bookmarkEnd w:id="36"/>
+    <w:bookmarkStart w:id="37" w:name="prediction-module"/>
     <w:p>
       <w:r>
         <w:br w:type="page"/>
@@ -3283,7 +3949,6 @@
     <w:p>
       <w:pPr>
         <w:pStyle w:val="FirstParagraph"/>
-        <w:jc w:val="both"/>
       </w:pPr>
       <w:r>
         <w:t xml:space="preserve">To demonstrate the practical applicability of the trained model, a fully functional interactive web application was built using</w:t>
@@ -3305,7 +3970,6 @@
     <w:p>
       <w:pPr>
         <w:pStyle w:val="BodyText"/>
-        <w:jc w:val="both"/>
       </w:pPr>
       <w:r>
         <w:rPr>
@@ -3393,7 +4057,6 @@
     <w:p>
       <w:pPr>
         <w:pStyle w:val="BodyText"/>
-        <w:jc w:val="both"/>
       </w:pPr>
       <w:r>
         <w:rPr>
@@ -3404,17 +4067,14 @@
       </w:r>
     </w:p>
     <w:p>
-      <w:pPr>
-        <w:jc w:val="both"/>
-      </w:pPr>
       <w:r>
         <w:pict>
           <v:rect style="width:0;height:1.5pt" o:hralign="center" o:hrstd="t" o:hr="t"/>
         </w:pict>
       </w:r>
     </w:p>
-    <w:bookmarkEnd w:id="32"/>
-    <w:bookmarkStart w:id="36" w:name="advantages-limitations-future-scope"/>
+    <w:bookmarkEnd w:id="37"/>
+    <w:bookmarkStart w:id="41" w:name="advantages-limitations-future-scope"/>
     <w:p>
       <w:r>
         <w:br w:type="page"/>
@@ -3428,7 +4088,7 @@
         <w:t xml:space="preserve">16. Advantages, Limitations &amp; Future Scope</w:t>
       </w:r>
     </w:p>
-    <w:bookmarkStart w:id="33" w:name="advantages"/>
+    <w:bookmarkStart w:id="38" w:name="advantages"/>
     <w:p>
       <w:pPr>
         <w:pStyle w:val="Heading3"/>
@@ -3442,9 +4102,8 @@
         <w:pStyle w:val="Compact"/>
         <w:numPr>
           <w:ilvl w:val="0"/>
-          <w:numId w:val="1010"/>
+          <w:numId w:val="1005"/>
         </w:numPr>
-        <w:jc w:val="both"/>
       </w:pPr>
       <w:r>
         <w:rPr>
@@ -3465,9 +4124,8 @@
         <w:pStyle w:val="Compact"/>
         <w:numPr>
           <w:ilvl w:val="0"/>
-          <w:numId w:val="1010"/>
+          <w:numId w:val="1005"/>
         </w:numPr>
-        <w:jc w:val="both"/>
       </w:pPr>
       <w:r>
         <w:rPr>
@@ -3488,9 +4146,8 @@
         <w:pStyle w:val="Compact"/>
         <w:numPr>
           <w:ilvl w:val="0"/>
-          <w:numId w:val="1010"/>
+          <w:numId w:val="1005"/>
         </w:numPr>
-        <w:jc w:val="both"/>
       </w:pPr>
       <w:r>
         <w:rPr>
@@ -3506,8 +4163,8 @@
         <w:t xml:space="preserve">The Logistic Regression model provides real-time predictions and easily understandable feature weights.</w:t>
       </w:r>
     </w:p>
-    <w:bookmarkEnd w:id="33"/>
-    <w:bookmarkStart w:id="34" w:name="limitations"/>
+    <w:bookmarkEnd w:id="38"/>
+    <w:bookmarkStart w:id="39" w:name="limitations"/>
     <w:p>
       <w:pPr>
         <w:pStyle w:val="Heading3"/>
@@ -3521,9 +4178,8 @@
         <w:pStyle w:val="Compact"/>
         <w:numPr>
           <w:ilvl w:val="0"/>
-          <w:numId w:val="1011"/>
+          <w:numId w:val="1006"/>
         </w:numPr>
-        <w:jc w:val="both"/>
       </w:pPr>
       <w:r>
         <w:rPr>
@@ -3560,9 +4216,8 @@
         <w:pStyle w:val="Compact"/>
         <w:numPr>
           <w:ilvl w:val="0"/>
-          <w:numId w:val="1011"/>
+          <w:numId w:val="1006"/>
         </w:numPr>
-        <w:jc w:val="both"/>
       </w:pPr>
       <w:r>
         <w:rPr>
@@ -3578,8 +4233,8 @@
         <w:t xml:space="preserve">The model analyzes the text surrounding a link but does not actively scan the destination URL for malicious payloads.</w:t>
       </w:r>
     </w:p>
-    <w:bookmarkEnd w:id="34"/>
-    <w:bookmarkStart w:id="35" w:name="future-scope"/>
+    <w:bookmarkEnd w:id="39"/>
+    <w:bookmarkStart w:id="40" w:name="future-scope"/>
     <w:p>
       <w:pPr>
         <w:pStyle w:val="Heading3"/>
@@ -3593,9 +4248,8 @@
         <w:pStyle w:val="Compact"/>
         <w:numPr>
           <w:ilvl w:val="0"/>
-          <w:numId w:val="1012"/>
+          <w:numId w:val="1007"/>
         </w:numPr>
-        <w:jc w:val="both"/>
       </w:pPr>
       <w:r>
         <w:rPr>
@@ -3616,9 +4270,8 @@
         <w:pStyle w:val="Compact"/>
         <w:numPr>
           <w:ilvl w:val="0"/>
-          <w:numId w:val="1012"/>
+          <w:numId w:val="1007"/>
         </w:numPr>
-        <w:jc w:val="both"/>
       </w:pPr>
       <w:r>
         <w:rPr>
@@ -3639,9 +4292,8 @@
         <w:pStyle w:val="Compact"/>
         <w:numPr>
           <w:ilvl w:val="0"/>
-          <w:numId w:val="1012"/>
+          <w:numId w:val="1007"/>
         </w:numPr>
-        <w:jc w:val="both"/>
       </w:pPr>
       <w:r>
         <w:rPr>
@@ -3658,18 +4310,15 @@
       </w:r>
     </w:p>
     <w:p>
-      <w:pPr>
-        <w:jc w:val="both"/>
-      </w:pPr>
       <w:r>
         <w:pict>
           <v:rect style="width:0;height:1.5pt" o:hralign="center" o:hrstd="t" o:hr="t"/>
         </w:pict>
       </w:r>
     </w:p>
-    <w:bookmarkEnd w:id="35"/>
-    <w:bookmarkEnd w:id="36"/>
-    <w:bookmarkStart w:id="37" w:name="conclusion"/>
+    <w:bookmarkEnd w:id="40"/>
+    <w:bookmarkEnd w:id="41"/>
+    <w:bookmarkStart w:id="42" w:name="conclusion"/>
     <w:p>
       <w:r>
         <w:br w:type="page"/>
@@ -3686,7 +4335,6 @@
     <w:p>
       <w:pPr>
         <w:pStyle w:val="FirstParagraph"/>
-        <w:jc w:val="both"/>
       </w:pPr>
       <w:r>
         <w:t xml:space="preserve">This project successfully designed and implemented an end-to-end machine learning pipeline capable of detecting phishing emails based strictly on their textual content. By utilizing a robust preprocessing pipeline and an advanced TF-IDF Character N-Gram vectorization strategy, the system proved highly effective at distinguishing the deceptive, urgent language of phishing from legitimate communications.</w:t>
@@ -3695,24 +4343,20 @@
     <w:p>
       <w:pPr>
         <w:pStyle w:val="BodyText"/>
-        <w:jc w:val="both"/>
       </w:pPr>
       <w:r>
         <w:t xml:space="preserve">The evaluation of four distinct machine learning classifiers demonstrated excellent classification performance. By integrating the trained model into an interactive Streamlit web application, the project highlights the feasibility of deploying lightweight, AI-driven NLP solutions to protect users from social engineering attacks in real-time.</w:t>
       </w:r>
     </w:p>
     <w:p>
-      <w:pPr>
-        <w:jc w:val="both"/>
-      </w:pPr>
       <w:r>
         <w:pict>
           <v:rect style="width:0;height:1.5pt" o:hralign="center" o:hrstd="t" o:hr="t"/>
         </w:pict>
       </w:r>
     </w:p>
-    <w:bookmarkEnd w:id="37"/>
-    <w:bookmarkStart w:id="38" w:name="references"/>
+    <w:bookmarkEnd w:id="42"/>
+    <w:bookmarkStart w:id="43" w:name="references"/>
     <w:p>
       <w:r>
         <w:br w:type="page"/>
@@ -3729,7 +4373,6 @@
     <w:p>
       <w:pPr>
         <w:pStyle w:val="FirstParagraph"/>
-        <w:jc w:val="both"/>
       </w:pPr>
       <w:r>
         <w:t xml:space="preserve">[1] I. Fette, N. Sadeh, and A. Tomasic,</w:t>
@@ -3763,7 +4406,6 @@
     <w:p>
       <w:pPr>
         <w:pStyle w:val="BodyText"/>
-        <w:jc w:val="both"/>
       </w:pPr>
       <w:r>
         <w:t xml:space="preserve">[2] F. Toolan and J. Carthy,</w:t>
@@ -3797,7 +4439,6 @@
     <w:p>
       <w:pPr>
         <w:pStyle w:val="BodyText"/>
-        <w:jc w:val="both"/>
       </w:pPr>
       <w:r>
         <w:t xml:space="preserve">[3] R. Verma, N. Shashidhar, and N. Hossain,</w:t>
@@ -3831,7 +4472,6 @@
     <w:p>
       <w:pPr>
         <w:pStyle w:val="BodyText"/>
-        <w:jc w:val="both"/>
       </w:pPr>
       <w:r>
         <w:t xml:space="preserve">[4] O. K. Sahingoz, E. Buber, O. Demir, and B. Diri,</w:t>
@@ -3859,7 +4499,6 @@
     <w:p>
       <w:pPr>
         <w:pStyle w:val="BodyText"/>
-        <w:jc w:val="both"/>
       </w:pPr>
       <w:r>
         <w:t xml:space="preserve">[5] A. Almomani et al.,</w:t>
@@ -3887,7 +4526,6 @@
     <w:p>
       <w:pPr>
         <w:pStyle w:val="BodyText"/>
-        <w:jc w:val="both"/>
       </w:pPr>
       <w:r>
         <w:t xml:space="preserve">[6] P. Bountakas, C. Xenakis, and P. Rizomiliotis,</w:t>
@@ -3915,7 +4553,6 @@
     <w:p>
       <w:pPr>
         <w:pStyle w:val="BodyText"/>
-        <w:jc w:val="both"/>
       </w:pPr>
       <w:r>
         <w:t xml:space="preserve">[7] Y. Fang et al.,</w:t>
@@ -3949,7 +4586,6 @@
     <w:p>
       <w:pPr>
         <w:pStyle w:val="BodyText"/>
-        <w:jc w:val="both"/>
       </w:pPr>
       <w:r>
         <w:t xml:space="preserve">[8] S. Smadi, N. Aslam, and L. Zhang,</w:t>
@@ -3974,8 +4610,8 @@
         <w:t xml:space="preserve">, vol. 107, pp. 88-102, 2018.</w:t>
       </w:r>
     </w:p>
-    <w:bookmarkEnd w:id="38"/>
-    <w:bookmarkEnd w:id="39"/>
+    <w:bookmarkEnd w:id="43"/>
+    <w:bookmarkEnd w:id="44"/>
     <w:sectPr>
       <w:footnotePr>
         <w:numRestart w:val="eachSect"/>
@@ -4371,54 +5007,12 @@
     </w:lvlOverride>
   </w:num>
   <w:num w:numId="1005">
-    <w:abstractNumId w:val="99411"/>
-    <w:lvlOverride w:ilvl="0">
-      <w:startOverride w:val="1"/>
-    </w:lvlOverride>
-    <w:lvlOverride w:ilvl="1">
-      <w:startOverride w:val="1"/>
-    </w:lvlOverride>
-    <w:lvlOverride w:ilvl="2">
-      <w:startOverride w:val="1"/>
-    </w:lvlOverride>
-    <w:lvlOverride w:ilvl="3">
-      <w:startOverride w:val="1"/>
-    </w:lvlOverride>
-    <w:lvlOverride w:ilvl="4">
-      <w:startOverride w:val="1"/>
-    </w:lvlOverride>
-    <w:lvlOverride w:ilvl="5">
-      <w:startOverride w:val="1"/>
-    </w:lvlOverride>
-    <w:lvlOverride w:ilvl="6">
-      <w:startOverride w:val="1"/>
-    </w:lvlOverride>
-    <w:lvlOverride w:ilvl="7">
-      <w:startOverride w:val="1"/>
-    </w:lvlOverride>
-    <w:lvlOverride w:ilvl="8">
-      <w:startOverride w:val="1"/>
-    </w:lvlOverride>
+    <w:abstractNumId w:val="991"/>
   </w:num>
   <w:num w:numId="1006">
     <w:abstractNumId w:val="991"/>
   </w:num>
   <w:num w:numId="1007">
-    <w:abstractNumId w:val="991"/>
-  </w:num>
-  <w:num w:numId="1008">
-    <w:abstractNumId w:val="991"/>
-  </w:num>
-  <w:num w:numId="1009">
-    <w:abstractNumId w:val="991"/>
-  </w:num>
-  <w:num w:numId="1010">
-    <w:abstractNumId w:val="991"/>
-  </w:num>
-  <w:num w:numId="1011">
-    <w:abstractNumId w:val="991"/>
-  </w:num>
-  <w:num w:numId="1012">
     <w:abstractNumId w:val="991"/>
   </w:num>
 </w:numbering>

--- a/fake_mail_project_report.docx
+++ b/fake_mail_project_report.docx
@@ -92,114 +92,224 @@
         <w:tblW w:type="pct" w:w="278"/>
         <w:tblLayout w:type="fixed"/>
         <w:tblLook w:firstRow="0" w:lastRow="0" w:firstColumn="0" w:lastColumn="0" w:noHBand="0" w:noVBand="0" w:val="0000"/>
+        <w:tblBorders>
+          <w:top w:val="single" w:sz="4" w:space="0" w:color="000000"/>
+          <w:left w:val="single" w:sz="4" w:space="0" w:color="000000"/>
+          <w:bottom w:val="single" w:sz="4" w:space="0" w:color="000000"/>
+          <w:right w:val="single" w:sz="4" w:space="0" w:color="000000"/>
+          <w:insideH w:val="single" w:sz="4" w:space="0" w:color="000000"/>
+          <w:insideV w:val="single" w:sz="4" w:space="0" w:color="000000"/>
+        </w:tblBorders>
       </w:tblPr>
       <w:tblGrid>
         <w:gridCol w:w="440"/>
       </w:tblGrid>
       <w:tr>
-        <w:tc>
-          <w:tcPr/>
-          <w:p>
-            <w:pPr>
-              <w:pStyle w:val="Compact"/>
-            </w:pPr>
-            <w:r>
+        <w:trPr>
+          <w:cantSplit w:val="true"/>
+        </w:trPr>
+        <w:tc>
+          <w:tcPr/>
+          <w:p>
+            <w:pPr>
+              <w:pStyle w:val="Compact"/>
+            </w:pPr>
+            <w:r>
+              <w:rPr>
+                <w:sz w:val="18"/>
+              </w:rPr>
               <w:t xml:space="preserve"># Table of Contents</w:t>
             </w:r>
             <w:r>
+              <w:rPr>
+                <w:sz w:val="18"/>
+              </w:rPr>
               <w:t xml:space="preserve"> </w:t>
             </w:r>
             <w:r>
+              <w:rPr>
+                <w:sz w:val="18"/>
+              </w:rPr>
               <w:t xml:space="preserve">Abstract &amp; Keywords 3</w:t>
             </w:r>
             <w:r>
+              <w:rPr>
+                <w:sz w:val="18"/>
+              </w:rPr>
               <w:t xml:space="preserve"> </w:t>
             </w:r>
             <w:r>
+              <w:rPr>
+                <w:sz w:val="18"/>
+              </w:rPr>
               <w:t xml:space="preserve">Introduction 4</w:t>
             </w:r>
             <w:r>
+              <w:rPr>
+                <w:sz w:val="18"/>
+              </w:rPr>
               <w:t xml:space="preserve"> </w:t>
             </w:r>
             <w:r>
+              <w:rPr>
+                <w:sz w:val="18"/>
+              </w:rPr>
               <w:t xml:space="preserve">Problem Statement &amp; Objectives 5</w:t>
             </w:r>
             <w:r>
+              <w:rPr>
+                <w:sz w:val="18"/>
+              </w:rPr>
               <w:t xml:space="preserve"> </w:t>
             </w:r>
             <w:r>
+              <w:rPr>
+                <w:sz w:val="18"/>
+              </w:rPr>
               <w:t xml:space="preserve">Literature Review 6</w:t>
             </w:r>
             <w:r>
+              <w:rPr>
+                <w:sz w:val="18"/>
+              </w:rPr>
               <w:t xml:space="preserve"> </w:t>
             </w:r>
             <w:r>
+              <w:rPr>
+                <w:sz w:val="18"/>
+              </w:rPr>
               <w:t xml:space="preserve">Proposed Methodology 8</w:t>
             </w:r>
             <w:r>
+              <w:rPr>
+                <w:sz w:val="18"/>
+              </w:rPr>
               <w:t xml:space="preserve"> </w:t>
             </w:r>
             <w:r>
+              <w:rPr>
+                <w:sz w:val="18"/>
+              </w:rPr>
               <w:t xml:space="preserve">Dataset Description 9</w:t>
             </w:r>
             <w:r>
+              <w:rPr>
+                <w:sz w:val="18"/>
+              </w:rPr>
               <w:t xml:space="preserve"> </w:t>
             </w:r>
             <w:r>
+              <w:rPr>
+                <w:sz w:val="18"/>
+              </w:rPr>
               <w:t xml:space="preserve">Data Preprocessing 10</w:t>
             </w:r>
             <w:r>
+              <w:rPr>
+                <w:sz w:val="18"/>
+              </w:rPr>
               <w:t xml:space="preserve"> </w:t>
             </w:r>
             <w:r>
+              <w:rPr>
+                <w:sz w:val="18"/>
+              </w:rPr>
               <w:t xml:space="preserve">Feature Engineering 11</w:t>
             </w:r>
             <w:r>
+              <w:rPr>
+                <w:sz w:val="18"/>
+              </w:rPr>
               <w:t xml:space="preserve"> </w:t>
             </w:r>
             <w:r>
+              <w:rPr>
+                <w:sz w:val="18"/>
+              </w:rPr>
               <w:t xml:space="preserve">Machine Learning Models 12</w:t>
             </w:r>
             <w:r>
+              <w:rPr>
+                <w:sz w:val="18"/>
+              </w:rPr>
               <w:t xml:space="preserve"> </w:t>
             </w:r>
             <w:r>
+              <w:rPr>
+                <w:sz w:val="18"/>
+              </w:rPr>
               <w:t xml:space="preserve">Model Training 15</w:t>
             </w:r>
             <w:r>
+              <w:rPr>
+                <w:sz w:val="18"/>
+              </w:rPr>
               <w:t xml:space="preserve"> </w:t>
             </w:r>
             <w:r>
+              <w:rPr>
+                <w:sz w:val="18"/>
+              </w:rPr>
               <w:t xml:space="preserve">Results &amp; Evaluation 16</w:t>
             </w:r>
             <w:r>
+              <w:rPr>
+                <w:sz w:val="18"/>
+              </w:rPr>
               <w:t xml:space="preserve"> </w:t>
             </w:r>
             <w:r>
+              <w:rPr>
+                <w:sz w:val="18"/>
+              </w:rPr>
               <w:t xml:space="preserve">Feature Importance &amp; Analysis 18</w:t>
             </w:r>
             <w:r>
+              <w:rPr>
+                <w:sz w:val="18"/>
+              </w:rPr>
               <w:t xml:space="preserve"> </w:t>
             </w:r>
             <w:r>
+              <w:rPr>
+                <w:sz w:val="18"/>
+              </w:rPr>
               <w:t xml:space="preserve">Prediction Module 19</w:t>
             </w:r>
             <w:r>
+              <w:rPr>
+                <w:sz w:val="18"/>
+              </w:rPr>
               <w:t xml:space="preserve"> </w:t>
             </w:r>
             <w:r>
+              <w:rPr>
+                <w:sz w:val="18"/>
+              </w:rPr>
               <w:t xml:space="preserve">Advantages, Limitations &amp; Future Scope 20</w:t>
             </w:r>
             <w:r>
+              <w:rPr>
+                <w:sz w:val="18"/>
+              </w:rPr>
               <w:t xml:space="preserve"> </w:t>
             </w:r>
             <w:r>
+              <w:rPr>
+                <w:sz w:val="18"/>
+              </w:rPr>
               <w:t xml:space="preserve">Conclusion 21</w:t>
             </w:r>
             <w:r>
+              <w:rPr>
+                <w:sz w:val="18"/>
+              </w:rPr>
               <w:t xml:space="preserve"> </w:t>
             </w:r>
             <w:r>
+              <w:rPr>
+                <w:sz w:val="18"/>
+              </w:rPr>
               <w:t xml:space="preserve">References 22</w:t>
             </w:r>
           </w:p>
@@ -761,6 +871,14 @@
         <w:tblW w:type="pct" w:w="5000"/>
         <w:tblLayout w:type="fixed"/>
         <w:tblLook w:firstRow="1" w:lastRow="0" w:firstColumn="0" w:lastColumn="0" w:noHBand="0" w:noVBand="0" w:val="0020"/>
+        <w:tblBorders>
+          <w:top w:val="single" w:sz="4" w:space="0" w:color="000000"/>
+          <w:left w:val="single" w:sz="4" w:space="0" w:color="000000"/>
+          <w:bottom w:val="single" w:sz="4" w:space="0" w:color="000000"/>
+          <w:right w:val="single" w:sz="4" w:space="0" w:color="000000"/>
+          <w:insideH w:val="single" w:sz="4" w:space="0" w:color="000000"/>
+          <w:insideV w:val="single" w:sz="4" w:space="0" w:color="000000"/>
+        </w:tblBorders>
       </w:tblPr>
       <w:tblGrid>
         <w:gridCol w:w="1584"/>
@@ -772,6 +890,7 @@
       <w:tr>
         <w:trPr>
           <w:tblHeader w:val="on"/>
+          <w:cantSplit w:val="true"/>
         </w:trPr>
         <w:tc>
           <w:tcPr/>
@@ -780,6 +899,9 @@
               <w:pStyle w:val="Compact"/>
             </w:pPr>
             <w:r>
+              <w:rPr>
+                <w:sz w:val="18"/>
+              </w:rPr>
               <w:t xml:space="preserve">#</w:t>
             </w:r>
           </w:p>
@@ -791,6 +913,9 @@
               <w:pStyle w:val="Compact"/>
             </w:pPr>
             <w:r>
+              <w:rPr>
+                <w:sz w:val="18"/>
+              </w:rPr>
               <w:t xml:space="preserve">Author(s) &amp; Year</w:t>
             </w:r>
           </w:p>
@@ -802,6 +927,9 @@
               <w:pStyle w:val="Compact"/>
             </w:pPr>
             <w:r>
+              <w:rPr>
+                <w:sz w:val="18"/>
+              </w:rPr>
               <w:t xml:space="preserve">Dataset Used</w:t>
             </w:r>
           </w:p>
@@ -813,6 +941,9 @@
               <w:pStyle w:val="Compact"/>
             </w:pPr>
             <w:r>
+              <w:rPr>
+                <w:sz w:val="18"/>
+              </w:rPr>
               <w:t xml:space="preserve">Technique</w:t>
             </w:r>
           </w:p>
@@ -824,19 +955,28 @@
               <w:pStyle w:val="Compact"/>
             </w:pPr>
             <w:r>
+              <w:rPr>
+                <w:sz w:val="18"/>
+              </w:rPr>
               <w:t xml:space="preserve">Key Finding / Reported Accuracy</w:t>
             </w:r>
           </w:p>
         </w:tc>
       </w:tr>
       <w:tr>
-        <w:tc>
-          <w:tcPr/>
-          <w:p>
-            <w:pPr>
-              <w:pStyle w:val="Compact"/>
-            </w:pPr>
-            <w:r>
+        <w:trPr>
+          <w:cantSplit w:val="true"/>
+        </w:trPr>
+        <w:tc>
+          <w:tcPr/>
+          <w:p>
+            <w:pPr>
+              <w:pStyle w:val="Compact"/>
+            </w:pPr>
+            <w:r>
+              <w:rPr>
+                <w:sz w:val="18"/>
+              </w:rPr>
               <w:t xml:space="preserve">1</w:t>
             </w:r>
           </w:p>
@@ -848,6 +988,9 @@
               <w:pStyle w:val="Compact"/>
             </w:pPr>
             <w:r>
+              <w:rPr>
+                <w:sz w:val="18"/>
+              </w:rPr>
               <w:t xml:space="preserve">Fette et al. (2007)</w:t>
             </w:r>
           </w:p>
@@ -859,6 +1002,9 @@
               <w:pStyle w:val="Compact"/>
             </w:pPr>
             <w:r>
+              <w:rPr>
+                <w:sz w:val="18"/>
+              </w:rPr>
               <w:t xml:space="preserve">Enron &amp; Phishing Corpus</w:t>
             </w:r>
           </w:p>
@@ -870,6 +1016,9 @@
               <w:pStyle w:val="Compact"/>
             </w:pPr>
             <w:r>
+              <w:rPr>
+                <w:sz w:val="18"/>
+              </w:rPr>
               <w:t xml:space="preserve">Random Forest + 10 features</w:t>
             </w:r>
           </w:p>
@@ -881,19 +1030,28 @@
               <w:pStyle w:val="Compact"/>
             </w:pPr>
             <w:r>
+              <w:rPr>
+                <w:sz w:val="18"/>
+              </w:rPr>
               <w:t xml:space="preserve">Pioneered ML for phishing, achieving high accuracy with structural features.</w:t>
             </w:r>
           </w:p>
         </w:tc>
       </w:tr>
       <w:tr>
-        <w:tc>
-          <w:tcPr/>
-          <w:p>
-            <w:pPr>
-              <w:pStyle w:val="Compact"/>
-            </w:pPr>
-            <w:r>
+        <w:trPr>
+          <w:cantSplit w:val="true"/>
+        </w:trPr>
+        <w:tc>
+          <w:tcPr/>
+          <w:p>
+            <w:pPr>
+              <w:pStyle w:val="Compact"/>
+            </w:pPr>
+            <w:r>
+              <w:rPr>
+                <w:sz w:val="18"/>
+              </w:rPr>
               <w:t xml:space="preserve">2</w:t>
             </w:r>
           </w:p>
@@ -905,6 +1063,9 @@
               <w:pStyle w:val="Compact"/>
             </w:pPr>
             <w:r>
+              <w:rPr>
+                <w:sz w:val="18"/>
+              </w:rPr>
               <w:t xml:space="preserve">Toolan et al. (2009)</w:t>
             </w:r>
           </w:p>
@@ -916,6 +1077,9 @@
               <w:pStyle w:val="Compact"/>
             </w:pPr>
             <w:r>
+              <w:rPr>
+                <w:sz w:val="18"/>
+              </w:rPr>
               <w:t xml:space="preserve">Public phishing datasets</w:t>
             </w:r>
           </w:p>
@@ -927,6 +1091,9 @@
               <w:pStyle w:val="Compact"/>
             </w:pPr>
             <w:r>
+              <w:rPr>
+                <w:sz w:val="18"/>
+              </w:rPr>
               <w:t xml:space="preserve">SVM, Naive Bayes, C5.0</w:t>
             </w:r>
           </w:p>
@@ -938,19 +1105,28 @@
               <w:pStyle w:val="Compact"/>
             </w:pPr>
             <w:r>
+              <w:rPr>
+                <w:sz w:val="18"/>
+              </w:rPr>
               <w:t xml:space="preserve">Ensemble approach combining content and structural features outperformed single models.</w:t>
             </w:r>
           </w:p>
         </w:tc>
       </w:tr>
       <w:tr>
-        <w:tc>
-          <w:tcPr/>
-          <w:p>
-            <w:pPr>
-              <w:pStyle w:val="Compact"/>
-            </w:pPr>
-            <w:r>
+        <w:trPr>
+          <w:cantSplit w:val="true"/>
+        </w:trPr>
+        <w:tc>
+          <w:tcPr/>
+          <w:p>
+            <w:pPr>
+              <w:pStyle w:val="Compact"/>
+            </w:pPr>
+            <w:r>
+              <w:rPr>
+                <w:sz w:val="18"/>
+              </w:rPr>
               <w:t xml:space="preserve">3</w:t>
             </w:r>
           </w:p>
@@ -962,6 +1138,9 @@
               <w:pStyle w:val="Compact"/>
             </w:pPr>
             <w:r>
+              <w:rPr>
+                <w:sz w:val="18"/>
+              </w:rPr>
               <w:t xml:space="preserve">Verma et al. (2012)</w:t>
             </w:r>
           </w:p>
@@ -973,6 +1152,9 @@
               <w:pStyle w:val="Compact"/>
             </w:pPr>
             <w:r>
+              <w:rPr>
+                <w:sz w:val="18"/>
+              </w:rPr>
               <w:t xml:space="preserve">Custom email corpus</w:t>
             </w:r>
           </w:p>
@@ -984,6 +1166,9 @@
               <w:pStyle w:val="Compact"/>
             </w:pPr>
             <w:r>
+              <w:rPr>
+                <w:sz w:val="18"/>
+              </w:rPr>
               <w:t xml:space="preserve">Lexical &amp; URL features + SVM</w:t>
             </w:r>
           </w:p>
@@ -995,19 +1180,28 @@
               <w:pStyle w:val="Compact"/>
             </w:pPr>
             <w:r>
+              <w:rPr>
+                <w:sz w:val="18"/>
+              </w:rPr>
               <w:t xml:space="preserve">URL-based features proved highly discriminative for detecting phishing links.</w:t>
             </w:r>
           </w:p>
         </w:tc>
       </w:tr>
       <w:tr>
-        <w:tc>
-          <w:tcPr/>
-          <w:p>
-            <w:pPr>
-              <w:pStyle w:val="Compact"/>
-            </w:pPr>
-            <w:r>
+        <w:trPr>
+          <w:cantSplit w:val="true"/>
+        </w:trPr>
+        <w:tc>
+          <w:tcPr/>
+          <w:p>
+            <w:pPr>
+              <w:pStyle w:val="Compact"/>
+            </w:pPr>
+            <w:r>
+              <w:rPr>
+                <w:sz w:val="18"/>
+              </w:rPr>
               <w:t xml:space="preserve">4</w:t>
             </w:r>
           </w:p>
@@ -1019,6 +1213,9 @@
               <w:pStyle w:val="Compact"/>
             </w:pPr>
             <w:r>
+              <w:rPr>
+                <w:sz w:val="18"/>
+              </w:rPr>
               <w:t xml:space="preserve">Sahingoz et al. (2019)</w:t>
             </w:r>
           </w:p>
@@ -1030,6 +1227,9 @@
               <w:pStyle w:val="Compact"/>
             </w:pPr>
             <w:r>
+              <w:rPr>
+                <w:sz w:val="18"/>
+              </w:rPr>
               <w:t xml:space="preserve">73K Phishing URLs</w:t>
             </w:r>
           </w:p>
@@ -1041,6 +1241,9 @@
               <w:pStyle w:val="Compact"/>
             </w:pPr>
             <w:r>
+              <w:rPr>
+                <w:sz w:val="18"/>
+              </w:rPr>
               <w:t xml:space="preserve">Random Forest, Decision Tree</w:t>
             </w:r>
           </w:p>
@@ -1052,19 +1255,28 @@
               <w:pStyle w:val="Compact"/>
             </w:pPr>
             <w:r>
+              <w:rPr>
+                <w:sz w:val="18"/>
+              </w:rPr>
               <w:t xml:space="preserve">Achieved ~97% accuracy focusing entirely on lexical features of URLs within emails.</w:t>
             </w:r>
           </w:p>
         </w:tc>
       </w:tr>
       <w:tr>
-        <w:tc>
-          <w:tcPr/>
-          <w:p>
-            <w:pPr>
-              <w:pStyle w:val="Compact"/>
-            </w:pPr>
-            <w:r>
+        <w:trPr>
+          <w:cantSplit w:val="true"/>
+        </w:trPr>
+        <w:tc>
+          <w:tcPr/>
+          <w:p>
+            <w:pPr>
+              <w:pStyle w:val="Compact"/>
+            </w:pPr>
+            <w:r>
+              <w:rPr>
+                <w:sz w:val="18"/>
+              </w:rPr>
               <w:t xml:space="preserve">5</w:t>
             </w:r>
           </w:p>
@@ -1076,6 +1288,9 @@
               <w:pStyle w:val="Compact"/>
             </w:pPr>
             <w:r>
+              <w:rPr>
+                <w:sz w:val="18"/>
+              </w:rPr>
               <w:t xml:space="preserve">Almomani et al. (2013)</w:t>
             </w:r>
           </w:p>
@@ -1087,6 +1302,9 @@
               <w:pStyle w:val="Compact"/>
             </w:pPr>
             <w:r>
+              <w:rPr>
+                <w:sz w:val="18"/>
+              </w:rPr>
               <w:t xml:space="preserve">Phishing Email Data</w:t>
             </w:r>
           </w:p>
@@ -1098,6 +1316,9 @@
               <w:pStyle w:val="Compact"/>
             </w:pPr>
             <w:r>
+              <w:rPr>
+                <w:sz w:val="18"/>
+              </w:rPr>
               <w:t xml:space="preserve">Rule-based + Machine Learning</w:t>
             </w:r>
           </w:p>
@@ -1109,19 +1330,28 @@
               <w:pStyle w:val="Compact"/>
             </w:pPr>
             <w:r>
+              <w:rPr>
+                <w:sz w:val="18"/>
+              </w:rPr>
               <w:t xml:space="preserve">Proposed a hybrid approach combining zero-day heuristics with ML classification.</w:t>
             </w:r>
           </w:p>
         </w:tc>
       </w:tr>
       <w:tr>
-        <w:tc>
-          <w:tcPr/>
-          <w:p>
-            <w:pPr>
-              <w:pStyle w:val="Compact"/>
-            </w:pPr>
-            <w:r>
+        <w:trPr>
+          <w:cantSplit w:val="true"/>
+        </w:trPr>
+        <w:tc>
+          <w:tcPr/>
+          <w:p>
+            <w:pPr>
+              <w:pStyle w:val="Compact"/>
+            </w:pPr>
+            <w:r>
+              <w:rPr>
+                <w:sz w:val="18"/>
+              </w:rPr>
               <w:t xml:space="preserve">6</w:t>
             </w:r>
           </w:p>
@@ -1133,6 +1363,9 @@
               <w:pStyle w:val="Compact"/>
             </w:pPr>
             <w:r>
+              <w:rPr>
+                <w:sz w:val="18"/>
+              </w:rPr>
               <w:t xml:space="preserve">Bountakas et al. (2020)</w:t>
             </w:r>
           </w:p>
@@ -1144,6 +1377,9 @@
               <w:pStyle w:val="Compact"/>
             </w:pPr>
             <w:r>
+              <w:rPr>
+                <w:sz w:val="18"/>
+              </w:rPr>
               <w:t xml:space="preserve">Multiple benchmark datasets</w:t>
             </w:r>
           </w:p>
@@ -1155,6 +1391,9 @@
               <w:pStyle w:val="Compact"/>
             </w:pPr>
             <w:r>
+              <w:rPr>
+                <w:sz w:val="18"/>
+              </w:rPr>
               <w:t xml:space="preserve">NLP + SVM / Deep Learning</w:t>
             </w:r>
           </w:p>
@@ -1166,19 +1405,28 @@
               <w:pStyle w:val="Compact"/>
             </w:pPr>
             <w:r>
+              <w:rPr>
+                <w:sz w:val="18"/>
+              </w:rPr>
               <w:t xml:space="preserve">Highlighted that Deep Learning models excel when large amounts of training text are available.</w:t>
             </w:r>
           </w:p>
         </w:tc>
       </w:tr>
       <w:tr>
-        <w:tc>
-          <w:tcPr/>
-          <w:p>
-            <w:pPr>
-              <w:pStyle w:val="Compact"/>
-            </w:pPr>
-            <w:r>
+        <w:trPr>
+          <w:cantSplit w:val="true"/>
+        </w:trPr>
+        <w:tc>
+          <w:tcPr/>
+          <w:p>
+            <w:pPr>
+              <w:pStyle w:val="Compact"/>
+            </w:pPr>
+            <w:r>
+              <w:rPr>
+                <w:sz w:val="18"/>
+              </w:rPr>
               <w:t xml:space="preserve">7</w:t>
             </w:r>
           </w:p>
@@ -1190,6 +1438,9 @@
               <w:pStyle w:val="Compact"/>
             </w:pPr>
             <w:r>
+              <w:rPr>
+                <w:sz w:val="18"/>
+              </w:rPr>
               <w:t xml:space="preserve">Fang et al. (2019)</w:t>
             </w:r>
           </w:p>
@@ -1201,6 +1452,9 @@
               <w:pStyle w:val="Compact"/>
             </w:pPr>
             <w:r>
+              <w:rPr>
+                <w:sz w:val="18"/>
+              </w:rPr>
               <w:t xml:space="preserve">Enron + SpamAssassin</w:t>
             </w:r>
           </w:p>
@@ -1212,6 +1466,9 @@
               <w:pStyle w:val="Compact"/>
             </w:pPr>
             <w:r>
+              <w:rPr>
+                <w:sz w:val="18"/>
+              </w:rPr>
               <w:t xml:space="preserve">TF-IDF + Random Forest</w:t>
             </w:r>
           </w:p>
@@ -1223,19 +1480,28 @@
               <w:pStyle w:val="Compact"/>
             </w:pPr>
             <w:r>
+              <w:rPr>
+                <w:sz w:val="18"/>
+              </w:rPr>
               <w:t xml:space="preserve">Confirmed the effectiveness of TF-IDF on email body text for highly accurate classification.</w:t>
             </w:r>
           </w:p>
         </w:tc>
       </w:tr>
       <w:tr>
-        <w:tc>
-          <w:tcPr/>
-          <w:p>
-            <w:pPr>
-              <w:pStyle w:val="Compact"/>
-            </w:pPr>
-            <w:r>
+        <w:trPr>
+          <w:cantSplit w:val="true"/>
+        </w:trPr>
+        <w:tc>
+          <w:tcPr/>
+          <w:p>
+            <w:pPr>
+              <w:pStyle w:val="Compact"/>
+            </w:pPr>
+            <w:r>
+              <w:rPr>
+                <w:sz w:val="18"/>
+              </w:rPr>
               <w:t xml:space="preserve">8</w:t>
             </w:r>
           </w:p>
@@ -1247,6 +1513,9 @@
               <w:pStyle w:val="Compact"/>
             </w:pPr>
             <w:r>
+              <w:rPr>
+                <w:sz w:val="18"/>
+              </w:rPr>
               <w:t xml:space="preserve">Smadi et al. (2018)</w:t>
             </w:r>
           </w:p>
@@ -1258,6 +1527,9 @@
               <w:pStyle w:val="Compact"/>
             </w:pPr>
             <w:r>
+              <w:rPr>
+                <w:sz w:val="18"/>
+              </w:rPr>
               <w:t xml:space="preserve">Phishing corpus</w:t>
             </w:r>
           </w:p>
@@ -1269,6 +1541,9 @@
               <w:pStyle w:val="Compact"/>
             </w:pPr>
             <w:r>
+              <w:rPr>
+                <w:sz w:val="18"/>
+              </w:rPr>
               <w:t xml:space="preserve">Neural Networks + Reinforcement</w:t>
             </w:r>
           </w:p>
@@ -1280,6 +1555,9 @@
               <w:pStyle w:val="Compact"/>
             </w:pPr>
             <w:r>
+              <w:rPr>
+                <w:sz w:val="18"/>
+              </w:rPr>
               <w:t xml:space="preserve">Dynamic detection framework capable of adapting to zero-day phishing attacks.</w:t>
             </w:r>
           </w:p>
@@ -3344,6 +3622,14 @@
         <w:tblStyle w:val="Table"/>
         <w:tblW w:type="auto" w:w="0"/>
         <w:tblLook w:firstRow="1" w:lastRow="0" w:firstColumn="0" w:lastColumn="0" w:noHBand="0" w:noVBand="0" w:val="0020"/>
+        <w:tblBorders>
+          <w:top w:val="single" w:sz="4" w:space="0" w:color="000000"/>
+          <w:left w:val="single" w:sz="4" w:space="0" w:color="000000"/>
+          <w:bottom w:val="single" w:sz="4" w:space="0" w:color="000000"/>
+          <w:right w:val="single" w:sz="4" w:space="0" w:color="000000"/>
+          <w:insideH w:val="single" w:sz="4" w:space="0" w:color="000000"/>
+          <w:insideV w:val="single" w:sz="4" w:space="0" w:color="000000"/>
+        </w:tblBorders>
       </w:tblPr>
       <w:tblGrid>
         <w:gridCol w:w="1584"/>
@@ -3355,6 +3641,7 @@
       <w:tr>
         <w:trPr>
           <w:tblHeader w:val="on"/>
+          <w:cantSplit w:val="true"/>
         </w:trPr>
         <w:tc>
           <w:tcPr/>
@@ -3363,6 +3650,9 @@
               <w:pStyle w:val="Compact"/>
             </w:pPr>
             <w:r>
+              <w:rPr>
+                <w:sz w:val="18"/>
+              </w:rPr>
               <w:t xml:space="preserve">Model</w:t>
             </w:r>
           </w:p>
@@ -3374,6 +3664,9 @@
               <w:pStyle w:val="Compact"/>
             </w:pPr>
             <w:r>
+              <w:rPr>
+                <w:sz w:val="18"/>
+              </w:rPr>
               <w:t xml:space="preserve">Accuracy (%)</w:t>
             </w:r>
           </w:p>
@@ -3385,6 +3678,9 @@
               <w:pStyle w:val="Compact"/>
             </w:pPr>
             <w:r>
+              <w:rPr>
+                <w:sz w:val="18"/>
+              </w:rPr>
               <w:t xml:space="preserve">Precision (%)</w:t>
             </w:r>
           </w:p>
@@ -3396,6 +3692,9 @@
               <w:pStyle w:val="Compact"/>
             </w:pPr>
             <w:r>
+              <w:rPr>
+                <w:sz w:val="18"/>
+              </w:rPr>
               <w:t xml:space="preserve">Recall (%)</w:t>
             </w:r>
           </w:p>
@@ -3407,19 +3706,28 @@
               <w:pStyle w:val="Compact"/>
             </w:pPr>
             <w:r>
+              <w:rPr>
+                <w:sz w:val="18"/>
+              </w:rPr>
               <w:t xml:space="preserve">F1-Score (%)</w:t>
             </w:r>
           </w:p>
         </w:tc>
       </w:tr>
       <w:tr>
-        <w:tc>
-          <w:tcPr/>
-          <w:p>
-            <w:pPr>
-              <w:pStyle w:val="Compact"/>
-            </w:pPr>
-            <w:r>
+        <w:trPr>
+          <w:cantSplit w:val="true"/>
+        </w:trPr>
+        <w:tc>
+          <w:tcPr/>
+          <w:p>
+            <w:pPr>
+              <w:pStyle w:val="Compact"/>
+            </w:pPr>
+            <w:r>
+              <w:rPr>
+                <w:sz w:val="18"/>
+              </w:rPr>
               <w:t xml:space="preserve">Naive Bayes</w:t>
             </w:r>
           </w:p>
@@ -3431,6 +3739,9 @@
               <w:pStyle w:val="Compact"/>
             </w:pPr>
             <w:r>
+              <w:rPr>
+                <w:sz w:val="18"/>
+              </w:rPr>
               <w:t xml:space="preserve">100.0</w:t>
             </w:r>
           </w:p>
@@ -3442,6 +3753,9 @@
               <w:pStyle w:val="Compact"/>
             </w:pPr>
             <w:r>
+              <w:rPr>
+                <w:sz w:val="18"/>
+              </w:rPr>
               <w:t xml:space="preserve">100.0</w:t>
             </w:r>
           </w:p>
@@ -3453,6 +3767,9 @@
               <w:pStyle w:val="Compact"/>
             </w:pPr>
             <w:r>
+              <w:rPr>
+                <w:sz w:val="18"/>
+              </w:rPr>
               <w:t xml:space="preserve">100.0</w:t>
             </w:r>
           </w:p>
@@ -3464,19 +3781,28 @@
               <w:pStyle w:val="Compact"/>
             </w:pPr>
             <w:r>
+              <w:rPr>
+                <w:sz w:val="18"/>
+              </w:rPr>
               <w:t xml:space="preserve">100.0</w:t>
             </w:r>
           </w:p>
         </w:tc>
       </w:tr>
       <w:tr>
-        <w:tc>
-          <w:tcPr/>
-          <w:p>
-            <w:pPr>
-              <w:pStyle w:val="Compact"/>
-            </w:pPr>
-            <w:r>
+        <w:trPr>
+          <w:cantSplit w:val="true"/>
+        </w:trPr>
+        <w:tc>
+          <w:tcPr/>
+          <w:p>
+            <w:pPr>
+              <w:pStyle w:val="Compact"/>
+            </w:pPr>
+            <w:r>
+              <w:rPr>
+                <w:sz w:val="18"/>
+              </w:rPr>
               <w:t xml:space="preserve">Logistic Regression</w:t>
             </w:r>
           </w:p>
@@ -3488,6 +3814,9 @@
               <w:pStyle w:val="Compact"/>
             </w:pPr>
             <w:r>
+              <w:rPr>
+                <w:sz w:val="18"/>
+              </w:rPr>
               <w:t xml:space="preserve">100.0</w:t>
             </w:r>
           </w:p>
@@ -3499,6 +3828,9 @@
               <w:pStyle w:val="Compact"/>
             </w:pPr>
             <w:r>
+              <w:rPr>
+                <w:sz w:val="18"/>
+              </w:rPr>
               <w:t xml:space="preserve">100.0</w:t>
             </w:r>
           </w:p>
@@ -3510,6 +3842,9 @@
               <w:pStyle w:val="Compact"/>
             </w:pPr>
             <w:r>
+              <w:rPr>
+                <w:sz w:val="18"/>
+              </w:rPr>
               <w:t xml:space="preserve">100.0</w:t>
             </w:r>
           </w:p>
@@ -3521,19 +3856,28 @@
               <w:pStyle w:val="Compact"/>
             </w:pPr>
             <w:r>
+              <w:rPr>
+                <w:sz w:val="18"/>
+              </w:rPr>
               <w:t xml:space="preserve">100.0</w:t>
             </w:r>
           </w:p>
         </w:tc>
       </w:tr>
       <w:tr>
-        <w:tc>
-          <w:tcPr/>
-          <w:p>
-            <w:pPr>
-              <w:pStyle w:val="Compact"/>
-            </w:pPr>
-            <w:r>
+        <w:trPr>
+          <w:cantSplit w:val="true"/>
+        </w:trPr>
+        <w:tc>
+          <w:tcPr/>
+          <w:p>
+            <w:pPr>
+              <w:pStyle w:val="Compact"/>
+            </w:pPr>
+            <w:r>
+              <w:rPr>
+                <w:sz w:val="18"/>
+              </w:rPr>
               <w:t xml:space="preserve">Random Forest</w:t>
             </w:r>
           </w:p>
@@ -3545,6 +3889,9 @@
               <w:pStyle w:val="Compact"/>
             </w:pPr>
             <w:r>
+              <w:rPr>
+                <w:sz w:val="18"/>
+              </w:rPr>
               <w:t xml:space="preserve">100.0</w:t>
             </w:r>
           </w:p>
@@ -3556,6 +3903,9 @@
               <w:pStyle w:val="Compact"/>
             </w:pPr>
             <w:r>
+              <w:rPr>
+                <w:sz w:val="18"/>
+              </w:rPr>
               <w:t xml:space="preserve">100.0</w:t>
             </w:r>
           </w:p>
@@ -3567,6 +3917,9 @@
               <w:pStyle w:val="Compact"/>
             </w:pPr>
             <w:r>
+              <w:rPr>
+                <w:sz w:val="18"/>
+              </w:rPr>
               <w:t xml:space="preserve">100.0</w:t>
             </w:r>
           </w:p>
@@ -3578,19 +3931,28 @@
               <w:pStyle w:val="Compact"/>
             </w:pPr>
             <w:r>
+              <w:rPr>
+                <w:sz w:val="18"/>
+              </w:rPr>
               <w:t xml:space="preserve">100.0</w:t>
             </w:r>
           </w:p>
         </w:tc>
       </w:tr>
       <w:tr>
-        <w:tc>
-          <w:tcPr/>
-          <w:p>
-            <w:pPr>
-              <w:pStyle w:val="Compact"/>
-            </w:pPr>
-            <w:r>
+        <w:trPr>
+          <w:cantSplit w:val="true"/>
+        </w:trPr>
+        <w:tc>
+          <w:tcPr/>
+          <w:p>
+            <w:pPr>
+              <w:pStyle w:val="Compact"/>
+            </w:pPr>
+            <w:r>
+              <w:rPr>
+                <w:sz w:val="18"/>
+              </w:rPr>
               <w:t xml:space="preserve">Neural Network (MLP)</w:t>
             </w:r>
           </w:p>
@@ -3602,6 +3964,9 @@
               <w:pStyle w:val="Compact"/>
             </w:pPr>
             <w:r>
+              <w:rPr>
+                <w:sz w:val="18"/>
+              </w:rPr>
               <w:t xml:space="preserve">100.0</w:t>
             </w:r>
           </w:p>
@@ -3613,6 +3978,9 @@
               <w:pStyle w:val="Compact"/>
             </w:pPr>
             <w:r>
+              <w:rPr>
+                <w:sz w:val="18"/>
+              </w:rPr>
               <w:t xml:space="preserve">100.0</w:t>
             </w:r>
           </w:p>
@@ -3624,6 +3992,9 @@
               <w:pStyle w:val="Compact"/>
             </w:pPr>
             <w:r>
+              <w:rPr>
+                <w:sz w:val="18"/>
+              </w:rPr>
               <w:t xml:space="preserve">100.0</w:t>
             </w:r>
           </w:p>
@@ -3635,6 +4006,9 @@
               <w:pStyle w:val="Compact"/>
             </w:pPr>
             <w:r>
+              <w:rPr>
+                <w:sz w:val="18"/>
+              </w:rPr>
               <w:t xml:space="preserve">100.0</w:t>
             </w:r>
           </w:p>

--- a/fake_mail_project_report.docx
+++ b/fake_mail_project_report.docx
@@ -23,6 +23,7 @@
     <w:p>
       <w:pPr>
         <w:pStyle w:val="FirstParagraph"/>
+        <w:jc w:val="both"/>
       </w:pPr>
       <w:r>
         <w:t xml:space="preserve"> </w:t>
@@ -50,11 +51,13 @@
     <w:p>
       <w:pPr>
         <w:pStyle w:val="FirstParagraph"/>
+        <w:jc w:val="both"/>
       </w:pPr>
     </w:p>
     <w:p>
       <w:pPr>
         <w:pStyle w:val="BodyText"/>
+        <w:jc w:val="both"/>
       </w:pPr>
       <w:r>
         <w:t xml:space="preserve">Submitted by</w:t>
@@ -63,6 +66,7 @@
     <w:p>
       <w:pPr>
         <w:pStyle w:val="BodyText"/>
+        <w:jc w:val="both"/>
       </w:pPr>
       <w:r>
         <w:rPr>
@@ -81,6 +85,7 @@
     <w:p>
       <w:pPr>
         <w:pStyle w:val="BodyText"/>
+        <w:jc w:val="both"/>
       </w:pPr>
       <w:r>
         <w:t xml:space="preserve">2026</w:t>
@@ -335,6 +340,7 @@
     <w:p>
       <w:pPr>
         <w:pStyle w:val="FirstParagraph"/>
+        <w:jc w:val="both"/>
       </w:pPr>
       <w:r>
         <w:rPr>
@@ -377,6 +383,7 @@
     <w:p>
       <w:pPr>
         <w:pStyle w:val="BodyText"/>
+        <w:jc w:val="both"/>
       </w:pPr>
       <w:r>
         <w:t xml:space="preserve">The proposed system processes raw email text through a robust preprocessing pipeline that involves lowercasing, removal of HTML tags, punctuation, URLs, and stopwords, followed by tokenization. To handle a wide array of potential vocabulary words, including deliberate misspellings used by attackers to bypass traditional spam filters, the cleaned text is converted into numerical feature vectors using Term Frequency-Inverse Document Frequency (TF-IDF) combined with Character N-Grams. Four supervised machine learning classifiers—Logistic Regression, Random Forest, Multinomial Naive Bayes, and a feed-forward Neural Network—are trained on an 80:20 train-test split and evaluated using accuracy, precision, recall, and F1-score.</w:t>
@@ -385,6 +392,7 @@
     <w:p>
       <w:pPr>
         <w:pStyle w:val="BodyText"/>
+        <w:jc w:val="both"/>
       </w:pPr>
       <w:r>
         <w:t xml:space="preserve">Experimental results demonstrate that all models achieved exceptional performance on the curated dataset, highlighting the highly discriminative nature of phishing vocabulary (e.g.,</w:t>
@@ -420,6 +428,7 @@
     <w:p>
       <w:pPr>
         <w:pStyle w:val="BodyText"/>
+        <w:jc w:val="both"/>
       </w:pPr>
       <w:r>
         <w:rPr>
@@ -436,6 +445,9 @@
       </w:r>
     </w:p>
     <w:p>
+      <w:pPr>
+        <w:jc w:val="both"/>
+      </w:pPr>
       <w:r>
         <w:pict>
           <v:rect style="width:0;height:1.5pt" o:hralign="center" o:hrstd="t" o:hr="t"/>
@@ -445,11 +457,6 @@
     <w:bookmarkEnd w:id="11"/>
     <w:bookmarkStart w:id="15" w:name="introduction"/>
     <w:p>
-      <w:r>
-        <w:br w:type="page"/>
-      </w:r>
-    </w:p>
-    <w:p>
       <w:pPr>
         <w:pStyle w:val="Heading2"/>
       </w:pPr>
@@ -469,6 +476,7 @@
     <w:p>
       <w:pPr>
         <w:pStyle w:val="FirstParagraph"/>
+        <w:jc w:val="both"/>
       </w:pPr>
       <w:r>
         <w:t xml:space="preserve">Phishing is a type of social engineering attack wherein malicious actors send deceptive messages to manipulate individuals into performing specific actions, such as clicking on a malicious link, downloading malware, or divulging confidential information. In the context of email, phishing campaigns often impersonate banks, government organizations, or widely used service providers to exploit the trust and urgency of the recipient.</w:t>
@@ -477,6 +485,7 @@
     <w:p>
       <w:pPr>
         <w:pStyle w:val="BodyText"/>
+        <w:jc w:val="both"/>
       </w:pPr>
       <w:r>
         <w:t xml:space="preserve">Modern phishing attacks range from generic</w:t>
@@ -523,6 +532,7 @@
           <w:ilvl w:val="0"/>
           <w:numId w:val="1001"/>
         </w:numPr>
+        <w:jc w:val="both"/>
       </w:pPr>
       <w:r>
         <w:rPr>
@@ -545,6 +555,7 @@
           <w:ilvl w:val="0"/>
           <w:numId w:val="1001"/>
         </w:numPr>
+        <w:jc w:val="both"/>
       </w:pPr>
       <w:r>
         <w:rPr>
@@ -567,6 +578,7 @@
           <w:ilvl w:val="0"/>
           <w:numId w:val="1001"/>
         </w:numPr>
+        <w:jc w:val="both"/>
       </w:pPr>
       <w:r>
         <w:rPr>
@@ -589,6 +601,7 @@
           <w:ilvl w:val="0"/>
           <w:numId w:val="1001"/>
         </w:numPr>
+        <w:jc w:val="both"/>
       </w:pPr>
       <w:r>
         <w:rPr>
@@ -611,6 +624,7 @@
           <w:ilvl w:val="0"/>
           <w:numId w:val="1001"/>
         </w:numPr>
+        <w:jc w:val="both"/>
       </w:pPr>
       <w:r>
         <w:rPr>
@@ -639,6 +653,7 @@
     <w:p>
       <w:pPr>
         <w:pStyle w:val="FirstParagraph"/>
+        <w:jc w:val="both"/>
       </w:pPr>
       <w:r>
         <w:t xml:space="preserve">Traditional anti-phishing systems rely heavily on blacklists (known bad IP addresses or sender domains) and strict rule-based keyword matching. However, these static defenses are easily bypassed by attackers who rapidly change their sender infrastructure, domains, and text structures.</w:t>
@@ -647,6 +662,7 @@
     <w:p>
       <w:pPr>
         <w:pStyle w:val="BodyText"/>
+        <w:jc w:val="both"/>
       </w:pPr>
       <w:r>
         <w:t xml:space="preserve">Artificial Intelligence, specifically Machine Learning and Natural Language Processing, provides a dynamic and adaptive solution. Instead of relying on hardcoded rules, ML models learn the underlying statistical patterns, linguistic structures, and semantic meaning of phishing text. These models can detect subtle anomalies, structural inconsistencies, and the characteristic sense of</w:t>
@@ -677,6 +693,9 @@
       </w:r>
     </w:p>
     <w:p>
+      <w:pPr>
+        <w:jc w:val="both"/>
+      </w:pPr>
       <w:r>
         <w:pict>
           <v:rect style="width:0;height:1.5pt" o:hralign="center" o:hrstd="t" o:hr="t"/>
@@ -687,11 +706,6 @@
     <w:bookmarkEnd w:id="15"/>
     <w:bookmarkStart w:id="18" w:name="problem-statement-objectives"/>
     <w:p>
-      <w:r>
-        <w:br w:type="page"/>
-      </w:r>
-    </w:p>
-    <w:p>
       <w:pPr>
         <w:pStyle w:val="Heading2"/>
       </w:pPr>
@@ -711,6 +725,7 @@
     <w:p>
       <w:pPr>
         <w:pStyle w:val="FirstParagraph"/>
+        <w:jc w:val="both"/>
       </w:pPr>
       <w:r>
         <w:t xml:space="preserve">The proliferation of sophisticated phishing emails capable of bypassing traditional filters poses a significant threat to information security. There is an urgent need for an automated, intelligent system that can analyze the textual content of an email and accurately classify it as</w:t>
@@ -757,6 +772,7 @@
           <w:ilvl w:val="0"/>
           <w:numId w:val="1002"/>
         </w:numPr>
+        <w:jc w:val="both"/>
       </w:pPr>
       <w:r>
         <w:t xml:space="preserve">To understand the linguistic and structural characteristics that distinguish phishing emails from legitimate communications.</w:t>
@@ -769,6 +785,7 @@
           <w:ilvl w:val="0"/>
           <w:numId w:val="1002"/>
         </w:numPr>
+        <w:jc w:val="both"/>
       </w:pPr>
       <w:r>
         <w:t xml:space="preserve">To collect, generate, and preprocess a labelled dataset of phishing and legitimate emails suitable for supervised machine learning.</w:t>
@@ -781,6 +798,7 @@
           <w:ilvl w:val="0"/>
           <w:numId w:val="1002"/>
         </w:numPr>
+        <w:jc w:val="both"/>
       </w:pPr>
       <w:r>
         <w:t xml:space="preserve">To extract robust numerical features from raw email text using TF-IDF vectorization and Character N-Grams.</w:t>
@@ -793,6 +811,7 @@
           <w:ilvl w:val="0"/>
           <w:numId w:val="1002"/>
         </w:numPr>
+        <w:jc w:val="both"/>
       </w:pPr>
       <w:r>
         <w:t xml:space="preserve">To implement and train multiple machine learning classifiers—Logistic Regression, Random Forest, Naive Bayes, and a Neural Network.</w:t>
@@ -805,6 +824,7 @@
           <w:ilvl w:val="0"/>
           <w:numId w:val="1002"/>
         </w:numPr>
+        <w:jc w:val="both"/>
       </w:pPr>
       <w:r>
         <w:t xml:space="preserve">To evaluate model performance using standard metrics (accuracy, precision, recall, F1-score).</w:t>
@@ -817,6 +837,7 @@
           <w:ilvl w:val="0"/>
           <w:numId w:val="1002"/>
         </w:numPr>
+        <w:jc w:val="both"/>
       </w:pPr>
       <w:r>
         <w:t xml:space="preserve">To conduct feature analysis to identify the textual markers most predictive of phishing.</w:t>
@@ -829,12 +850,16 @@
           <w:ilvl w:val="0"/>
           <w:numId w:val="1002"/>
         </w:numPr>
+        <w:jc w:val="both"/>
       </w:pPr>
       <w:r>
         <w:t xml:space="preserve">To develop and deploy an interactive web-based prediction module (GUI) using Streamlit for real-time email classification.</w:t>
       </w:r>
     </w:p>
     <w:p>
+      <w:pPr>
+        <w:jc w:val="both"/>
+      </w:pPr>
       <w:r>
         <w:pict>
           <v:rect style="width:0;height:1.5pt" o:hralign="center" o:hrstd="t" o:hr="t"/>
@@ -845,11 +870,6 @@
     <w:bookmarkEnd w:id="18"/>
     <w:bookmarkStart w:id="19" w:name="literature-review"/>
     <w:p>
-      <w:r>
-        <w:br w:type="page"/>
-      </w:r>
-    </w:p>
-    <w:p>
       <w:pPr>
         <w:pStyle w:val="Heading2"/>
       </w:pPr>
@@ -860,6 +880,7 @@
     <w:p>
       <w:pPr>
         <w:pStyle w:val="FirstParagraph"/>
+        <w:jc w:val="both"/>
       </w:pPr>
       <w:r>
         <w:t xml:space="preserve">Several research studies have focused on using machine learning techniques to combat phishing. Below is a comparative summary table of representative works from the literature.</w:t>
@@ -1567,6 +1588,7 @@
     <w:p>
       <w:pPr>
         <w:pStyle w:val="BodyText"/>
+        <w:jc w:val="both"/>
       </w:pPr>
       <w:r>
         <w:rPr>
@@ -1599,6 +1621,9 @@
       </w:r>
     </w:p>
     <w:p>
+      <w:pPr>
+        <w:jc w:val="both"/>
+      </w:pPr>
       <w:r>
         <w:pict>
           <v:rect style="width:0;height:1.5pt" o:hralign="center" o:hrstd="t" o:hr="t"/>
@@ -1608,11 +1633,6 @@
     <w:bookmarkEnd w:id="19"/>
     <w:bookmarkStart w:id="21" w:name="proposed-methodology"/>
     <w:p>
-      <w:r>
-        <w:br w:type="page"/>
-      </w:r>
-    </w:p>
-    <w:p>
       <w:pPr>
         <w:pStyle w:val="Heading2"/>
       </w:pPr>
@@ -1623,6 +1643,7 @@
     <w:p>
       <w:pPr>
         <w:pStyle w:val="FirstParagraph"/>
+        <w:jc w:val="both"/>
       </w:pPr>
       <w:r>
         <w:t xml:space="preserve">The proposed system follows a standard supervised text-classification pipeline.</w:t>
@@ -1631,6 +1652,7 @@
     <w:p>
       <w:pPr>
         <w:pStyle w:val="SourceCode"/>
+        <w:jc w:val="both"/>
       </w:pPr>
       <w:r>
         <w:rPr>
@@ -1709,6 +1731,7 @@
           <w:ilvl w:val="0"/>
           <w:numId w:val="1003"/>
         </w:numPr>
+        <w:jc w:val="both"/>
       </w:pPr>
       <w:r>
         <w:rPr>
@@ -1731,6 +1754,7 @@
           <w:ilvl w:val="0"/>
           <w:numId w:val="1003"/>
         </w:numPr>
+        <w:jc w:val="both"/>
       </w:pPr>
       <w:r>
         <w:rPr>
@@ -1753,6 +1777,7 @@
           <w:ilvl w:val="0"/>
           <w:numId w:val="1003"/>
         </w:numPr>
+        <w:jc w:val="both"/>
       </w:pPr>
       <w:r>
         <w:rPr>
@@ -1775,6 +1800,7 @@
           <w:ilvl w:val="0"/>
           <w:numId w:val="1003"/>
         </w:numPr>
+        <w:jc w:val="both"/>
       </w:pPr>
       <w:r>
         <w:rPr>
@@ -1797,6 +1823,7 @@
           <w:ilvl w:val="0"/>
           <w:numId w:val="1003"/>
         </w:numPr>
+        <w:jc w:val="both"/>
       </w:pPr>
       <w:r>
         <w:rPr>
@@ -1819,6 +1846,7 @@
           <w:ilvl w:val="0"/>
           <w:numId w:val="1003"/>
         </w:numPr>
+        <w:jc w:val="both"/>
       </w:pPr>
       <w:r>
         <w:rPr>
@@ -1841,6 +1869,7 @@
           <w:ilvl w:val="0"/>
           <w:numId w:val="1003"/>
         </w:numPr>
+        <w:jc w:val="both"/>
       </w:pPr>
       <w:r>
         <w:rPr>
@@ -1857,6 +1886,9 @@
       </w:r>
     </w:p>
     <w:p>
+      <w:pPr>
+        <w:jc w:val="both"/>
+      </w:pPr>
       <w:r>
         <w:pict>
           <v:rect style="width:0;height:1.5pt" o:hralign="center" o:hrstd="t" o:hr="t"/>
@@ -1867,11 +1899,6 @@
     <w:bookmarkEnd w:id="21"/>
     <w:bookmarkStart w:id="22" w:name="dataset-description"/>
     <w:p>
-      <w:r>
-        <w:br w:type="page"/>
-      </w:r>
-    </w:p>
-    <w:p>
       <w:pPr>
         <w:pStyle w:val="Heading2"/>
       </w:pPr>
@@ -1882,6 +1909,7 @@
     <w:p>
       <w:pPr>
         <w:pStyle w:val="FirstParagraph"/>
+        <w:jc w:val="both"/>
       </w:pPr>
       <w:r>
         <w:rPr>
@@ -1900,6 +1928,7 @@
     <w:p>
       <w:pPr>
         <w:pStyle w:val="BodyText"/>
+        <w:jc w:val="both"/>
       </w:pPr>
       <w:r>
         <w:rPr>
@@ -2024,6 +2053,7 @@
     <w:p>
       <w:pPr>
         <w:pStyle w:val="BodyText"/>
+        <w:jc w:val="both"/>
       </w:pPr>
       <w:r>
         <w:rPr>
@@ -2040,6 +2070,9 @@
       </w:r>
     </w:p>
     <w:p>
+      <w:pPr>
+        <w:jc w:val="both"/>
+      </w:pPr>
       <w:r>
         <w:pict>
           <v:rect style="width:0;height:1.5pt" o:hralign="center" o:hrstd="t" o:hr="t"/>
@@ -2049,11 +2082,6 @@
     <w:bookmarkEnd w:id="22"/>
     <w:bookmarkStart w:id="23" w:name="data-preprocessing"/>
     <w:p>
-      <w:r>
-        <w:br w:type="page"/>
-      </w:r>
-    </w:p>
-    <w:p>
       <w:pPr>
         <w:pStyle w:val="Heading2"/>
       </w:pPr>
@@ -2064,6 +2092,7 @@
     <w:p>
       <w:pPr>
         <w:pStyle w:val="FirstParagraph"/>
+        <w:jc w:val="both"/>
       </w:pPr>
       <w:r>
         <w:t xml:space="preserve">Raw textual data collected from online sources, whether scraped from news websites or extracted from raw email protocols, is inherently noisy, unstructured, and teeming with extraneous artifacts. If this raw text is fed directly into a machine learning algorithm, the model will waste computational resources learning irrelevant noise (such as HTML tags or punctuation) rather than the underlying semantic patterns. Therefore, a rigorous and structured Natural Language Processing (NLP) preprocessing pipeline is applied to sanitize every document before it reaches the feature extraction stage.</w:t>
@@ -2072,6 +2101,7 @@
     <w:p>
       <w:pPr>
         <w:pStyle w:val="BodyText"/>
+        <w:jc w:val="both"/>
       </w:pPr>
       <w:r>
         <w:t xml:space="preserve">The preprocessing pipeline executes sequentially through the following critical stages:</w:t>
@@ -2083,6 +2113,7 @@
           <w:ilvl w:val="0"/>
           <w:numId w:val="1004"/>
         </w:numPr>
+        <w:jc w:val="both"/>
       </w:pPr>
       <w:r>
         <w:rPr>
@@ -2134,6 +2165,7 @@
           <w:ilvl w:val="0"/>
           <w:numId w:val="1004"/>
         </w:numPr>
+        <w:jc w:val="both"/>
       </w:pPr>
       <w:r>
         <w:rPr>
@@ -2155,6 +2187,7 @@
           <w:ilvl w:val="0"/>
           <w:numId w:val="1000"/>
         </w:numPr>
+        <w:jc w:val="both"/>
       </w:pPr>
       <w:r>
         <w:t xml:space="preserve">,</w:t>
@@ -2172,6 +2205,7 @@
           <w:ilvl w:val="0"/>
           <w:numId w:val="1004"/>
         </w:numPr>
+        <w:jc w:val="both"/>
       </w:pPr>
       <w:r>
         <w:rPr>
@@ -2214,6 +2248,7 @@
           <w:ilvl w:val="0"/>
           <w:numId w:val="1004"/>
         </w:numPr>
+        <w:jc w:val="both"/>
       </w:pPr>
       <w:r>
         <w:rPr>
@@ -2241,6 +2276,7 @@
           <w:ilvl w:val="0"/>
           <w:numId w:val="1004"/>
         </w:numPr>
+        <w:jc w:val="both"/>
       </w:pPr>
       <w:r>
         <w:rPr>
@@ -2278,6 +2314,7 @@
           <w:ilvl w:val="0"/>
           <w:numId w:val="1004"/>
         </w:numPr>
+        <w:jc w:val="both"/>
       </w:pPr>
       <w:r>
         <w:rPr>
@@ -2296,12 +2333,16 @@
     <w:p>
       <w:pPr>
         <w:pStyle w:val="FirstParagraph"/>
+        <w:jc w:val="both"/>
       </w:pPr>
       <w:r>
         <w:t xml:space="preserve">The output of this exhaustive pipeline is a perfectly sanitized, normalized, and continuous string of lowercase characters for every single article or email, ready for mathematical transformation in the feature extraction stage.</w:t>
       </w:r>
     </w:p>
     <w:p>
+      <w:pPr>
+        <w:jc w:val="both"/>
+      </w:pPr>
       <w:r>
         <w:pict>
           <v:rect style="width:0;height:1.5pt" o:hralign="center" o:hrstd="t" o:hr="t"/>
@@ -2311,11 +2352,6 @@
     <w:bookmarkEnd w:id="23"/>
     <w:bookmarkStart w:id="26" w:name="feature-engineering"/>
     <w:p>
-      <w:r>
-        <w:br w:type="page"/>
-      </w:r>
-    </w:p>
-    <w:p>
       <w:pPr>
         <w:pStyle w:val="Heading2"/>
       </w:pPr>
@@ -2326,6 +2362,7 @@
     <w:p>
       <w:pPr>
         <w:pStyle w:val="FirstParagraph"/>
+        <w:jc w:val="both"/>
       </w:pPr>
       <w:r>
         <w:t xml:space="preserve">Machine learning algorithms inherently cannot comprehend raw text. They operate exclusively on numerical vectors and matrices. Feature engineering is the critical process of translating the sanitized textual data into a mathematical representation that the algorithms can process, while preserving the linguistic and structural information necessary for accurate classification.</w:t>
@@ -2343,6 +2380,7 @@
     <w:p>
       <w:pPr>
         <w:pStyle w:val="FirstParagraph"/>
+        <w:jc w:val="both"/>
       </w:pPr>
       <w:r>
         <w:t xml:space="preserve">The primary feature extraction architecture utilized in this project is the Term Frequency-Inverse Document Frequency (TF-IDF) vectorization technique. Unlike simpler methods like Bag-of-Words (Count Vectorization) which merely tally how many times a word appears in a document, TF-IDF evaluates the true</w:t>
@@ -2367,6 +2405,7 @@
     <w:p>
       <w:pPr>
         <w:pStyle w:val="BodyText"/>
+        <w:jc w:val="both"/>
       </w:pPr>
       <w:r>
         <w:t xml:space="preserve">The TF-IDF score for a term is calculated as the product of two distinct metrics:</w:t>
@@ -2446,6 +2485,7 @@
     <w:p>
       <w:pPr>
         <w:pStyle w:val="BodyText"/>
+        <w:jc w:val="both"/>
       </w:pPr>
       <w:r>
         <w:t xml:space="preserve">By multiplying these two values, TF-IDF creates a sophisticated numerical vector where highly discriminative, context-specific words dominate the feature space, allowing the classifier to easily separate the classes.</w:t>
@@ -2464,6 +2504,7 @@
     <w:p>
       <w:pPr>
         <w:pStyle w:val="FirstParagraph"/>
+        <w:jc w:val="both"/>
       </w:pPr>
       <w:r>
         <w:t xml:space="preserve">Traditional TF-IDF operates on the word level, meaning it strictly matches whole words. However, this approach is extremely vulnerable to two massive issues prevalent in malicious text:</w:t>
@@ -2546,6 +2587,7 @@
     <w:p>
       <w:pPr>
         <w:pStyle w:val="BodyText"/>
+        <w:jc w:val="both"/>
       </w:pPr>
       <w:r>
         <w:t xml:space="preserve">To solve this critical vulnerability, this project enhances the TF-IDF vectorizer by configuring it to operate on</w:t>
@@ -2585,6 +2627,7 @@
     <w:p>
       <w:pPr>
         <w:pStyle w:val="BodyText"/>
+        <w:jc w:val="both"/>
       </w:pPr>
       <w:r>
         <w:t xml:space="preserve">Instead of isolating the whole word</w:t>
@@ -2736,12 +2779,16 @@
     <w:p>
       <w:pPr>
         <w:pStyle w:val="BodyText"/>
+        <w:jc w:val="both"/>
       </w:pPr>
       <w:r>
         <w:t xml:space="preserve">The vocabulary size of the TF-IDF vectorizer is capped at a maximum of 3,000 to 5,000 top features to prevent memory exhaustion and to enforce feature dimensionality reduction, ensuring the model focuses exclusively on the most statistically significant character combinations.</w:t>
       </w:r>
     </w:p>
     <w:p>
+      <w:pPr>
+        <w:jc w:val="both"/>
+      </w:pPr>
       <w:r>
         <w:pict>
           <v:rect style="width:0;height:1.5pt" o:hralign="center" o:hrstd="t" o:hr="t"/>
@@ -2752,11 +2799,6 @@
     <w:bookmarkEnd w:id="26"/>
     <w:bookmarkStart w:id="31" w:name="machine-learning-models"/>
     <w:p>
-      <w:r>
-        <w:br w:type="page"/>
-      </w:r>
-    </w:p>
-    <w:p>
       <w:pPr>
         <w:pStyle w:val="Heading2"/>
       </w:pPr>
@@ -2767,6 +2809,7 @@
     <w:p>
       <w:pPr>
         <w:pStyle w:val="FirstParagraph"/>
+        <w:jc w:val="both"/>
       </w:pPr>
       <w:r>
         <w:t xml:space="preserve">In this project, four supervised classification algorithms are implemented, evaluated, and compared. The objective is to determine which mathematical approach best captures the linguistic patterns indicative of deceptive text. Each algorithm operates on fundamentally different mathematical principles, providing a comprehensive evaluation of linear, probabilistic, ensemble, and non-linear neural architectures.</w:t>
@@ -2784,6 +2827,7 @@
     <w:p>
       <w:pPr>
         <w:pStyle w:val="FirstParagraph"/>
+        <w:jc w:val="both"/>
       </w:pPr>
       <w:r>
         <w:rPr>
@@ -2829,6 +2873,7 @@
     <w:p>
       <w:pPr>
         <w:pStyle w:val="BodyText"/>
+        <w:jc w:val="both"/>
       </w:pPr>
       <w:r>
         <w:rPr>
@@ -2907,6 +2952,7 @@
     <w:p>
       <w:pPr>
         <w:pStyle w:val="BodyText"/>
+        <w:jc w:val="both"/>
       </w:pPr>
       <w:r>
         <w:rPr>
@@ -2951,6 +2997,7 @@
     <w:p>
       <w:pPr>
         <w:pStyle w:val="FirstParagraph"/>
+        <w:jc w:val="both"/>
       </w:pPr>
       <w:r>
         <w:rPr>
@@ -2999,6 +3046,7 @@
     <w:p>
       <w:pPr>
         <w:pStyle w:val="BodyText"/>
+        <w:jc w:val="both"/>
       </w:pPr>
       <w:r>
         <w:rPr>
@@ -3077,6 +3125,7 @@
     <w:p>
       <w:pPr>
         <w:pStyle w:val="BodyText"/>
+        <w:jc w:val="both"/>
       </w:pPr>
       <w:r>
         <w:rPr>
@@ -3165,6 +3214,7 @@
     <w:p>
       <w:pPr>
         <w:pStyle w:val="FirstParagraph"/>
+        <w:jc w:val="both"/>
       </w:pPr>
       <w:r>
         <w:t xml:space="preserve">Depending on the specific pipeline, either Multinomial Naive Bayes or K-Nearest Neighbors (KNN) serves as the baseline algorithmic approach.</w:t>
@@ -3251,6 +3301,7 @@
     <w:p>
       <w:pPr>
         <w:pStyle w:val="FirstParagraph"/>
+        <w:jc w:val="both"/>
       </w:pPr>
       <w:r>
         <w:rPr>
@@ -3275,6 +3326,7 @@
     <w:p>
       <w:pPr>
         <w:pStyle w:val="BodyText"/>
+        <w:jc w:val="both"/>
       </w:pPr>
       <w:r>
         <w:rPr>
@@ -3331,6 +3383,7 @@
     <w:p>
       <w:pPr>
         <w:pStyle w:val="BodyText"/>
+        <w:jc w:val="both"/>
       </w:pPr>
       <w:r>
         <w:rPr>
@@ -3416,6 +3469,9 @@
       </w:r>
     </w:p>
     <w:p>
+      <w:pPr>
+        <w:jc w:val="both"/>
+      </w:pPr>
       <w:r>
         <w:pict>
           <v:rect style="width:0;height:1.5pt" o:hralign="center" o:hrstd="t" o:hr="t"/>
@@ -3426,11 +3482,6 @@
     <w:bookmarkEnd w:id="31"/>
     <w:bookmarkStart w:id="32" w:name="model-training"/>
     <w:p>
-      <w:r>
-        <w:br w:type="page"/>
-      </w:r>
-    </w:p>
-    <w:p>
       <w:pPr>
         <w:pStyle w:val="Heading2"/>
       </w:pPr>
@@ -3441,6 +3492,7 @@
     <w:p>
       <w:pPr>
         <w:pStyle w:val="FirstParagraph"/>
+        <w:jc w:val="both"/>
       </w:pPr>
       <w:r>
         <w:rPr>
@@ -3459,6 +3511,7 @@
     <w:p>
       <w:pPr>
         <w:pStyle w:val="BodyText"/>
+        <w:jc w:val="both"/>
       </w:pPr>
       <w:r>
         <w:rPr>
@@ -3579,6 +3632,9 @@
       </w:r>
     </w:p>
     <w:p>
+      <w:pPr>
+        <w:jc w:val="both"/>
+      </w:pPr>
       <w:r>
         <w:pict>
           <v:rect style="width:0;height:1.5pt" o:hralign="center" o:hrstd="t" o:hr="t"/>
@@ -3588,11 +3644,6 @@
     <w:bookmarkEnd w:id="32"/>
     <w:bookmarkStart w:id="35" w:name="results-evaluation"/>
     <w:p>
-      <w:r>
-        <w:br w:type="page"/>
-      </w:r>
-    </w:p>
-    <w:p>
       <w:pPr>
         <w:pStyle w:val="Heading2"/>
       </w:pPr>
@@ -3603,6 +3654,7 @@
     <w:p>
       <w:pPr>
         <w:pStyle w:val="FirstParagraph"/>
+        <w:jc w:val="both"/>
       </w:pPr>
       <w:r>
         <w:t xml:space="preserve">All models were evaluated on the held-out test set to ensure unbiased performance metrics. Because of the highly distinctive character n-gram patterns present in the dataset, the models successfully learned to partition the feature space perfectly.</w:t>
@@ -4018,6 +4070,7 @@
     <w:p>
       <w:pPr>
         <w:pStyle w:val="BodyText"/>
+        <w:jc w:val="both"/>
       </w:pPr>
       <w:r>
         <w:rPr>
@@ -4040,6 +4093,7 @@
     <w:p>
       <w:pPr>
         <w:pStyle w:val="FirstParagraph"/>
+        <w:jc w:val="both"/>
       </w:pPr>
       <w:r>
         <w:t xml:space="preserve">The confusion matrix for all models yielded zero misclassifications:</w:t>
@@ -4090,6 +4144,9 @@
       </w:r>
     </w:p>
     <w:p>
+      <w:pPr>
+        <w:jc w:val="both"/>
+      </w:pPr>
       <w:r>
         <w:pict>
           <v:rect style="width:0;height:1.5pt" o:hralign="center" o:hrstd="t" o:hr="t"/>
@@ -4100,11 +4157,6 @@
     <w:bookmarkEnd w:id="35"/>
     <w:bookmarkStart w:id="36" w:name="feature-importance-analysis"/>
     <w:p>
-      <w:r>
-        <w:br w:type="page"/>
-      </w:r>
-    </w:p>
-    <w:p>
       <w:pPr>
         <w:pStyle w:val="Heading2"/>
       </w:pPr>
@@ -4115,6 +4167,7 @@
     <w:p>
       <w:pPr>
         <w:pStyle w:val="FirstParagraph"/>
+        <w:jc w:val="both"/>
       </w:pPr>
       <w:r>
         <w:t xml:space="preserve">By analyzing the coefficients of the Logistic Regression model, it is possible to interpret which textual features are most heavily weighted in the decision-making process.</w:t>
@@ -4123,6 +4176,7 @@
     <w:p>
       <w:pPr>
         <w:pStyle w:val="BodyText"/>
+        <w:jc w:val="both"/>
       </w:pPr>
       <w:r>
         <w:rPr>
@@ -4293,12 +4347,16 @@
     <w:p>
       <w:pPr>
         <w:pStyle w:val="BodyText"/>
+        <w:jc w:val="both"/>
       </w:pPr>
       <w:r>
         <w:t xml:space="preserve">This confirms the core hypothesis that phishing emails rely heavily on language designed to provoke immediate, panicked action from the recipient.</w:t>
       </w:r>
     </w:p>
     <w:p>
+      <w:pPr>
+        <w:jc w:val="both"/>
+      </w:pPr>
       <w:r>
         <w:pict>
           <v:rect style="width:0;height:1.5pt" o:hralign="center" o:hrstd="t" o:hr="t"/>
@@ -4308,11 +4366,6 @@
     <w:bookmarkEnd w:id="36"/>
     <w:bookmarkStart w:id="37" w:name="prediction-module"/>
     <w:p>
-      <w:r>
-        <w:br w:type="page"/>
-      </w:r>
-    </w:p>
-    <w:p>
       <w:pPr>
         <w:pStyle w:val="Heading2"/>
       </w:pPr>
@@ -4323,6 +4376,7 @@
     <w:p>
       <w:pPr>
         <w:pStyle w:val="FirstParagraph"/>
+        <w:jc w:val="both"/>
       </w:pPr>
       <w:r>
         <w:t xml:space="preserve">To demonstrate the practical applicability of the trained model, a fully functional interactive web application was built using</w:t>
@@ -4344,6 +4398,7 @@
     <w:p>
       <w:pPr>
         <w:pStyle w:val="BodyText"/>
+        <w:jc w:val="both"/>
       </w:pPr>
       <w:r>
         <w:rPr>
@@ -4431,6 +4486,7 @@
     <w:p>
       <w:pPr>
         <w:pStyle w:val="BodyText"/>
+        <w:jc w:val="both"/>
       </w:pPr>
       <w:r>
         <w:rPr>
@@ -4441,6 +4497,9 @@
       </w:r>
     </w:p>
     <w:p>
+      <w:pPr>
+        <w:jc w:val="both"/>
+      </w:pPr>
       <w:r>
         <w:pict>
           <v:rect style="width:0;height:1.5pt" o:hralign="center" o:hrstd="t" o:hr="t"/>
@@ -4449,11 +4508,6 @@
     </w:p>
     <w:bookmarkEnd w:id="37"/>
     <w:bookmarkStart w:id="41" w:name="advantages-limitations-future-scope"/>
-    <w:p>
-      <w:r>
-        <w:br w:type="page"/>
-      </w:r>
-    </w:p>
     <w:p>
       <w:pPr>
         <w:pStyle w:val="Heading2"/>
@@ -4478,6 +4532,7 @@
           <w:ilvl w:val="0"/>
           <w:numId w:val="1005"/>
         </w:numPr>
+        <w:jc w:val="both"/>
       </w:pPr>
       <w:r>
         <w:rPr>
@@ -4500,6 +4555,7 @@
           <w:ilvl w:val="0"/>
           <w:numId w:val="1005"/>
         </w:numPr>
+        <w:jc w:val="both"/>
       </w:pPr>
       <w:r>
         <w:rPr>
@@ -4522,6 +4578,7 @@
           <w:ilvl w:val="0"/>
           <w:numId w:val="1005"/>
         </w:numPr>
+        <w:jc w:val="both"/>
       </w:pPr>
       <w:r>
         <w:rPr>
@@ -4554,6 +4611,7 @@
           <w:ilvl w:val="0"/>
           <w:numId w:val="1006"/>
         </w:numPr>
+        <w:jc w:val="both"/>
       </w:pPr>
       <w:r>
         <w:rPr>
@@ -4592,6 +4650,7 @@
           <w:ilvl w:val="0"/>
           <w:numId w:val="1006"/>
         </w:numPr>
+        <w:jc w:val="both"/>
       </w:pPr>
       <w:r>
         <w:rPr>
@@ -4624,6 +4683,7 @@
           <w:ilvl w:val="0"/>
           <w:numId w:val="1007"/>
         </w:numPr>
+        <w:jc w:val="both"/>
       </w:pPr>
       <w:r>
         <w:rPr>
@@ -4646,6 +4706,7 @@
           <w:ilvl w:val="0"/>
           <w:numId w:val="1007"/>
         </w:numPr>
+        <w:jc w:val="both"/>
       </w:pPr>
       <w:r>
         <w:rPr>
@@ -4668,6 +4729,7 @@
           <w:ilvl w:val="0"/>
           <w:numId w:val="1007"/>
         </w:numPr>
+        <w:jc w:val="both"/>
       </w:pPr>
       <w:r>
         <w:rPr>
@@ -4684,6 +4746,9 @@
       </w:r>
     </w:p>
     <w:p>
+      <w:pPr>
+        <w:jc w:val="both"/>
+      </w:pPr>
       <w:r>
         <w:pict>
           <v:rect style="width:0;height:1.5pt" o:hralign="center" o:hrstd="t" o:hr="t"/>
@@ -4694,11 +4759,6 @@
     <w:bookmarkEnd w:id="41"/>
     <w:bookmarkStart w:id="42" w:name="conclusion"/>
     <w:p>
-      <w:r>
-        <w:br w:type="page"/>
-      </w:r>
-    </w:p>
-    <w:p>
       <w:pPr>
         <w:pStyle w:val="Heading2"/>
       </w:pPr>
@@ -4709,6 +4769,7 @@
     <w:p>
       <w:pPr>
         <w:pStyle w:val="FirstParagraph"/>
+        <w:jc w:val="both"/>
       </w:pPr>
       <w:r>
         <w:t xml:space="preserve">This project successfully designed and implemented an end-to-end machine learning pipeline capable of detecting phishing emails based strictly on their textual content. By utilizing a robust preprocessing pipeline and an advanced TF-IDF Character N-Gram vectorization strategy, the system proved highly effective at distinguishing the deceptive, urgent language of phishing from legitimate communications.</w:t>
@@ -4717,12 +4778,16 @@
     <w:p>
       <w:pPr>
         <w:pStyle w:val="BodyText"/>
+        <w:jc w:val="both"/>
       </w:pPr>
       <w:r>
         <w:t xml:space="preserve">The evaluation of four distinct machine learning classifiers demonstrated excellent classification performance. By integrating the trained model into an interactive Streamlit web application, the project highlights the feasibility of deploying lightweight, AI-driven NLP solutions to protect users from social engineering attacks in real-time.</w:t>
       </w:r>
     </w:p>
     <w:p>
+      <w:pPr>
+        <w:jc w:val="both"/>
+      </w:pPr>
       <w:r>
         <w:pict>
           <v:rect style="width:0;height:1.5pt" o:hralign="center" o:hrstd="t" o:hr="t"/>
@@ -4732,11 +4797,6 @@
     <w:bookmarkEnd w:id="42"/>
     <w:bookmarkStart w:id="43" w:name="references"/>
     <w:p>
-      <w:r>
-        <w:br w:type="page"/>
-      </w:r>
-    </w:p>
-    <w:p>
       <w:pPr>
         <w:pStyle w:val="Heading2"/>
       </w:pPr>
@@ -4747,6 +4807,7 @@
     <w:p>
       <w:pPr>
         <w:pStyle w:val="FirstParagraph"/>
+        <w:jc w:val="both"/>
       </w:pPr>
       <w:r>
         <w:t xml:space="preserve">[1] I. Fette, N. Sadeh, and A. Tomasic,</w:t>
@@ -4780,6 +4841,7 @@
     <w:p>
       <w:pPr>
         <w:pStyle w:val="BodyText"/>
+        <w:jc w:val="both"/>
       </w:pPr>
       <w:r>
         <w:t xml:space="preserve">[2] F. Toolan and J. Carthy,</w:t>
@@ -4813,6 +4875,7 @@
     <w:p>
       <w:pPr>
         <w:pStyle w:val="BodyText"/>
+        <w:jc w:val="both"/>
       </w:pPr>
       <w:r>
         <w:t xml:space="preserve">[3] R. Verma, N. Shashidhar, and N. Hossain,</w:t>
@@ -4846,6 +4909,7 @@
     <w:p>
       <w:pPr>
         <w:pStyle w:val="BodyText"/>
+        <w:jc w:val="both"/>
       </w:pPr>
       <w:r>
         <w:t xml:space="preserve">[4] O. K. Sahingoz, E. Buber, O. Demir, and B. Diri,</w:t>
@@ -4873,6 +4937,7 @@
     <w:p>
       <w:pPr>
         <w:pStyle w:val="BodyText"/>
+        <w:jc w:val="both"/>
       </w:pPr>
       <w:r>
         <w:t xml:space="preserve">[5] A. Almomani et al.,</w:t>
@@ -4900,6 +4965,7 @@
     <w:p>
       <w:pPr>
         <w:pStyle w:val="BodyText"/>
+        <w:jc w:val="both"/>
       </w:pPr>
       <w:r>
         <w:t xml:space="preserve">[6] P. Bountakas, C. Xenakis, and P. Rizomiliotis,</w:t>
@@ -4927,6 +4993,7 @@
     <w:p>
       <w:pPr>
         <w:pStyle w:val="BodyText"/>
+        <w:jc w:val="both"/>
       </w:pPr>
       <w:r>
         <w:t xml:space="preserve">[7] Y. Fang et al.,</w:t>
@@ -4960,6 +5027,7 @@
     <w:p>
       <w:pPr>
         <w:pStyle w:val="BodyText"/>
+        <w:jc w:val="both"/>
       </w:pPr>
       <w:r>
         <w:t xml:space="preserve">[8] S. Smadi, N. Aslam, and L. Zhang,</w:t>

--- a/fake_mail_project_report.docx
+++ b/fake_mail_project_report.docx
@@ -2,7 +2,7 @@
 <file path=word/document.xml><?xml version="1.0" encoding="utf-8"?>
 <w:document xmlns:w="http://schemas.openxmlformats.org/wordprocessingml/2006/main" xmlns:m="http://schemas.openxmlformats.org/officeDocument/2006/math" xmlns:r="http://schemas.openxmlformats.org/officeDocument/2006/relationships" xmlns:o="urn:schemas-microsoft-com:office:office" xmlns:v="urn:schemas-microsoft-com:vml" xmlns:w10="urn:schemas-microsoft-com:office:word" xmlns:a="http://schemas.openxmlformats.org/drawingml/2006/main" xmlns:pic="http://schemas.openxmlformats.org/drawingml/2006/picture" xmlns:wp="http://schemas.openxmlformats.org/drawingml/2006/wordprocessingDrawing">
   <w:body>
-    <w:bookmarkStart w:id="44" w:name="a-project-report-on"/>
+    <w:bookmarkStart w:id="50" w:name="a-project-report-on"/>
     <w:p>
       <w:pPr>
         <w:pStyle w:val="Heading1"/>
@@ -868,7 +868,7 @@
     </w:p>
     <w:bookmarkEnd w:id="17"/>
     <w:bookmarkEnd w:id="18"/>
-    <w:bookmarkStart w:id="19" w:name="literature-review"/>
+    <w:bookmarkStart w:id="24" w:name="literature-review"/>
     <w:p>
       <w:pPr>
         <w:pStyle w:val="Heading2"/>
@@ -883,7 +883,127 @@
         <w:jc w:val="both"/>
       </w:pPr>
       <w:r>
-        <w:t xml:space="preserve">Several research studies have focused on using machine learning techniques to combat phishing. Below is a comparative summary table of representative works from the literature.</w:t>
+        <w:t xml:space="preserve">The application of Artificial Intelligence to textual classification tasks—specifically for detecting deception, misinformation, and malicious intent—has been a heavily researched domain over the past decade. A substantial body of academic literature has explored various feature extraction techniques and algorithmic architectures to combat these threats. Below is an in-depth analysis of foundational and contemporary research in this space.</w:t>
+      </w:r>
+    </w:p>
+    <w:bookmarkStart w:id="19" w:name="X4154f045e87086b2efa0606de4ed7cd554c1359"/>
+    <w:p>
+      <w:pPr>
+        <w:pStyle w:val="Heading3"/>
+      </w:pPr>
+      <w:r>
+        <w:t xml:space="preserve">5.1 Foundational Approaches in Textual Deception Detection</w:t>
+      </w:r>
+    </w:p>
+    <w:p>
+      <w:pPr>
+        <w:pStyle w:val="FirstParagraph"/>
+        <w:jc w:val="both"/>
+      </w:pPr>
+      <w:r>
+        <w:t xml:space="preserve">Early efforts in deception detection primarily focused on hand-crafted linguistic features and metadata. Researchers such as Fette et al. (2007) pioneered the use of Machine Learning for email classification by focusing heavily on structural characteristics, such as the age of the domain, the presence of JavaScript in the email body, and URL discrepancies. While their Random Forest implementation achieved high accuracy at the time, their reliance on metadata made the model vulnerable to evasion tactics, as attackers quickly learned to spoof headers and utilize compromised legitimate domains.</w:t>
+      </w:r>
+    </w:p>
+    <w:p>
+      <w:pPr>
+        <w:pStyle w:val="BodyText"/>
+        <w:jc w:val="both"/>
+      </w:pPr>
+      <w:r>
+        <w:t xml:space="preserve">Similarly, Toolan et al. (2009) explored an ensemble approach that combined both content-based features (word frequencies) and structural features. They demonstrated that relying on a single algorithm (e.g., Support Vector Machines or Naive Bayes) often resulted in a high false-positive rate. By ensembling C5.0 decision trees with probabilistic classifiers, they established that multi-model consensus significantly improves generalization.</w:t>
+      </w:r>
+    </w:p>
+    <w:bookmarkEnd w:id="19"/>
+    <w:bookmarkStart w:id="20" w:name="X08c64010c0c592cfc0fa5c8169910e9ea58e39e"/>
+    <w:p>
+      <w:pPr>
+        <w:pStyle w:val="Heading3"/>
+      </w:pPr>
+      <w:r>
+        <w:t xml:space="preserve">5.2 The Shift Toward Natural Language Processing (NLP)</w:t>
+      </w:r>
+    </w:p>
+    <w:p>
+      <w:pPr>
+        <w:pStyle w:val="FirstParagraph"/>
+        <w:jc w:val="both"/>
+      </w:pPr>
+      <w:r>
+        <w:t xml:space="preserve">As computational power increased, research shifted strictly toward Natural Language Processing (NLP)—analyzing the actual semantic and syntactic structure of the text rather than relying on easily falsified metadata.</w:t>
+      </w:r>
+    </w:p>
+    <w:p>
+      <w:pPr>
+        <w:pStyle w:val="BodyText"/>
+        <w:jc w:val="both"/>
+      </w:pPr>
+      <w:r>
+        <w:t xml:space="preserve">Perez-Rosas et al. (2017) conducted a landmark study focusing on the linguistic cues inherent in fake news. By analyzing two large multi-domain datasets, they discovered that fabricated news relies heavily on specific psycholinguistic markers: an overabundance of extreme absolute words, a lack of self-referential pronouns, and an artificial inflation of cognitive mechanism terms. Their SVM-based classifiers proved that algorithms could match, and often exceed, human accuracy in spotting deception purely through linguistic analysis.</w:t>
+      </w:r>
+    </w:p>
+    <w:p>
+      <w:pPr>
+        <w:pStyle w:val="BodyText"/>
+        <w:jc w:val="both"/>
+      </w:pPr>
+      <w:r>
+        <w:t xml:space="preserve">Ahmed et al. (2017) further advanced this paradigm by moving away from hand-crafted psycholinguistic features and instead utilizing N-gram analysis combined with TF-IDF vectorization. By analyzing sequences of words rather than isolated terms, their Linear SVM models achieved approximately 92% accuracy. This proved that term frequency combined with inverse document frequency provides a highly robust, purely mathematical representation of text that is highly effective for classification tasks.</w:t>
+      </w:r>
+    </w:p>
+    <w:bookmarkEnd w:id="20"/>
+    <w:bookmarkStart w:id="21" w:name="Xbbb6fcc04d27c48bb5d4ec0fed0207b93709e32"/>
+    <w:p>
+      <w:pPr>
+        <w:pStyle w:val="Heading3"/>
+      </w:pPr>
+      <w:r>
+        <w:t xml:space="preserve">5.3 Deep Learning and Transformer Architectures</w:t>
+      </w:r>
+    </w:p>
+    <w:p>
+      <w:pPr>
+        <w:pStyle w:val="FirstParagraph"/>
+        <w:jc w:val="both"/>
+      </w:pPr>
+      <w:r>
+        <w:t xml:space="preserve">More recently, the focus has shifted toward deep learning architectures capable of learning hierarchical representations of text. Bountakas et al. (2020) highlighted that while classical ML models (like Random Forest) plateau in performance, deep learning models (such as Convolutional Neural Networks and Long Short-Term Memory networks) excel when massive amounts of training text are available.</w:t>
+      </w:r>
+    </w:p>
+    <w:p>
+      <w:pPr>
+        <w:pStyle w:val="BodyText"/>
+        <w:jc w:val="both"/>
+      </w:pPr>
+      <w:r>
+        <w:t xml:space="preserve">Kaliyar et al. (2020) proposed</w:t>
+      </w:r>
+      <w:r>
+        <w:t xml:space="preserve"> </w:t>
+      </w:r>
+      <w:r>
+        <w:t xml:space="preserve">‘FNDNet’</w:t>
+      </w:r>
+      <w:r>
+        <w:t xml:space="preserve">, a deep convolutional neural network specifically tailored for fake news detection. Unlike classical models that rely on TF-IDF, FNDNet utilizes dense word embeddings (Word2Vec/GloVe) to capture the contextual relationships between words, achieving near 98% accuracy on benchmark datasets.</w:t>
+      </w:r>
+    </w:p>
+    <w:p>
+      <w:pPr>
+        <w:pStyle w:val="BodyText"/>
+        <w:jc w:val="both"/>
+      </w:pPr>
+      <w:r>
+        <w:t xml:space="preserve">Building upon the embedding paradigm, Khan et al. (2021) conducted extensive benchmark studies comparing classical ML against Transformer-based models like BERT (Bidirectional Encoder Representations from Transformers). BERT processes words in relation to all other words in a sentence simultaneously, providing unparalleled semantic understanding. While BERT achieved state-of-the-art accuracy, Khan et al. noted that the immense computational cost and extreme latency of Transformer models make them difficult to deploy for real-time inference on edge devices or standard web servers, highlighting a critical trade-off between accuracy and computational efficiency.</w:t>
+      </w:r>
+    </w:p>
+    <w:bookmarkEnd w:id="21"/>
+    <w:bookmarkStart w:id="22" w:name="summary-of-reviewed-literature"/>
+    <w:p>
+      <w:pPr>
+        <w:pStyle w:val="Heading3"/>
+      </w:pPr>
+      <w:r>
+        <w:t xml:space="preserve">5.4 Summary of Reviewed Literature</w:t>
       </w:r>
     </w:p>
     <w:tbl>
@@ -1340,7 +1460,7 @@
               <w:rPr>
                 <w:sz w:val="18"/>
               </w:rPr>
-              <w:t xml:space="preserve">Rule-based + Machine Learning</w:t>
+              <w:t xml:space="preserve">Rule-based + ML</w:t>
             </w:r>
           </w:p>
         </w:tc>
@@ -1415,7 +1535,7 @@
               <w:rPr>
                 <w:sz w:val="18"/>
               </w:rPr>
-              <w:t xml:space="preserve">NLP + SVM / Deep Learning</w:t>
+              <w:t xml:space="preserve">NLP + Deep Learning</w:t>
             </w:r>
           </w:p>
         </w:tc>
@@ -1429,7 +1549,7 @@
               <w:rPr>
                 <w:sz w:val="18"/>
               </w:rPr>
-              <w:t xml:space="preserve">Highlighted that Deep Learning models excel when large amounts of training text are available.</w:t>
+              <w:t xml:space="preserve">Highlighted that Deep Learning models excel on massive text corpora.</w:t>
             </w:r>
           </w:p>
         </w:tc>
@@ -1504,7 +1624,7 @@
               <w:rPr>
                 <w:sz w:val="18"/>
               </w:rPr>
-              <w:t xml:space="preserve">Confirmed the effectiveness of TF-IDF on email body text for highly accurate classification.</w:t>
+              <w:t xml:space="preserve">Confirmed the effectiveness of TF-IDF on body text for highly accurate classification.</w:t>
             </w:r>
           </w:p>
         </w:tc>
@@ -1565,7 +1685,7 @@
               <w:rPr>
                 <w:sz w:val="18"/>
               </w:rPr>
-              <w:t xml:space="preserve">Neural Networks + Reinforcement</w:t>
+              <w:t xml:space="preserve">Neural Networks</w:t>
             </w:r>
           </w:p>
         </w:tc>
@@ -1579,45 +1699,51 @@
               <w:rPr>
                 <w:sz w:val="18"/>
               </w:rPr>
-              <w:t xml:space="preserve">Dynamic detection framework capable of adapting to zero-day phishing attacks.</w:t>
+              <w:t xml:space="preserve">Dynamic detection framework capable of adapting to zero-day attacks.</w:t>
             </w:r>
           </w:p>
         </w:tc>
       </w:tr>
     </w:tbl>
+    <w:bookmarkEnd w:id="22"/>
+    <w:bookmarkStart w:id="23" w:name="research-gap-addressed-in-this-project"/>
+    <w:p>
+      <w:pPr>
+        <w:pStyle w:val="Heading3"/>
+      </w:pPr>
+      <w:r>
+        <w:t xml:space="preserve">5.5 Research Gap Addressed in this Project</w:t>
+      </w:r>
+    </w:p>
+    <w:p>
+      <w:pPr>
+        <w:pStyle w:val="FirstParagraph"/>
+        <w:jc w:val="both"/>
+      </w:pPr>
+      <w:r>
+        <w:t xml:space="preserve">While deep learning models provide state-of-the-art accuracy, they require immense GPU resources for training and inference, making them impractical for lightweight, rapid deployment. Conversely, many classical NLP studies focus entirely on word-level features, leaving them highly vulnerable to Out-Of-Vocabulary (OOV) terms and deliberate typographical obfuscation (e.g., misspellings in phishing emails).</w:t>
+      </w:r>
+    </w:p>
     <w:p>
       <w:pPr>
         <w:pStyle w:val="BodyText"/>
         <w:jc w:val="both"/>
       </w:pPr>
       <w:r>
-        <w:rPr>
-          <w:b/>
-          <w:bCs/>
-        </w:rPr>
-        <w:t xml:space="preserve">Research Gap:</w:t>
-      </w:r>
-      <w:r>
-        <w:t xml:space="preserve"> </w:t>
-      </w:r>
-      <w:r>
-        <w:t xml:space="preserve">Much of the existing literature relies heavily on structural metadata (sender IP, email headers) or URL-specific analysis, which can be spoofed or obfuscated. This project focuses strictly on analyzing the</w:t>
-      </w:r>
-      <w:r>
-        <w:t xml:space="preserve"> </w:t>
-      </w:r>
-      <w:r>
-        <w:rPr>
-          <w:i/>
-          <w:iCs/>
-        </w:rPr>
-        <w:t xml:space="preserve">textual body</w:t>
-      </w:r>
-      <w:r>
-        <w:t xml:space="preserve"> </w:t>
-      </w:r>
-      <w:r>
-        <w:t xml:space="preserve">of the email using highly robust Character N-Grams to detect semantic intent and psychological manipulation, providing an independent layer of defense alongside traditional meta-data analysis.</w:t>
+        <w:t xml:space="preserve">This project specifically bridges this gap by proposing a highly optimized, lightweight pipeline. By combining classical Machine Learning and simple feed-forward Neural Networks with</w:t>
+      </w:r>
+      <w:r>
+        <w:t xml:space="preserve"> </w:t>
+      </w:r>
+      <w:r>
+        <w:rPr>
+          <w:b/>
+          <w:bCs/>
+        </w:rPr>
+        <w:t xml:space="preserve">Character N-Gram TF-IDF Vectorization</w:t>
+      </w:r>
+      <w:r>
+        <w:t xml:space="preserve">, the proposed system achieves the computational efficiency and interpretability of classical models while possessing the extreme robustness against novel vocabulary and obfuscation typically reserved for complex deep learning architectures.</w:t>
       </w:r>
     </w:p>
     <w:p>
@@ -1630,8 +1756,9 @@
         </w:pict>
       </w:r>
     </w:p>
-    <w:bookmarkEnd w:id="19"/>
-    <w:bookmarkStart w:id="21" w:name="proposed-methodology"/>
+    <w:bookmarkEnd w:id="23"/>
+    <w:bookmarkEnd w:id="24"/>
+    <w:bookmarkStart w:id="26" w:name="proposed-methodology"/>
     <w:p>
       <w:pPr>
         <w:pStyle w:val="Heading2"/>
@@ -1715,7 +1842,7 @@
         <w:t xml:space="preserve">    F --&gt; G[Prediction Module]</w:t>
       </w:r>
     </w:p>
-    <w:bookmarkStart w:id="20" w:name="stage-wise-description"/>
+    <w:bookmarkStart w:id="25" w:name="stage-wise-description"/>
     <w:p>
       <w:pPr>
         <w:pStyle w:val="Heading3"/>
@@ -1895,9 +2022,9 @@
         </w:pict>
       </w:r>
     </w:p>
-    <w:bookmarkEnd w:id="20"/>
-    <w:bookmarkEnd w:id="21"/>
-    <w:bookmarkStart w:id="22" w:name="dataset-description"/>
+    <w:bookmarkEnd w:id="25"/>
+    <w:bookmarkEnd w:id="26"/>
+    <w:bookmarkStart w:id="27" w:name="dataset-description"/>
     <w:p>
       <w:pPr>
         <w:pStyle w:val="Heading2"/>
@@ -2079,8 +2206,8 @@
         </w:pict>
       </w:r>
     </w:p>
-    <w:bookmarkEnd w:id="22"/>
-    <w:bookmarkStart w:id="23" w:name="data-preprocessing"/>
+    <w:bookmarkEnd w:id="27"/>
+    <w:bookmarkStart w:id="28" w:name="data-preprocessing"/>
     <w:p>
       <w:pPr>
         <w:pStyle w:val="Heading2"/>
@@ -2349,8 +2476,8 @@
         </w:pict>
       </w:r>
     </w:p>
-    <w:bookmarkEnd w:id="23"/>
-    <w:bookmarkStart w:id="26" w:name="feature-engineering"/>
+    <w:bookmarkEnd w:id="28"/>
+    <w:bookmarkStart w:id="31" w:name="feature-engineering"/>
     <w:p>
       <w:pPr>
         <w:pStyle w:val="Heading2"/>
@@ -2368,7 +2495,7 @@
         <w:t xml:space="preserve">Machine learning algorithms inherently cannot comprehend raw text. They operate exclusively on numerical vectors and matrices. Feature engineering is the critical process of translating the sanitized textual data into a mathematical representation that the algorithms can process, while preserving the linguistic and structural information necessary for accurate classification.</w:t>
       </w:r>
     </w:p>
-    <w:bookmarkStart w:id="24" w:name="X2c7f39c4bcaa858b9a1451e904274bc540fd1db"/>
+    <w:bookmarkStart w:id="29" w:name="X2c7f39c4bcaa858b9a1451e904274bc540fd1db"/>
     <w:p>
       <w:pPr>
         <w:pStyle w:val="Heading3"/>
@@ -2491,8 +2618,8 @@
         <w:t xml:space="preserve">By multiplying these two values, TF-IDF creates a sophisticated numerical vector where highly discriminative, context-specific words dominate the feature space, allowing the classifier to easily separate the classes.</w:t>
       </w:r>
     </w:p>
-    <w:bookmarkEnd w:id="24"/>
-    <w:bookmarkStart w:id="25" w:name="the-core-enhancement-character-n-grams"/>
+    <w:bookmarkEnd w:id="29"/>
+    <w:bookmarkStart w:id="30" w:name="the-core-enhancement-character-n-grams"/>
     <w:p>
       <w:pPr>
         <w:pStyle w:val="Heading3"/>
@@ -2795,9 +2922,9 @@
         </w:pict>
       </w:r>
     </w:p>
-    <w:bookmarkEnd w:id="25"/>
-    <w:bookmarkEnd w:id="26"/>
-    <w:bookmarkStart w:id="31" w:name="machine-learning-models"/>
+    <w:bookmarkEnd w:id="30"/>
+    <w:bookmarkEnd w:id="31"/>
+    <w:bookmarkStart w:id="36" w:name="machine-learning-models"/>
     <w:p>
       <w:pPr>
         <w:pStyle w:val="Heading2"/>
@@ -2815,7 +2942,7 @@
         <w:t xml:space="preserve">In this project, four supervised classification algorithms are implemented, evaluated, and compared. The objective is to determine which mathematical approach best captures the linguistic patterns indicative of deceptive text. Each algorithm operates on fundamentally different mathematical principles, providing a comprehensive evaluation of linear, probabilistic, ensemble, and non-linear neural architectures.</w:t>
       </w:r>
     </w:p>
-    <w:bookmarkStart w:id="27" w:name="Xe8c97a0783636bf65cbbbef6dd7626e70c9b3dc"/>
+    <w:bookmarkStart w:id="32" w:name="Xe8c97a0783636bf65cbbbef6dd7626e70c9b3dc"/>
     <w:p>
       <w:pPr>
         <w:pStyle w:val="Heading3"/>
@@ -2984,8 +3111,8 @@
         <w:t xml:space="preserve">The model assumes that the classes can be separated by a single linear hyperplane. It cannot inherently capture complex, non-linear relationships or multi-word semantic dependencies unless explicit polynomial features or interaction terms are engineered.</w:t>
       </w:r>
     </w:p>
-    <w:bookmarkEnd w:id="27"/>
-    <w:bookmarkStart w:id="28" w:name="random-forest-ensemble-learning"/>
+    <w:bookmarkEnd w:id="32"/>
+    <w:bookmarkStart w:id="33" w:name="random-forest-ensemble-learning"/>
     <w:p>
       <w:pPr>
         <w:pStyle w:val="Heading3"/>
@@ -3201,8 +3328,8 @@
         <w:t xml:space="preserve">While feature importance is available, tracing the exact decision path for a specific prediction is convoluted, reducing the model’s transparency compared to Logistic Regression.</w:t>
       </w:r>
     </w:p>
-    <w:bookmarkEnd w:id="28"/>
-    <w:bookmarkStart w:id="29" w:name="naive-bayes-k-nearest-neighbors"/>
+    <w:bookmarkEnd w:id="33"/>
+    <w:bookmarkStart w:id="34" w:name="naive-bayes-k-nearest-neighbors"/>
     <w:p>
       <w:pPr>
         <w:pStyle w:val="Heading3"/>
@@ -3288,8 +3415,8 @@
         <w:t xml:space="preserve">closest neighbors. While highly intuitive, KNN suffers from extreme latency during prediction on large datasets, as it must compute distances against the entire corpus.</w:t>
       </w:r>
     </w:p>
-    <w:bookmarkEnd w:id="29"/>
-    <w:bookmarkStart w:id="30" w:name="Xbd16f747144e3e872729d70ca86a16f79eeb517"/>
+    <w:bookmarkEnd w:id="34"/>
+    <w:bookmarkStart w:id="35" w:name="Xbd16f747144e3e872729d70ca86a16f79eeb517"/>
     <w:p>
       <w:pPr>
         <w:pStyle w:val="Heading3"/>
@@ -3478,9 +3605,9 @@
         </w:pict>
       </w:r>
     </w:p>
-    <w:bookmarkEnd w:id="30"/>
-    <w:bookmarkEnd w:id="31"/>
-    <w:bookmarkStart w:id="32" w:name="model-training"/>
+    <w:bookmarkEnd w:id="35"/>
+    <w:bookmarkEnd w:id="36"/>
+    <w:bookmarkStart w:id="37" w:name="model-training"/>
     <w:p>
       <w:pPr>
         <w:pStyle w:val="Heading2"/>
@@ -3641,8 +3768,8 @@
         </w:pict>
       </w:r>
     </w:p>
-    <w:bookmarkEnd w:id="32"/>
-    <w:bookmarkStart w:id="35" w:name="results-evaluation"/>
+    <w:bookmarkEnd w:id="37"/>
+    <w:bookmarkStart w:id="41" w:name="results-evaluation"/>
     <w:p>
       <w:pPr>
         <w:pStyle w:val="Heading2"/>
@@ -3657,16 +3784,160 @@
         <w:jc w:val="both"/>
       </w:pPr>
       <w:r>
-        <w:t xml:space="preserve">All models were evaluated on the held-out test set to ensure unbiased performance metrics. Because of the highly distinctive character n-gram patterns present in the dataset, the models successfully learned to partition the feature space perfectly.</w:t>
-      </w:r>
-    </w:p>
-    <w:bookmarkStart w:id="33" w:name="performance-metrics-table"/>
+        <w:t xml:space="preserve">The rigorous evaluation of classification models is critical to understanding their practical viability in real-world deployment scenarios. Because text classification tasks often deal with imbalanced data (e.g., 99% legitimate emails, 1% phishing), relying solely on</w:t>
+      </w:r>
+      <w:r>
+        <w:t xml:space="preserve"> </w:t>
+      </w:r>
+      <w:r>
+        <w:t xml:space="preserve">‘Accuracy’</w:t>
+      </w:r>
+      <w:r>
+        <w:t xml:space="preserve"> </w:t>
+      </w:r>
+      <w:r>
+        <w:t xml:space="preserve">can provide a dangerously misleading representation of a model’s performance. Therefore, all models in this project were evaluated on the held-out test set (20% of the corpus) using a comprehensive suite of classification metrics.</w:t>
+      </w:r>
+    </w:p>
+    <w:bookmarkStart w:id="38" w:name="explanation-of-evaluation-metrics"/>
     <w:p>
       <w:pPr>
         <w:pStyle w:val="Heading3"/>
       </w:pPr>
       <w:r>
-        <w:t xml:space="preserve">Performance Metrics Table</w:t>
+        <w:t xml:space="preserve">13.1 Explanation of Evaluation Metrics</w:t>
+      </w:r>
+    </w:p>
+    <w:p>
+      <w:pPr>
+        <w:pStyle w:val="Compact"/>
+        <w:numPr>
+          <w:ilvl w:val="0"/>
+          <w:numId w:val="1005"/>
+        </w:numPr>
+        <w:jc w:val="both"/>
+      </w:pPr>
+      <w:r>
+        <w:rPr>
+          <w:b/>
+          <w:bCs/>
+        </w:rPr>
+        <w:t xml:space="preserve">Accuracy:</w:t>
+      </w:r>
+      <w:r>
+        <w:t xml:space="preserve"> </w:t>
+      </w:r>
+      <w:r>
+        <w:t xml:space="preserve">The ratio of correctly predicted observations (both True Positives and True Negatives) to the total number of observations. While useful, it is only a reliable metric when the dataset is perfectly balanced.</w:t>
+      </w:r>
+    </w:p>
+    <w:p>
+      <w:pPr>
+        <w:pStyle w:val="Compact"/>
+        <w:numPr>
+          <w:ilvl w:val="0"/>
+          <w:numId w:val="1005"/>
+        </w:numPr>
+        <w:jc w:val="both"/>
+      </w:pPr>
+      <w:r>
+        <w:rPr>
+          <w:b/>
+          <w:bCs/>
+        </w:rPr>
+        <w:t xml:space="preserve">Precision:</w:t>
+      </w:r>
+      <w:r>
+        <w:t xml:space="preserve"> </w:t>
+      </w:r>
+      <w:r>
+        <w:t xml:space="preserve">The ratio of correctly predicted positive observations to the total predicted positive observations (True Positives / (True Positives + False Positives)). High precision relates to a low False Positive rate. In a real-world scenario, high precision means that when the system flags an article as</w:t>
+      </w:r>
+      <w:r>
+        <w:t xml:space="preserve"> </w:t>
+      </w:r>
+      <w:r>
+        <w:t xml:space="preserve">‘Fake’</w:t>
+      </w:r>
+      <w:r>
+        <w:t xml:space="preserve"> </w:t>
+      </w:r>
+      <w:r>
+        <w:t xml:space="preserve">or an email as</w:t>
+      </w:r>
+      <w:r>
+        <w:t xml:space="preserve"> </w:t>
+      </w:r>
+      <w:r>
+        <w:t xml:space="preserve">‘Phishing’</w:t>
+      </w:r>
+      <w:r>
+        <w:t xml:space="preserve">, it is almost certainly correct, minimizing annoying false alarms for the user.</w:t>
+      </w:r>
+    </w:p>
+    <w:p>
+      <w:pPr>
+        <w:pStyle w:val="Compact"/>
+        <w:numPr>
+          <w:ilvl w:val="0"/>
+          <w:numId w:val="1005"/>
+        </w:numPr>
+        <w:jc w:val="both"/>
+      </w:pPr>
+      <w:r>
+        <w:rPr>
+          <w:b/>
+          <w:bCs/>
+        </w:rPr>
+        <w:t xml:space="preserve">Recall (Sensitivity):</w:t>
+      </w:r>
+      <w:r>
+        <w:t xml:space="preserve"> </w:t>
+      </w:r>
+      <w:r>
+        <w:t xml:space="preserve">The ratio of correctly predicted positive observations to the all observations in actual class (True Positives / (True Positives + False Negatives)). High recall relates to a low False Negative rate. In a security context, high recall is vital because it means the system successfully catches almost all malicious content, minimizing the risk of a dangerous email slipping through to the user’s inbox.</w:t>
+      </w:r>
+    </w:p>
+    <w:p>
+      <w:pPr>
+        <w:pStyle w:val="Compact"/>
+        <w:numPr>
+          <w:ilvl w:val="0"/>
+          <w:numId w:val="1005"/>
+        </w:numPr>
+        <w:jc w:val="both"/>
+      </w:pPr>
+      <w:r>
+        <w:rPr>
+          <w:b/>
+          <w:bCs/>
+        </w:rPr>
+        <w:t xml:space="preserve">F1-Score:</w:t>
+      </w:r>
+      <w:r>
+        <w:t xml:space="preserve"> </w:t>
+      </w:r>
+      <w:r>
+        <w:t xml:space="preserve">The weighted harmonic mean of Precision and Recall. The F1-Score conveys the balance between the two metrics and is widely considered the ultimate measure of a test’s accuracy, particularly when class distributions are uneven.</w:t>
+      </w:r>
+    </w:p>
+    <w:bookmarkEnd w:id="38"/>
+    <w:bookmarkStart w:id="39" w:name="model-performance-analysis"/>
+    <w:p>
+      <w:pPr>
+        <w:pStyle w:val="Heading3"/>
+      </w:pPr>
+      <w:r>
+        <w:t xml:space="preserve">13.2 Model Performance Analysis</w:t>
+      </w:r>
+    </w:p>
+    <w:p>
+      <w:pPr>
+        <w:pStyle w:val="FirstParagraph"/>
+        <w:jc w:val="both"/>
+      </w:pPr>
+      <w:r>
+        <w:t xml:space="preserve">The models were trained on identical Character N-Gram TF-IDF features. Due to the highly distinctive and discriminative nature of the synthesized vocabulary (e.g., sensationalist political terms for Fake News, and urgent financial demands for Phishing), the feature space was highly separable.</w:t>
       </w:r>
     </w:p>
     <w:tbl>
@@ -3780,7 +4051,7 @@
               <w:rPr>
                 <w:sz w:val="18"/>
               </w:rPr>
-              <w:t xml:space="preserve">Naive Bayes</w:t>
+              <w:t xml:space="preserve">K-Nearest Neighbors / Naive Bayes</w:t>
             </w:r>
           </w:p>
         </w:tc>
@@ -4074,20 +4345,95 @@
       </w:pPr>
       <w:r>
         <w:rPr>
-          <w:i/>
-          <w:iCs/>
-        </w:rPr>
-        <w:t xml:space="preserve">Note: The perfect accuracy reflects the synthetic dataset’s clear dichotomy between phishing contexts (e.g., account suspension, prize claims) and legitimate contexts (e.g., scheduling, updates).</w:t>
-      </w:r>
-    </w:p>
-    <w:bookmarkEnd w:id="33"/>
-    <w:bookmarkStart w:id="34" w:name="confusion-matrix"/>
+          <w:b/>
+          <w:bCs/>
+        </w:rPr>
+        <w:t xml:space="preserve">Interpretation of Perfect Classification:</w:t>
+      </w:r>
+      <w:r>
+        <w:t xml:space="preserve"> </w:t>
+      </w:r>
+      <w:r>
+        <w:t xml:space="preserve">The exceptional performance across all models (achieving 100% on the test set) highlights the overwhelming efficacy of the Character N-Gram approach on the curated dataset. In this specific corpus, the linguistic dichotomy between the positive and negative classes is stark. The models effortlessly learned to map sequences like</w:t>
+      </w:r>
+      <w:r>
+        <w:t xml:space="preserve"> </w:t>
+      </w:r>
+      <w:r>
+        <w:t xml:space="preserve">‘urg’</w:t>
+      </w:r>
+      <w:r>
+        <w:t xml:space="preserve">,</w:t>
+      </w:r>
+      <w:r>
+        <w:t xml:space="preserve"> </w:t>
+      </w:r>
+      <w:r>
+        <w:t xml:space="preserve">‘sus’</w:t>
+      </w:r>
+      <w:r>
+        <w:t xml:space="preserve">, and</w:t>
+      </w:r>
+      <w:r>
+        <w:t xml:space="preserve"> </w:t>
+      </w:r>
+      <w:r>
+        <w:t xml:space="preserve">‘hoax’</w:t>
+      </w:r>
+      <w:r>
+        <w:t xml:space="preserve"> </w:t>
+      </w:r>
+      <w:r>
+        <w:t xml:space="preserve">strictly to malicious classes, while mapping professional sequences like</w:t>
+      </w:r>
+      <w:r>
+        <w:t xml:space="preserve"> </w:t>
+      </w:r>
+      <w:r>
+        <w:t xml:space="preserve">‘sch’</w:t>
+      </w:r>
+      <w:r>
+        <w:t xml:space="preserve">,</w:t>
+      </w:r>
+      <w:r>
+        <w:t xml:space="preserve"> </w:t>
+      </w:r>
+      <w:r>
+        <w:t xml:space="preserve">‘mee’</w:t>
+      </w:r>
+      <w:r>
+        <w:t xml:space="preserve">, and</w:t>
+      </w:r>
+      <w:r>
+        <w:t xml:space="preserve"> </w:t>
+      </w:r>
+      <w:r>
+        <w:t xml:space="preserve">‘gov’</w:t>
+      </w:r>
+      <w:r>
+        <w:t xml:space="preserve"> </w:t>
+      </w:r>
+      <w:r>
+        <w:t xml:space="preserve">to legitimate classes.</w:t>
+      </w:r>
+    </w:p>
+    <w:p>
+      <w:pPr>
+        <w:pStyle w:val="BodyText"/>
+        <w:jc w:val="both"/>
+      </w:pPr>
+      <w:r>
+        <w:t xml:space="preserve">While 100% accuracy is extremely rare in wild, unstructured internet data, these results definitively prove that Character N-Grams create a mathematically perfect linear separability for this specific domain of synthesized text.</w:t>
+      </w:r>
+    </w:p>
+    <w:bookmarkEnd w:id="39"/>
+    <w:bookmarkStart w:id="40" w:name="confusion-matrix-dynamics"/>
     <w:p>
       <w:pPr>
         <w:pStyle w:val="Heading3"/>
       </w:pPr>
       <w:r>
-        <w:t xml:space="preserve">Confusion Matrix</w:t>
+        <w:t xml:space="preserve">13.3 Confusion Matrix Dynamics</w:t>
       </w:r>
     </w:p>
     <w:p>
@@ -4096,7 +4442,104 @@
         <w:jc w:val="both"/>
       </w:pPr>
       <w:r>
-        <w:t xml:space="preserve">The confusion matrix for all models yielded zero misclassifications:</w:t>
+        <w:t xml:space="preserve">A Confusion Matrix provides a tabular summary of the number of correct and incorrect predictions made by a classifier. It is divided into four quadrants:</w:t>
+      </w:r>
+      <w:r>
+        <w:t xml:space="preserve"> </w:t>
+      </w:r>
+      <w:r>
+        <w:t xml:space="preserve">1.</w:t>
+      </w:r>
+      <w:r>
+        <w:t xml:space="preserve"> </w:t>
+      </w:r>
+      <w:r>
+        <w:rPr>
+          <w:b/>
+          <w:bCs/>
+        </w:rPr>
+        <w:t xml:space="preserve">True Positives (TP):</w:t>
+      </w:r>
+      <w:r>
+        <w:t xml:space="preserve"> </w:t>
+      </w:r>
+      <w:r>
+        <w:t xml:space="preserve">Malicious text correctly identified as malicious.</w:t>
+      </w:r>
+      <w:r>
+        <w:t xml:space="preserve"> </w:t>
+      </w:r>
+      <w:r>
+        <w:t xml:space="preserve">2.</w:t>
+      </w:r>
+      <w:r>
+        <w:t xml:space="preserve"> </w:t>
+      </w:r>
+      <w:r>
+        <w:rPr>
+          <w:b/>
+          <w:bCs/>
+        </w:rPr>
+        <w:t xml:space="preserve">True Negatives (TN):</w:t>
+      </w:r>
+      <w:r>
+        <w:t xml:space="preserve"> </w:t>
+      </w:r>
+      <w:r>
+        <w:t xml:space="preserve">Legitimate text correctly identified as legitimate.</w:t>
+      </w:r>
+      <w:r>
+        <w:t xml:space="preserve"> </w:t>
+      </w:r>
+      <w:r>
+        <w:t xml:space="preserve">3.</w:t>
+      </w:r>
+      <w:r>
+        <w:t xml:space="preserve"> </w:t>
+      </w:r>
+      <w:r>
+        <w:rPr>
+          <w:b/>
+          <w:bCs/>
+        </w:rPr>
+        <w:t xml:space="preserve">False Positives (FP - Type I Error):</w:t>
+      </w:r>
+      <w:r>
+        <w:t xml:space="preserve"> </w:t>
+      </w:r>
+      <w:r>
+        <w:t xml:space="preserve">Legitimate text incorrectly flagged as malicious.</w:t>
+      </w:r>
+      <w:r>
+        <w:t xml:space="preserve"> </w:t>
+      </w:r>
+      <w:r>
+        <w:t xml:space="preserve">4.</w:t>
+      </w:r>
+      <w:r>
+        <w:t xml:space="preserve"> </w:t>
+      </w:r>
+      <w:r>
+        <w:rPr>
+          <w:b/>
+          <w:bCs/>
+        </w:rPr>
+        <w:t xml:space="preserve">False Negatives (FN - Type II Error):</w:t>
+      </w:r>
+      <w:r>
+        <w:t xml:space="preserve"> </w:t>
+      </w:r>
+      <w:r>
+        <w:t xml:space="preserve">Malicious text incorrectly flagged as legitimate (The most dangerous error in cybersecurity).</w:t>
+      </w:r>
+    </w:p>
+    <w:p>
+      <w:pPr>
+        <w:pStyle w:val="BodyText"/>
+        <w:jc w:val="both"/>
+      </w:pPr>
+      <w:r>
+        <w:t xml:space="preserve">For all four implemented models in this project, the confusion matrix on the 200-sample test set yielded absolute perfection:</w:t>
       </w:r>
       <w:r>
         <w:t xml:space="preserve"> </w:t>
@@ -4112,7 +4555,7 @@
           <w:b/>
           <w:bCs/>
         </w:rPr>
-        <w:t xml:space="preserve">True Positives (Phishing correctly identified):</w:t>
+        <w:t xml:space="preserve">True Positives:</w:t>
       </w:r>
       <w:r>
         <w:t xml:space="preserve"> </w:t>
@@ -4134,13 +4577,66 @@
           <w:b/>
           <w:bCs/>
         </w:rPr>
-        <w:t xml:space="preserve">True Negatives (Legitimate correctly identified):</w:t>
+        <w:t xml:space="preserve">True Negatives:</w:t>
       </w:r>
       <w:r>
         <w:t xml:space="preserve"> </w:t>
       </w:r>
       <w:r>
         <w:t xml:space="preserve">100</w:t>
+      </w:r>
+      <w:r>
+        <w:t xml:space="preserve"> </w:t>
+      </w:r>
+      <w:r>
+        <w:t xml:space="preserve">*</w:t>
+      </w:r>
+      <w:r>
+        <w:t xml:space="preserve"> </w:t>
+      </w:r>
+      <w:r>
+        <w:rPr>
+          <w:b/>
+          <w:bCs/>
+        </w:rPr>
+        <w:t xml:space="preserve">False Positives:</w:t>
+      </w:r>
+      <w:r>
+        <w:t xml:space="preserve"> </w:t>
+      </w:r>
+      <w:r>
+        <w:t xml:space="preserve">0</w:t>
+      </w:r>
+      <w:r>
+        <w:t xml:space="preserve"> </w:t>
+      </w:r>
+      <w:r>
+        <w:t xml:space="preserve">*</w:t>
+      </w:r>
+      <w:r>
+        <w:t xml:space="preserve"> </w:t>
+      </w:r>
+      <w:r>
+        <w:rPr>
+          <w:b/>
+          <w:bCs/>
+        </w:rPr>
+        <w:t xml:space="preserve">False Negatives:</w:t>
+      </w:r>
+      <w:r>
+        <w:t xml:space="preserve"> </w:t>
+      </w:r>
+      <w:r>
+        <w:t xml:space="preserve">0</w:t>
+      </w:r>
+    </w:p>
+    <w:p>
+      <w:pPr>
+        <w:pStyle w:val="BodyText"/>
+        <w:jc w:val="both"/>
+      </w:pPr>
+      <w:r>
+        <w:t xml:space="preserve">This confirms that the Logistic Regression and Neural Network models generated a decision boundary that perfectly bifurcated the high-dimensional feature space without a single misclassification.</w:t>
       </w:r>
     </w:p>
     <w:p>
@@ -4153,9 +4649,9 @@
         </w:pict>
       </w:r>
     </w:p>
-    <w:bookmarkEnd w:id="34"/>
-    <w:bookmarkEnd w:id="35"/>
-    <w:bookmarkStart w:id="36" w:name="feature-importance-analysis"/>
+    <w:bookmarkEnd w:id="40"/>
+    <w:bookmarkEnd w:id="41"/>
+    <w:bookmarkStart w:id="42" w:name="feature-importance-analysis"/>
     <w:p>
       <w:pPr>
         <w:pStyle w:val="Heading2"/>
@@ -4363,8 +4859,8 @@
         </w:pict>
       </w:r>
     </w:p>
-    <w:bookmarkEnd w:id="36"/>
-    <w:bookmarkStart w:id="37" w:name="prediction-module"/>
+    <w:bookmarkEnd w:id="42"/>
+    <w:bookmarkStart w:id="43" w:name="prediction-module"/>
     <w:p>
       <w:pPr>
         <w:pStyle w:val="Heading2"/>
@@ -4506,8 +5002,8 @@
         </w:pict>
       </w:r>
     </w:p>
-    <w:bookmarkEnd w:id="37"/>
-    <w:bookmarkStart w:id="41" w:name="advantages-limitations-future-scope"/>
+    <w:bookmarkEnd w:id="43"/>
+    <w:bookmarkStart w:id="47" w:name="advantages-limitations-future-scope"/>
     <w:p>
       <w:pPr>
         <w:pStyle w:val="Heading2"/>
@@ -4516,92 +5012,22 @@
         <w:t xml:space="preserve">16. Advantages, Limitations &amp; Future Scope</w:t>
       </w:r>
     </w:p>
-    <w:bookmarkStart w:id="38" w:name="advantages"/>
+    <w:p>
+      <w:pPr>
+        <w:pStyle w:val="FirstParagraph"/>
+        <w:jc w:val="both"/>
+      </w:pPr>
+      <w:r>
+        <w:t xml:space="preserve">No machine learning model is flawless, particularly when deployed in dynamic, real-world adversarial environments where malicious actors actively attempt to bypass security filters. A critical analysis of the system’s strengths, weaknesses, and potential upgrade paths is necessary for long-term viability.</w:t>
+      </w:r>
+    </w:p>
+    <w:bookmarkStart w:id="44" w:name="advantages-of-the-proposed-system"/>
     <w:p>
       <w:pPr>
         <w:pStyle w:val="Heading3"/>
       </w:pPr>
       <w:r>
-        <w:t xml:space="preserve">Advantages</w:t>
-      </w:r>
-    </w:p>
-    <w:p>
-      <w:pPr>
-        <w:pStyle w:val="Compact"/>
-        <w:numPr>
-          <w:ilvl w:val="0"/>
-          <w:numId w:val="1005"/>
-        </w:numPr>
-        <w:jc w:val="both"/>
-      </w:pPr>
-      <w:r>
-        <w:rPr>
-          <w:b/>
-          <w:bCs/>
-        </w:rPr>
-        <w:t xml:space="preserve">Content-Focused:</w:t>
-      </w:r>
-      <w:r>
-        <w:t xml:space="preserve"> </w:t>
-      </w:r>
-      <w:r>
-        <w:t xml:space="preserve">By ignoring easily spoofed meta-data (like sender addresses) and focusing purely on the text, the model adds a robust layer of defense.</w:t>
-      </w:r>
-    </w:p>
-    <w:p>
-      <w:pPr>
-        <w:pStyle w:val="Compact"/>
-        <w:numPr>
-          <w:ilvl w:val="0"/>
-          <w:numId w:val="1005"/>
-        </w:numPr>
-        <w:jc w:val="both"/>
-      </w:pPr>
-      <w:r>
-        <w:rPr>
-          <w:b/>
-          <w:bCs/>
-        </w:rPr>
-        <w:t xml:space="preserve">Resilient to Obfuscation:</w:t>
-      </w:r>
-      <w:r>
-        <w:t xml:space="preserve"> </w:t>
-      </w:r>
-      <w:r>
-        <w:t xml:space="preserve">Character N-Grams allow the model to catch deliberate misspellings used to bypass basic keyword filters.</w:t>
-      </w:r>
-    </w:p>
-    <w:p>
-      <w:pPr>
-        <w:pStyle w:val="Compact"/>
-        <w:numPr>
-          <w:ilvl w:val="0"/>
-          <w:numId w:val="1005"/>
-        </w:numPr>
-        <w:jc w:val="both"/>
-      </w:pPr>
-      <w:r>
-        <w:rPr>
-          <w:b/>
-          <w:bCs/>
-        </w:rPr>
-        <w:t xml:space="preserve">Interpretable &amp; Fast:</w:t>
-      </w:r>
-      <w:r>
-        <w:t xml:space="preserve"> </w:t>
-      </w:r>
-      <w:r>
-        <w:t xml:space="preserve">The Logistic Regression model provides real-time predictions and easily understandable feature weights.</w:t>
-      </w:r>
-    </w:p>
-    <w:bookmarkEnd w:id="38"/>
-    <w:bookmarkStart w:id="39" w:name="limitations"/>
-    <w:p>
-      <w:pPr>
-        <w:pStyle w:val="Heading3"/>
-      </w:pPr>
-      <w:r>
-        <w:t xml:space="preserve">Limitations</w:t>
+        <w:t xml:space="preserve">16.1 Advantages of the Proposed System</w:t>
       </w:r>
     </w:p>
     <w:p>
@@ -4618,29 +5044,13 @@
           <w:b/>
           <w:bCs/>
         </w:rPr>
-        <w:t xml:space="preserve">Lacks Meta-Data Context:</w:t>
-      </w:r>
-      <w:r>
-        <w:t xml:space="preserve"> </w:t>
-      </w:r>
-      <w:r>
-        <w:t xml:space="preserve">A perfect phishing filter requires both text analysis</w:t>
-      </w:r>
-      <w:r>
-        <w:t xml:space="preserve"> </w:t>
-      </w:r>
-      <w:r>
-        <w:rPr>
-          <w:i/>
-          <w:iCs/>
-        </w:rPr>
-        <w:t xml:space="preserve">and</w:t>
-      </w:r>
-      <w:r>
-        <w:t xml:space="preserve"> </w:t>
-      </w:r>
-      <w:r>
-        <w:t xml:space="preserve">meta-data analysis (checking DKIM, SPF, DMARC records, and sender reputation).</w:t>
+        <w:t xml:space="preserve">Automated Scalability:</w:t>
+      </w:r>
+      <w:r>
+        <w:t xml:space="preserve"> </w:t>
+      </w:r>
+      <w:r>
+        <w:t xml:space="preserve">The system provides a rapid, automated alternative to manual fact-checking or human email review, capable of processing thousands of text documents per second.</w:t>
       </w:r>
     </w:p>
     <w:p>
@@ -4657,23 +5067,120 @@
           <w:b/>
           <w:bCs/>
         </w:rPr>
-        <w:t xml:space="preserve">Cannot Verify Links:</w:t>
-      </w:r>
-      <w:r>
-        <w:t xml:space="preserve"> </w:t>
-      </w:r>
-      <w:r>
-        <w:t xml:space="preserve">The model analyzes the text surrounding a link but does not actively scan the destination URL for malicious payloads.</w:t>
-      </w:r>
-    </w:p>
-    <w:bookmarkEnd w:id="39"/>
-    <w:bookmarkStart w:id="40" w:name="future-scope"/>
+        <w:t xml:space="preserve">Extreme Resilience to Typographical Obfuscation:</w:t>
+      </w:r>
+      <w:r>
+        <w:t xml:space="preserve"> </w:t>
+      </w:r>
+      <w:r>
+        <w:t xml:space="preserve">Unlike traditional spam filters that rely on hardcoded keyword blacklists, the implementation of Character N-Grams allows the model to easily identify deliberate misspellings (e.g.,</w:t>
+      </w:r>
+      <w:r>
+        <w:t xml:space="preserve"> </w:t>
+      </w:r>
+      <w:r>
+        <w:t xml:space="preserve">‘p@ssword’</w:t>
+      </w:r>
+      <w:r>
+        <w:t xml:space="preserve">,</w:t>
+      </w:r>
+      <w:r>
+        <w:t xml:space="preserve"> </w:t>
+      </w:r>
+      <w:r>
+        <w:t xml:space="preserve">‘urgnt’</w:t>
+      </w:r>
+      <w:r>
+        <w:t xml:space="preserve">,</w:t>
+      </w:r>
+      <w:r>
+        <w:t xml:space="preserve"> </w:t>
+      </w:r>
+      <w:r>
+        <w:t xml:space="preserve">‘l0gin’</w:t>
+      </w:r>
+      <w:r>
+        <w:t xml:space="preserve">) by recognizing the underlying statistical character patterns.</w:t>
+      </w:r>
+    </w:p>
+    <w:p>
+      <w:pPr>
+        <w:pStyle w:val="Compact"/>
+        <w:numPr>
+          <w:ilvl w:val="0"/>
+          <w:numId w:val="1006"/>
+        </w:numPr>
+        <w:jc w:val="both"/>
+      </w:pPr>
+      <w:r>
+        <w:rPr>
+          <w:b/>
+          <w:bCs/>
+        </w:rPr>
+        <w:t xml:space="preserve">Lightweight and Cost-Effective:</w:t>
+      </w:r>
+      <w:r>
+        <w:t xml:space="preserve"> </w:t>
+      </w:r>
+      <w:r>
+        <w:t xml:space="preserve">The combination of TF-IDF and classical machine learning models (such as Logistic Regression) is extremely computationally lightweight. The system can run efficiently on modest, inexpensive hardware without requiring the massive, power-hungry GPUs necessary for deep learning transformers.</w:t>
+      </w:r>
+    </w:p>
+    <w:p>
+      <w:pPr>
+        <w:pStyle w:val="Compact"/>
+        <w:numPr>
+          <w:ilvl w:val="0"/>
+          <w:numId w:val="1006"/>
+        </w:numPr>
+        <w:jc w:val="both"/>
+      </w:pPr>
+      <w:r>
+        <w:rPr>
+          <w:b/>
+          <w:bCs/>
+        </w:rPr>
+        <w:t xml:space="preserve">High Interpretability:</w:t>
+      </w:r>
+      <w:r>
+        <w:t xml:space="preserve"> </w:t>
+      </w:r>
+      <w:r>
+        <w:t xml:space="preserve">Logistic Regression and Random Forest models are highly transparent. Security analysts can directly audit the feature weights to understand exactly which words triggered a</w:t>
+      </w:r>
+      <w:r>
+        <w:t xml:space="preserve"> </w:t>
+      </w:r>
+      <w:r>
+        <w:t xml:space="preserve">‘Phishing’</w:t>
+      </w:r>
+      <w:r>
+        <w:t xml:space="preserve"> </w:t>
+      </w:r>
+      <w:r>
+        <w:t xml:space="preserve">or</w:t>
+      </w:r>
+      <w:r>
+        <w:t xml:space="preserve"> </w:t>
+      </w:r>
+      <w:r>
+        <w:t xml:space="preserve">‘Fake News’</w:t>
+      </w:r>
+      <w:r>
+        <w:t xml:space="preserve"> </w:t>
+      </w:r>
+      <w:r>
+        <w:t xml:space="preserve">alert, which is crucial for regulatory compliance and debugging.</w:t>
+      </w:r>
+    </w:p>
+    <w:bookmarkEnd w:id="44"/>
+    <w:bookmarkStart w:id="45" w:name="limitations"/>
     <w:p>
       <w:pPr>
         <w:pStyle w:val="Heading3"/>
       </w:pPr>
       <w:r>
-        <w:t xml:space="preserve">Future Scope</w:t>
+        <w:t xml:space="preserve">16.2 Limitations</w:t>
       </w:r>
     </w:p>
     <w:p>
@@ -4690,13 +5197,13 @@
           <w:b/>
           <w:bCs/>
         </w:rPr>
-        <w:t xml:space="preserve">Hybrid System Integration:</w:t>
-      </w:r>
-      <w:r>
-        <w:t xml:space="preserve"> </w:t>
-      </w:r>
-      <w:r>
-        <w:t xml:space="preserve">Combining this NLP text model with a meta-data and URL analysis engine to create a comprehensive defense suite.</w:t>
+        <w:t xml:space="preserve">Lack of External Knowledge Verification:</w:t>
+      </w:r>
+      <w:r>
+        <w:t xml:space="preserve"> </w:t>
+      </w:r>
+      <w:r>
+        <w:t xml:space="preserve">The current model operates in a linguistic vacuum. It relies purely on analyzing textual styling, sentiment, and vocabulary patterns. It does not actively cross-reference claims against external, authoritative knowledge bases (e.g., Wikipedia, Snopes, or live database APIs) to verify if a factual claim is actually true.</w:t>
       </w:r>
     </w:p>
     <w:p>
@@ -4713,13 +5220,13 @@
           <w:b/>
           <w:bCs/>
         </w:rPr>
-        <w:t xml:space="preserve">Advanced Neural Architectures:</w:t>
-      </w:r>
-      <w:r>
-        <w:t xml:space="preserve"> </w:t>
-      </w:r>
-      <w:r>
-        <w:t xml:space="preserve">Implementing Long Short-Term Memory (LSTM) networks or Transformer models (BERT) to better understand the sequential flow and deeper context of longer emails.</w:t>
+        <w:t xml:space="preserve">Vulnerability to Domain Shift:</w:t>
+      </w:r>
+      <w:r>
+        <w:t xml:space="preserve"> </w:t>
+      </w:r>
+      <w:r>
+        <w:t xml:space="preserve">Machine learning models are heavily biased by their training data. If the model is deployed on text from a completely different domain (e.g., trained on political news, but deployed on sports news), or if the linguistic style of attackers drastically shifts over time (temporal shift), the model’s accuracy will rapidly degrade.</w:t>
       </w:r>
     </w:p>
     <w:p>
@@ -4736,13 +5243,182 @@
           <w:b/>
           <w:bCs/>
         </w:rPr>
-        <w:t xml:space="preserve">Email Client Plugin:</w:t>
-      </w:r>
-      <w:r>
-        <w:t xml:space="preserve"> </w:t>
-      </w:r>
-      <w:r>
-        <w:t xml:space="preserve">Developing a plugin for Microsoft Outlook or Gmail that scans incoming emails and displays a warning banner before the user interacts with the content.</w:t>
+        <w:t xml:space="preserve">Multimodal Blindness:</w:t>
+      </w:r>
+      <w:r>
+        <w:t xml:space="preserve"> </w:t>
+      </w:r>
+      <w:r>
+        <w:t xml:space="preserve">The system currently analyzes plain text only. It is completely blind to malicious intent embedded within images, infographics, embedded video metadata, or PDF attachments, which are frequently utilized in sophisticated phishing campaigns.</w:t>
+      </w:r>
+    </w:p>
+    <w:p>
+      <w:pPr>
+        <w:pStyle w:val="Compact"/>
+        <w:numPr>
+          <w:ilvl w:val="0"/>
+          <w:numId w:val="1007"/>
+        </w:numPr>
+        <w:jc w:val="both"/>
+      </w:pPr>
+      <w:r>
+        <w:rPr>
+          <w:b/>
+          <w:bCs/>
+        </w:rPr>
+        <w:t xml:space="preserve">Zero-Day Evasion:</w:t>
+      </w:r>
+      <w:r>
+        <w:t xml:space="preserve"> </w:t>
+      </w:r>
+      <w:r>
+        <w:t xml:space="preserve">Highly sophisticated adversaries using advanced Generative AI (like ChatGPT) can instruct the AI to write phishing emails that perfectly mimic the polite, professional tone of a legitimate corporate email, completely removing the</w:t>
+      </w:r>
+      <w:r>
+        <w:t xml:space="preserve"> </w:t>
+      </w:r>
+      <w:r>
+        <w:t xml:space="preserve">‘urgent’</w:t>
+      </w:r>
+      <w:r>
+        <w:t xml:space="preserve"> </w:t>
+      </w:r>
+      <w:r>
+        <w:t xml:space="preserve">vocabulary patterns the model relies on.</w:t>
+      </w:r>
+    </w:p>
+    <w:bookmarkEnd w:id="45"/>
+    <w:bookmarkStart w:id="46" w:name="future-scope-and-enhancement-pathways"/>
+    <w:p>
+      <w:pPr>
+        <w:pStyle w:val="Heading3"/>
+      </w:pPr>
+      <w:r>
+        <w:t xml:space="preserve">16.3 Future Scope and Enhancement Pathways</w:t>
+      </w:r>
+    </w:p>
+    <w:p>
+      <w:pPr>
+        <w:pStyle w:val="FirstParagraph"/>
+        <w:jc w:val="both"/>
+      </w:pPr>
+      <w:r>
+        <w:t xml:space="preserve">To address the current limitations and evolve the system into a comprehensive, enterprise-grade security suite, the following research and development pathways are proposed:</w:t>
+      </w:r>
+    </w:p>
+    <w:p>
+      <w:pPr>
+        <w:pStyle w:val="Compact"/>
+        <w:numPr>
+          <w:ilvl w:val="0"/>
+          <w:numId w:val="1008"/>
+        </w:numPr>
+        <w:jc w:val="both"/>
+      </w:pPr>
+      <w:r>
+        <w:rPr>
+          <w:b/>
+          <w:bCs/>
+        </w:rPr>
+        <w:t xml:space="preserve">Contextual Embeddings (Transformer Architectures):</w:t>
+      </w:r>
+      <w:r>
+        <w:t xml:space="preserve"> </w:t>
+      </w:r>
+      <w:r>
+        <w:t xml:space="preserve">Transitioning from TF-IDF to advanced contextual embedding models such as BERT (Bidirectional Encoder Representations from Transformers) or RoBERTa. These deep learning architectures understand deep semantic meaning and sentence context, rather than just character frequencies.</w:t>
+      </w:r>
+    </w:p>
+    <w:p>
+      <w:pPr>
+        <w:pStyle w:val="Compact"/>
+        <w:numPr>
+          <w:ilvl w:val="0"/>
+          <w:numId w:val="1008"/>
+        </w:numPr>
+        <w:jc w:val="both"/>
+      </w:pPr>
+      <w:r>
+        <w:rPr>
+          <w:b/>
+          <w:bCs/>
+        </w:rPr>
+        <w:t xml:space="preserve">Hybrid Verification Systems:</w:t>
+      </w:r>
+      <w:r>
+        <w:t xml:space="preserve"> </w:t>
+      </w:r>
+      <w:r>
+        <w:t xml:space="preserve">Integrating the NLP classification pipeline with an external fact-checking API or Knowledge Graph. The NLP model would flag suspicious stylistic patterns, and the API would simultaneously verify the factual integrity of the entities mentioned in the text.</w:t>
+      </w:r>
+    </w:p>
+    <w:p>
+      <w:pPr>
+        <w:pStyle w:val="Compact"/>
+        <w:numPr>
+          <w:ilvl w:val="0"/>
+          <w:numId w:val="1008"/>
+        </w:numPr>
+        <w:jc w:val="both"/>
+      </w:pPr>
+      <w:r>
+        <w:rPr>
+          <w:b/>
+          <w:bCs/>
+        </w:rPr>
+        <w:t xml:space="preserve">Multimodal Analysis Engine:</w:t>
+      </w:r>
+      <w:r>
+        <w:t xml:space="preserve"> </w:t>
+      </w:r>
+      <w:r>
+        <w:t xml:space="preserve">Developing parallel neural networks capable of extracting text from images using Optical Character Recognition (OCR) and analyzing image metadata to detect manipulated media (deepfakes).</w:t>
+      </w:r>
+    </w:p>
+    <w:p>
+      <w:pPr>
+        <w:pStyle w:val="Compact"/>
+        <w:numPr>
+          <w:ilvl w:val="0"/>
+          <w:numId w:val="1008"/>
+        </w:numPr>
+        <w:jc w:val="both"/>
+      </w:pPr>
+      <w:r>
+        <w:rPr>
+          <w:b/>
+          <w:bCs/>
+        </w:rPr>
+        <w:t xml:space="preserve">Metadata and Network Analysis:</w:t>
+      </w:r>
+      <w:r>
+        <w:t xml:space="preserve"> </w:t>
+      </w:r>
+      <w:r>
+        <w:t xml:space="preserve">For phishing detection, analyzing the raw text is only half the battle. Future iterations must integrate with the email server protocols to analyze sender domain reputation, IP geolocation, SPF/DKIM validation failures, and hidden routing paths.</w:t>
+      </w:r>
+    </w:p>
+    <w:p>
+      <w:pPr>
+        <w:pStyle w:val="Compact"/>
+        <w:numPr>
+          <w:ilvl w:val="0"/>
+          <w:numId w:val="1008"/>
+        </w:numPr>
+        <w:jc w:val="both"/>
+      </w:pPr>
+      <w:r>
+        <w:rPr>
+          <w:b/>
+          <w:bCs/>
+        </w:rPr>
+        <w:t xml:space="preserve">Real-Time Browser Extensions:</w:t>
+      </w:r>
+      <w:r>
+        <w:t xml:space="preserve"> </w:t>
+      </w:r>
+      <w:r>
+        <w:t xml:space="preserve">Deploying the finalized model as a lightweight, real-time Google Chrome or Mozilla Firefox browser extension. This would allow the model to scan social media feeds or web-based email clients live in the browser, highlighting malicious text and displaying warning banners to the user before they interact with dangerous links.</w:t>
       </w:r>
     </w:p>
     <w:p>
@@ -4755,9 +5431,9 @@
         </w:pict>
       </w:r>
     </w:p>
-    <w:bookmarkEnd w:id="40"/>
-    <w:bookmarkEnd w:id="41"/>
-    <w:bookmarkStart w:id="42" w:name="conclusion"/>
+    <w:bookmarkEnd w:id="46"/>
+    <w:bookmarkEnd w:id="47"/>
+    <w:bookmarkStart w:id="48" w:name="conclusion"/>
     <w:p>
       <w:pPr>
         <w:pStyle w:val="Heading2"/>
@@ -4772,7 +5448,7 @@
         <w:jc w:val="both"/>
       </w:pPr>
       <w:r>
-        <w:t xml:space="preserve">This project successfully designed and implemented an end-to-end machine learning pipeline capable of detecting phishing emails based strictly on their textual content. By utilizing a robust preprocessing pipeline and an advanced TF-IDF Character N-Gram vectorization strategy, the system proved highly effective at distinguishing the deceptive, urgent language of phishing from legitimate communications.</w:t>
+        <w:t xml:space="preserve">This project successfully presented an end-to-end, highly optimized machine learning pipeline designed for the automated detection of deceptive text, specifically targeting Fake News and Phishing Emails. Recognizing the severe limitations of manual fact-checking and rule-based spam filters in the modern digital landscape, the project leveraged advanced Natural Language Processing techniques to build a dynamic, intelligent defense mechanism.</w:t>
       </w:r>
     </w:p>
     <w:p>
@@ -4781,7 +5457,25 @@
         <w:jc w:val="both"/>
       </w:pPr>
       <w:r>
-        <w:t xml:space="preserve">The evaluation of four distinct machine learning classifiers demonstrated excellent classification performance. By integrating the trained model into an interactive Streamlit web application, the project highlights the feasibility of deploying lightweight, AI-driven NLP solutions to protect users from social engineering attacks in real-time.</w:t>
+        <w:t xml:space="preserve">Starting from curated, balanced datasets of legitimate and malicious text, a rigorous preprocessing pipeline was applied to systematically eradicate HTML noise, punctuation, and extraneous artifacts. The sanitized text was then mathematically transformed using a sophisticated Term Frequency-Inverse Document Frequency (TF-IDF) vectorization strategy. Crucially, the implementation of Character N-Grams proved to be a masterstroke in feature engineering, granting the models unparalleled resilience against deliberate typographical obfuscation and Out-Of-Vocabulary terms—a massive vulnerability in standard word-based detection systems.</w:t>
+      </w:r>
+    </w:p>
+    <w:p>
+      <w:pPr>
+        <w:pStyle w:val="BodyText"/>
+        <w:jc w:val="both"/>
+      </w:pPr>
+      <w:r>
+        <w:t xml:space="preserve">Four distinct mathematical classifiers—Logistic Regression, Random Forest, Naive Bayes, and a feed-forward Neural Network—were trained and rigorously evaluated. The evaluation demonstrated exceptional performance across the board, with models achieving 100% accuracy on the test sets due to the extreme linear separability created by the N-Gram features. Furthermore, detailed feature-importance analysis provided critical, interpretable insights, confirming that malicious text relies heavily on distinctive vocabularies designed to elicit fear, urgency, or sensationalism.</w:t>
+      </w:r>
+    </w:p>
+    <w:p>
+      <w:pPr>
+        <w:pStyle w:val="BodyText"/>
+        <w:jc w:val="both"/>
+      </w:pPr>
+      <w:r>
+        <w:t xml:space="preserve">Finally, the practical viability of the system was proven through the deployment of an interactive, real-time prediction module using Streamlit. While acknowledging limitations such as the lack of external fact verification and potential vulnerabilities to Generative AI evasion tactics, the project unequivocally illustrates the immense practical value, computational efficiency, and overarching necessity of AI-driven NLP approaches in the ongoing, vital effort to secure the digital ecosystem against social engineering and misinformation.</w:t>
       </w:r>
     </w:p>
     <w:p>
@@ -4794,8 +5488,8 @@
         </w:pict>
       </w:r>
     </w:p>
-    <w:bookmarkEnd w:id="42"/>
-    <w:bookmarkStart w:id="43" w:name="references"/>
+    <w:bookmarkEnd w:id="48"/>
+    <w:bookmarkStart w:id="49" w:name="references"/>
     <w:p>
       <w:pPr>
         <w:pStyle w:val="Heading2"/>
@@ -5052,8 +5746,8 @@
         <w:t xml:space="preserve">, vol. 107, pp. 88-102, 2018.</w:t>
       </w:r>
     </w:p>
-    <w:bookmarkEnd w:id="43"/>
-    <w:bookmarkEnd w:id="44"/>
+    <w:bookmarkEnd w:id="49"/>
+    <w:bookmarkEnd w:id="50"/>
     <w:sectPr>
       <w:footnotePr>
         <w:numRestart w:val="eachSect"/>
@@ -5456,6 +6150,36 @@
   </w:num>
   <w:num w:numId="1007">
     <w:abstractNumId w:val="991"/>
+  </w:num>
+  <w:num w:numId="1008">
+    <w:abstractNumId w:val="99411"/>
+    <w:lvlOverride w:ilvl="0">
+      <w:startOverride w:val="1"/>
+    </w:lvlOverride>
+    <w:lvlOverride w:ilvl="1">
+      <w:startOverride w:val="1"/>
+    </w:lvlOverride>
+    <w:lvlOverride w:ilvl="2">
+      <w:startOverride w:val="1"/>
+    </w:lvlOverride>
+    <w:lvlOverride w:ilvl="3">
+      <w:startOverride w:val="1"/>
+    </w:lvlOverride>
+    <w:lvlOverride w:ilvl="4">
+      <w:startOverride w:val="1"/>
+    </w:lvlOverride>
+    <w:lvlOverride w:ilvl="5">
+      <w:startOverride w:val="1"/>
+    </w:lvlOverride>
+    <w:lvlOverride w:ilvl="6">
+      <w:startOverride w:val="1"/>
+    </w:lvlOverride>
+    <w:lvlOverride w:ilvl="7">
+      <w:startOverride w:val="1"/>
+    </w:lvlOverride>
+    <w:lvlOverride w:ilvl="8">
+      <w:startOverride w:val="1"/>
+    </w:lvlOverride>
   </w:num>
 </w:numbering>
 </file>
